--- a/spa/docx/55.content.docx
+++ b/spa/docx/55.content.docx
@@ -2316,7 +2316,163 @@
         <w:rPr>
           <w:lang w:val="es_ES" w:bidi="es_ES"/>
         </w:rPr>
-        <w:t xml:space="preserve">): este verbo es un cognado de depósito (ver notas de estudio en </w:t>
+        <w:t>): este verbo es un cognado de depósito (ver notas de estudio en 1:12, 14). La custodia del depósito por parte de Timoteo incluye confiarlo a personas fieles.</w:t>
+      </w:r>
+      <w:r>
+        <w:rPr>
+          <w:lang w:val="es_ES" w:bidi="es_ES"/>
+        </w:rPr>
+      </w:r>
+      <w:r>
+        <w:rPr>
+          <w:lang w:val="es_ES" w:bidi="es_ES"/>
+        </w:rPr>
+      </w:r>
+    </w:p>
+    <w:p>
+      <w:pPr/>
+      <w:r>
+        <w:rPr>
+          <w:lang w:val="es_ES" w:bidi="es_ES"/>
+        </w:rPr>
+      </w:r>
+    </w:p>
+    <w:p>
+      <w:pPr>
+        <w:pStyle w:val="Heading2"/>
+      </w:pPr>
+      <w:r>
+        <w:rPr>
+          <w:lang w:val="es_ES" w:bidi="es_ES"/>
+        </w:rPr>
+        <w:t>2 Timoteo 2:4–7</w:t>
+      </w:r>
+      <w:r>
+        <w:rPr>
+          <w:lang w:val="es_ES" w:bidi="es_ES"/>
+        </w:rPr>
+      </w:r>
+    </w:p>
+    <w:p>
+      <w:pPr/>
+      <w:r>
+        <w:rPr>
+          <w:lang w:val="es_ES" w:bidi="es_ES"/>
+        </w:rPr>
+      </w:r>
+      <w:r>
+        <w:rPr>
+          <w:lang w:val="es_ES" w:bidi="es_ES"/>
+        </w:rPr>
+        <w:t>En una secuencia rápida, Pablo cita máximas sobre la lucha y el trabajo con un solo propósito.</w:t>
+      </w:r>
+      <w:r>
+        <w:rPr>
+          <w:lang w:val="es_ES" w:bidi="es_ES"/>
+        </w:rPr>
+      </w:r>
+      <w:r>
+        <w:rPr>
+          <w:lang w:val="es_ES" w:bidi="es_ES"/>
+        </w:rPr>
+      </w:r>
+    </w:p>
+    <w:p>
+      <w:pPr/>
+      <w:r>
+        <w:rPr>
+          <w:lang w:val="es_ES" w:bidi="es_ES"/>
+        </w:rPr>
+      </w:r>
+    </w:p>
+    <w:p>
+      <w:pPr>
+        <w:pStyle w:val="Heading2"/>
+      </w:pPr>
+      <w:r>
+        <w:rPr>
+          <w:lang w:val="es_ES" w:bidi="es_ES"/>
+        </w:rPr>
+        <w:t>2 Timoteo 2:8</w:t>
+      </w:r>
+      <w:r>
+        <w:rPr>
+          <w:lang w:val="es_ES" w:bidi="es_ES"/>
+        </w:rPr>
+      </w:r>
+    </w:p>
+    <w:p>
+      <w:pPr/>
+      <w:r>
+        <w:rPr>
+          <w:lang w:val="es_ES" w:bidi="es_ES"/>
+        </w:rPr>
+      </w:r>
+      <w:r>
+        <w:rPr>
+          <w:lang w:val="es_ES" w:bidi="es_ES"/>
+        </w:rPr>
+        <w:t xml:space="preserve">Jesucristo, descendiente del rey David, resucitó de entre los muertos: cp. </w:t>
+      </w:r>
+      <w:r>
+        <w:rPr>
+          <w:lang w:val="es_ES" w:bidi="es_ES"/>
+        </w:rPr>
+        <w:t>Ro 1:3–4</w:t>
+      </w:r>
+      <w:r>
+        <w:rPr>
+          <w:lang w:val="es_ES" w:bidi="es_ES"/>
+        </w:rPr>
+        <w:t>. Sufrir con Cristo debe entenderse desde la perspectiva de la resurrección futura.</w:t>
+      </w:r>
+      <w:r>
+        <w:rPr>
+          <w:lang w:val="es_ES" w:bidi="es_ES"/>
+        </w:rPr>
+      </w:r>
+      <w:r>
+        <w:rPr>
+          <w:lang w:val="es_ES" w:bidi="es_ES"/>
+        </w:rPr>
+      </w:r>
+    </w:p>
+    <w:p>
+      <w:pPr/>
+      <w:r>
+        <w:rPr>
+          <w:lang w:val="es_ES" w:bidi="es_ES"/>
+        </w:rPr>
+      </w:r>
+    </w:p>
+    <w:p>
+      <w:pPr>
+        <w:pStyle w:val="Heading2"/>
+      </w:pPr>
+      <w:r>
+        <w:rPr>
+          <w:lang w:val="es_ES" w:bidi="es_ES"/>
+        </w:rPr>
+        <w:t>2 Timoteo 2:8–13</w:t>
+      </w:r>
+      <w:r>
+        <w:rPr>
+          <w:lang w:val="es_ES" w:bidi="es_ES"/>
+        </w:rPr>
+      </w:r>
+    </w:p>
+    <w:p>
+      <w:pPr/>
+      <w:r>
+        <w:rPr>
+          <w:lang w:val="es_ES" w:bidi="es_ES"/>
+        </w:rPr>
+      </w:r>
+      <w:r>
+        <w:rPr>
+          <w:lang w:val="es_ES" w:bidi="es_ES"/>
+        </w:rPr>
+        <w:t>El sufrimiento de Pablo (</w:t>
       </w:r>
       <w:r>
         <w:rPr>
@@ -2328,19 +2484,19 @@
         <w:rPr>
           <w:lang w:val="es_ES" w:bidi="es_ES"/>
         </w:rPr>
-        <w:t xml:space="preserve">, </w:t>
-      </w:r>
-      <w:r>
-        <w:rPr>
-          <w:lang w:val="es_ES" w:bidi="es_ES"/>
-        </w:rPr>
-        <w:t>14</w:t>
-      </w:r>
-      <w:r>
-        <w:rPr>
-          <w:lang w:val="es_ES" w:bidi="es_ES"/>
-        </w:rPr>
-        <w:t>). La custodia del depósito por parte de Timoteo incluye confiarlo a personas fieles.</w:t>
+        <w:t xml:space="preserve">) refleja el sufrimiento de Jesucristo y señala la cruz y la resurrección como el significado profundo de esa buena nueva (ver </w:t>
+      </w:r>
+      <w:r>
+        <w:rPr>
+          <w:lang w:val="es_ES" w:bidi="es_ES"/>
+        </w:rPr>
+        <w:t>1:8</w:t>
+      </w:r>
+      <w:r>
+        <w:rPr>
+          <w:lang w:val="es_ES" w:bidi="es_ES"/>
+        </w:rPr>
+        <w:t>). El sufrimiento de Pablo, al igual que el de Cristo, fue fundamental para llevar la salvación a otros. Cristo aprueba a aquellos que sufren y perseveran con él.</w:t>
       </w:r>
       <w:r>
         <w:rPr>
@@ -2369,26 +2525,104 @@
         <w:rPr>
           <w:lang w:val="es_ES" w:bidi="es_ES"/>
         </w:rPr>
-        <w:t>2 Timoteo 2:4–7</w:t>
-      </w:r>
-      <w:r>
-        <w:rPr>
-          <w:lang w:val="es_ES" w:bidi="es_ES"/>
-        </w:rPr>
-      </w:r>
-    </w:p>
-    <w:p>
-      <w:pPr/>
-      <w:r>
-        <w:rPr>
-          <w:lang w:val="es_ES" w:bidi="es_ES"/>
-        </w:rPr>
-      </w:r>
-      <w:r>
-        <w:rPr>
-          <w:lang w:val="es_ES" w:bidi="es_ES"/>
-        </w:rPr>
-        <w:t>En una secuencia rápida, Pablo cita máximas sobre la lucha y el trabajo con un solo propósito.</w:t>
+        <w:t>2 Timoteo 2:9</w:t>
+      </w:r>
+      <w:r>
+        <w:rPr>
+          <w:lang w:val="es_ES" w:bidi="es_ES"/>
+        </w:rPr>
+      </w:r>
+    </w:p>
+    <w:p>
+      <w:pPr/>
+      <w:r>
+        <w:rPr>
+          <w:lang w:val="es_ES" w:bidi="es_ES"/>
+        </w:rPr>
+      </w:r>
+      <w:r>
+        <w:rPr>
+          <w:lang w:val="es_ES" w:bidi="es_ES"/>
+        </w:rPr>
+        <w:t>"á modo de malhechor"</w:t>
+      </w:r>
+      <w:r>
+        <w:rPr>
+          <w:lang w:val="es_ES" w:bidi="es_ES"/>
+        </w:rPr>
+        <w:t>: Pablo se estaba identificando con la muerte de Jesús (</w:t>
+      </w:r>
+      <w:r>
+        <w:rPr>
+          <w:lang w:val="es_ES" w:bidi="es_ES"/>
+        </w:rPr>
+        <w:t>2:11,</w:t>
+      </w:r>
+      <w:r>
+        <w:rPr>
+          <w:lang w:val="es_ES" w:bidi="es_ES"/>
+        </w:rPr>
+        <w:t xml:space="preserve"> </w:t>
+      </w:r>
+      <w:r>
+        <w:rPr>
+          <w:lang w:val="es_ES" w:bidi="es_ES"/>
+        </w:rPr>
+        <w:t>Fil 3:10–11</w:t>
+      </w:r>
+      <w:r>
+        <w:rPr>
+          <w:lang w:val="es_ES" w:bidi="es_ES"/>
+        </w:rPr>
+        <w:t>). • "</w:t>
+      </w:r>
+      <w:r>
+        <w:rPr>
+          <w:lang w:val="es_ES" w:bidi="es_ES"/>
+        </w:rPr>
+        <w:t>la palabra de Dios no está presa"</w:t>
+      </w:r>
+      <w:r>
+        <w:rPr>
+          <w:lang w:val="es_ES" w:bidi="es_ES"/>
+        </w:rPr>
+        <w:t xml:space="preserve">: tanto Pablo como las buenas nuevas serán victoriosas gracias al poder de la resurrección de Cristo (ver </w:t>
+      </w:r>
+      <w:r>
+        <w:rPr>
+          <w:lang w:val="es_ES" w:bidi="es_ES"/>
+        </w:rPr>
+        <w:t>2 Tm 4:17–18,</w:t>
+      </w:r>
+      <w:r>
+        <w:rPr>
+          <w:lang w:val="es_ES" w:bidi="es_ES"/>
+        </w:rPr>
+        <w:t xml:space="preserve"> ver también </w:t>
+      </w:r>
+      <w:r>
+        <w:rPr>
+          <w:lang w:val="es_ES" w:bidi="es_ES"/>
+        </w:rPr>
+        <w:t>2 Co 12:8–10,</w:t>
+      </w:r>
+      <w:r>
+        <w:rPr>
+          <w:lang w:val="es_ES" w:bidi="es_ES"/>
+        </w:rPr>
+        <w:t xml:space="preserve"> </w:t>
+      </w:r>
+      <w:r>
+        <w:rPr>
+          <w:lang w:val="es_ES" w:bidi="es_ES"/>
+        </w:rPr>
+        <w:t>Fil 1:12–14</w:t>
+      </w:r>
+      <w:r>
+        <w:rPr>
+          <w:lang w:val="es_ES" w:bidi="es_ES"/>
+        </w:rPr>
+        <w:t>).</w:t>
       </w:r>
       <w:r>
         <w:rPr>
@@ -2417,38 +2651,56 @@
         <w:rPr>
           <w:lang w:val="es_ES" w:bidi="es_ES"/>
         </w:rPr>
-        <w:t>2 Timoteo 2:8</w:t>
-      </w:r>
-      <w:r>
-        <w:rPr>
-          <w:lang w:val="es_ES" w:bidi="es_ES"/>
-        </w:rPr>
-      </w:r>
-    </w:p>
-    <w:p>
-      <w:pPr/>
-      <w:r>
-        <w:rPr>
-          <w:lang w:val="es_ES" w:bidi="es_ES"/>
-        </w:rPr>
-      </w:r>
-      <w:r>
-        <w:rPr>
-          <w:lang w:val="es_ES" w:bidi="es_ES"/>
-        </w:rPr>
-        <w:t xml:space="preserve">Jesucristo, descendiente del rey David, resucitó de entre los muertos: cp. </w:t>
-      </w:r>
-      <w:r>
-        <w:rPr>
-          <w:lang w:val="es_ES" w:bidi="es_ES"/>
-        </w:rPr>
-        <w:t>Ro 1:3–4</w:t>
-      </w:r>
-      <w:r>
-        <w:rPr>
-          <w:lang w:val="es_ES" w:bidi="es_ES"/>
-        </w:rPr>
-        <w:t>. Sufrir con Cristo debe entenderse desde la perspectiva de la resurrección futura.</w:t>
+        <w:t>2 Timoteo 2:11</w:t>
+      </w:r>
+      <w:r>
+        <w:rPr>
+          <w:lang w:val="es_ES" w:bidi="es_ES"/>
+        </w:rPr>
+      </w:r>
+    </w:p>
+    <w:p>
+      <w:pPr/>
+      <w:r>
+        <w:rPr>
+          <w:lang w:val="es_ES" w:bidi="es_ES"/>
+        </w:rPr>
+      </w:r>
+      <w:r>
+        <w:rPr>
+          <w:lang w:val="es_ES" w:bidi="es_ES"/>
+        </w:rPr>
+        <w:t>"Es palabra fiel"</w:t>
+      </w:r>
+      <w:r>
+        <w:rPr>
+          <w:lang w:val="es_ES" w:bidi="es_ES"/>
+        </w:rPr>
+        <w:t xml:space="preserve">: Ver notas de estudio en </w:t>
+      </w:r>
+      <w:r>
+        <w:rPr>
+          <w:lang w:val="es_ES" w:bidi="es_ES"/>
+        </w:rPr>
+        <w:t>1 Tm 1:15,</w:t>
+      </w:r>
+      <w:r>
+        <w:rPr>
+          <w:lang w:val="es_ES" w:bidi="es_ES"/>
+        </w:rPr>
+        <w:t xml:space="preserve"> </w:t>
+      </w:r>
+      <w:r>
+        <w:rPr>
+          <w:lang w:val="es_ES" w:bidi="es_ES"/>
+        </w:rPr>
+        <w:t>2:5–6</w:t>
+      </w:r>
+      <w:r>
+        <w:rPr>
+          <w:lang w:val="es_ES" w:bidi="es_ES"/>
+        </w:rPr>
+        <w:t>.</w:t>
       </w:r>
       <w:r>
         <w:rPr>
@@ -2477,26 +2729,3201 @@
         <w:rPr>
           <w:lang w:val="es_ES" w:bidi="es_ES"/>
         </w:rPr>
-        <w:t>2 Timoteo 2:8–13</w:t>
-      </w:r>
-      <w:r>
-        <w:rPr>
-          <w:lang w:val="es_ES" w:bidi="es_ES"/>
-        </w:rPr>
-      </w:r>
-    </w:p>
-    <w:p>
-      <w:pPr/>
-      <w:r>
-        <w:rPr>
-          <w:lang w:val="es_ES" w:bidi="es_ES"/>
-        </w:rPr>
-      </w:r>
-      <w:r>
-        <w:rPr>
-          <w:lang w:val="es_ES" w:bidi="es_ES"/>
-        </w:rPr>
-        <w:t>El sufrimiento de Pablo (</w:t>
+        <w:t>2 Timoteo 2:13</w:t>
+      </w:r>
+      <w:r>
+        <w:rPr>
+          <w:lang w:val="es_ES" w:bidi="es_ES"/>
+        </w:rPr>
+      </w:r>
+    </w:p>
+    <w:p>
+      <w:pPr/>
+      <w:r>
+        <w:rPr>
+          <w:lang w:val="es_ES" w:bidi="es_ES"/>
+        </w:rPr>
+      </w:r>
+      <w:r>
+        <w:rPr>
+          <w:lang w:val="es_ES" w:bidi="es_ES"/>
+        </w:rPr>
+        <w:t>"él permanece fiel": esto podría significar que (1) él ofrece a aquellos que han tropezado una oportunidad para el arrepentimiento; (2) juzga con justicia a los incrédulos de acuerdo con su voluntad inmutable; (3) él mismo es un ejemplo de fidelidad para que su pueblo lo siga; y/o (4) él cumplirá fielmente sus propósitos en la historia, para salvar a aquellos que confían en él a través de las buenas nuevas (</w:t>
+      </w:r>
+      <w:r>
+        <w:rPr>
+          <w:lang w:val="es_ES" w:bidi="es_ES"/>
+        </w:rPr>
+        <w:t>1:12,</w:t>
+      </w:r>
+      <w:r>
+        <w:rPr>
+          <w:lang w:val="es_ES" w:bidi="es_ES"/>
+        </w:rPr>
+        <w:t xml:space="preserve"> </w:t>
+      </w:r>
+      <w:r>
+        <w:rPr>
+          <w:lang w:val="es_ES" w:bidi="es_ES"/>
+        </w:rPr>
+        <w:t>2:19</w:t>
+      </w:r>
+      <w:r>
+        <w:rPr>
+          <w:lang w:val="es_ES" w:bidi="es_ES"/>
+        </w:rPr>
+        <w:t xml:space="preserve">). Ver también </w:t>
+      </w:r>
+      <w:r>
+        <w:rPr>
+          <w:lang w:val="es_ES" w:bidi="es_ES"/>
+        </w:rPr>
+        <w:t>Ro 3:3–4,</w:t>
+      </w:r>
+      <w:r>
+        <w:rPr>
+          <w:lang w:val="es_ES" w:bidi="es_ES"/>
+        </w:rPr>
+        <w:t xml:space="preserve"> </w:t>
+      </w:r>
+      <w:r>
+        <w:rPr>
+          <w:lang w:val="es_ES" w:bidi="es_ES"/>
+        </w:rPr>
+        <w:t>1 Co 10:13,</w:t>
+      </w:r>
+      <w:r>
+        <w:rPr>
+          <w:lang w:val="es_ES" w:bidi="es_ES"/>
+        </w:rPr>
+        <w:t xml:space="preserve"> </w:t>
+      </w:r>
+      <w:r>
+        <w:rPr>
+          <w:lang w:val="es_ES" w:bidi="es_ES"/>
+        </w:rPr>
+        <w:t>1 Jn 1:9</w:t>
+      </w:r>
+      <w:r>
+        <w:rPr>
+          <w:lang w:val="es_ES" w:bidi="es_ES"/>
+        </w:rPr>
+        <w:t>.</w:t>
+      </w:r>
+      <w:r>
+        <w:rPr>
+          <w:lang w:val="es_ES" w:bidi="es_ES"/>
+        </w:rPr>
+      </w:r>
+      <w:r>
+        <w:rPr>
+          <w:lang w:val="es_ES" w:bidi="es_ES"/>
+        </w:rPr>
+      </w:r>
+    </w:p>
+    <w:p>
+      <w:pPr/>
+      <w:r>
+        <w:rPr>
+          <w:lang w:val="es_ES" w:bidi="es_ES"/>
+        </w:rPr>
+      </w:r>
+    </w:p>
+    <w:p>
+      <w:pPr>
+        <w:pStyle w:val="Heading2"/>
+      </w:pPr>
+      <w:r>
+        <w:rPr>
+          <w:lang w:val="es_ES" w:bidi="es_ES"/>
+        </w:rPr>
+        <w:t>2 Timoteo 2:14–26</w:t>
+      </w:r>
+      <w:r>
+        <w:rPr>
+          <w:lang w:val="es_ES" w:bidi="es_ES"/>
+        </w:rPr>
+      </w:r>
+    </w:p>
+    <w:p>
+      <w:pPr/>
+      <w:r>
+        <w:rPr>
+          <w:lang w:val="es_ES" w:bidi="es_ES"/>
+        </w:rPr>
+      </w:r>
+      <w:r>
+        <w:rPr>
+          <w:lang w:val="es_ES" w:bidi="es_ES"/>
+        </w:rPr>
+        <w:t xml:space="preserve">Timoteo debe insistir en la enseñanza de </w:t>
+      </w:r>
+      <w:r>
+        <w:rPr>
+          <w:lang w:val="es_ES" w:bidi="es_ES"/>
+        </w:rPr>
+        <w:t>2:8–13</w:t>
+      </w:r>
+      <w:r>
+        <w:rPr>
+          <w:lang w:val="es_ES" w:bidi="es_ES"/>
+        </w:rPr>
+        <w:t xml:space="preserve"> y mantenerse alejado de las enseñanzas y conductas de los falsos maestros. La herejía probablemente era la misma que en </w:t>
+      </w:r>
+      <w:r>
+        <w:rPr>
+          <w:lang w:val="es_ES" w:bidi="es_ES"/>
+        </w:rPr>
+        <w:t>1 Tm 6:20–21</w:t>
+      </w:r>
+      <w:r>
+        <w:rPr>
+          <w:lang w:val="es_ES" w:bidi="es_ES"/>
+        </w:rPr>
+        <w:t>.</w:t>
+      </w:r>
+      <w:r>
+        <w:rPr>
+          <w:lang w:val="es_ES" w:bidi="es_ES"/>
+        </w:rPr>
+      </w:r>
+      <w:r>
+        <w:rPr>
+          <w:lang w:val="es_ES" w:bidi="es_ES"/>
+        </w:rPr>
+      </w:r>
+    </w:p>
+    <w:p>
+      <w:pPr/>
+      <w:r>
+        <w:rPr>
+          <w:lang w:val="es_ES" w:bidi="es_ES"/>
+        </w:rPr>
+      </w:r>
+    </w:p>
+    <w:p>
+      <w:pPr>
+        <w:pStyle w:val="Heading2"/>
+      </w:pPr>
+      <w:r>
+        <w:rPr>
+          <w:lang w:val="es_ES" w:bidi="es_ES"/>
+        </w:rPr>
+        <w:t>2 Timoteo 2:15</w:t>
+      </w:r>
+      <w:r>
+        <w:rPr>
+          <w:lang w:val="es_ES" w:bidi="es_ES"/>
+        </w:rPr>
+      </w:r>
+    </w:p>
+    <w:p>
+      <w:pPr/>
+      <w:r>
+        <w:rPr>
+          <w:lang w:val="es_ES" w:bidi="es_ES"/>
+        </w:rPr>
+      </w:r>
+      <w:r>
+        <w:rPr>
+          <w:lang w:val="es_ES" w:bidi="es_ES"/>
+        </w:rPr>
+        <w:t xml:space="preserve">Quien explica correctamente (literalmente </w:t>
+      </w:r>
+      <w:r>
+        <w:rPr>
+          <w:lang w:val="es_ES" w:bidi="es_ES"/>
+        </w:rPr>
+        <w:t>"presentarte á Dios aprobado"</w:t>
+      </w:r>
+      <w:r>
+        <w:rPr>
+          <w:lang w:val="es_ES" w:bidi="es_ES"/>
+        </w:rPr>
+        <w:t xml:space="preserve">): La RVR09 relaciona este versículo con la correcta interpretación de la palabra de verdad. Otra posibilidad es que Timoteo debería mantener su propósito al enseñar la palabra (ver </w:t>
+      </w:r>
+      <w:r>
+        <w:rPr>
+          <w:lang w:val="es_ES" w:bidi="es_ES"/>
+        </w:rPr>
+        <w:t>1 Tm 1:4</w:t>
+      </w:r>
+      <w:r>
+        <w:rPr>
+          <w:lang w:val="es_ES" w:bidi="es_ES"/>
+        </w:rPr>
+        <w:t>) y no desviarse participando en las controversias de los falsos maestros (</w:t>
+      </w:r>
+      <w:r>
+        <w:rPr>
+          <w:lang w:val="es_ES" w:bidi="es_ES"/>
+        </w:rPr>
+        <w:t>2 Tm 2:16</w:t>
+      </w:r>
+      <w:r>
+        <w:rPr>
+          <w:lang w:val="es_ES" w:bidi="es_ES"/>
+        </w:rPr>
+        <w:t>).</w:t>
+      </w:r>
+      <w:r>
+        <w:rPr>
+          <w:lang w:val="es_ES" w:bidi="es_ES"/>
+        </w:rPr>
+      </w:r>
+      <w:r>
+        <w:rPr>
+          <w:lang w:val="es_ES" w:bidi="es_ES"/>
+        </w:rPr>
+      </w:r>
+    </w:p>
+    <w:p>
+      <w:pPr/>
+      <w:r>
+        <w:rPr>
+          <w:lang w:val="es_ES" w:bidi="es_ES"/>
+        </w:rPr>
+      </w:r>
+    </w:p>
+    <w:p>
+      <w:pPr>
+        <w:pStyle w:val="Heading2"/>
+      </w:pPr>
+      <w:r>
+        <w:rPr>
+          <w:lang w:val="es_ES" w:bidi="es_ES"/>
+        </w:rPr>
+        <w:t>2 Timoteo 2:17</w:t>
+      </w:r>
+      <w:r>
+        <w:rPr>
+          <w:lang w:val="es_ES" w:bidi="es_ES"/>
+        </w:rPr>
+      </w:r>
+    </w:p>
+    <w:p>
+      <w:pPr/>
+      <w:r>
+        <w:rPr>
+          <w:lang w:val="es_ES" w:bidi="es_ES"/>
+        </w:rPr>
+      </w:r>
+      <w:r>
+        <w:rPr>
+          <w:lang w:val="es_ES" w:bidi="es_ES"/>
+        </w:rPr>
+        <w:t>Himeneo había estado anteriormente asociado con Alejandro (</w:t>
+      </w:r>
+      <w:r>
+        <w:rPr>
+          <w:lang w:val="es_ES" w:bidi="es_ES"/>
+        </w:rPr>
+        <w:t>1 Tm 1:20</w:t>
+      </w:r>
+      <w:r>
+        <w:rPr>
+          <w:lang w:val="es_ES" w:bidi="es_ES"/>
+        </w:rPr>
+        <w:t>); ambos seguían causando estragos (</w:t>
+      </w:r>
+      <w:r>
+        <w:rPr>
+          <w:lang w:val="es_ES" w:bidi="es_ES"/>
+        </w:rPr>
+        <w:t>2 Tm 4:14–15</w:t>
+      </w:r>
+      <w:r>
+        <w:rPr>
+          <w:lang w:val="es_ES" w:bidi="es_ES"/>
+        </w:rPr>
+        <w:t>). • Fileto era el nuevo cómplice de Himeneo.</w:t>
+      </w:r>
+      <w:r>
+        <w:rPr>
+          <w:lang w:val="es_ES" w:bidi="es_ES"/>
+        </w:rPr>
+      </w:r>
+      <w:r>
+        <w:rPr>
+          <w:lang w:val="es_ES" w:bidi="es_ES"/>
+        </w:rPr>
+      </w:r>
+    </w:p>
+    <w:p>
+      <w:pPr/>
+      <w:r>
+        <w:rPr>
+          <w:lang w:val="es_ES" w:bidi="es_ES"/>
+        </w:rPr>
+      </w:r>
+    </w:p>
+    <w:p>
+      <w:pPr>
+        <w:pStyle w:val="Heading2"/>
+      </w:pPr>
+      <w:r>
+        <w:rPr>
+          <w:lang w:val="es_ES" w:bidi="es_ES"/>
+        </w:rPr>
+        <w:t>2 Timoteo 2:18</w:t>
+      </w:r>
+      <w:r>
+        <w:rPr>
+          <w:lang w:val="es_ES" w:bidi="es_ES"/>
+        </w:rPr>
+      </w:r>
+    </w:p>
+    <w:p>
+      <w:pPr/>
+      <w:r>
+        <w:rPr>
+          <w:lang w:val="es_ES" w:bidi="es_ES"/>
+        </w:rPr>
+      </w:r>
+      <w:r>
+        <w:rPr>
+          <w:lang w:val="es_ES" w:bidi="es_ES"/>
+        </w:rPr>
+        <w:t>"diciendo que la resurrección es ya hecha"</w:t>
+      </w:r>
+      <w:r>
+        <w:rPr>
+          <w:lang w:val="es_ES" w:bidi="es_ES"/>
+        </w:rPr>
+        <w:t xml:space="preserve">: cp. </w:t>
+      </w:r>
+      <w:r>
+        <w:rPr>
+          <w:lang w:val="es_ES" w:bidi="es_ES"/>
+        </w:rPr>
+        <w:t>2 Ts 2:2</w:t>
+      </w:r>
+      <w:r>
+        <w:rPr>
+          <w:lang w:val="es_ES" w:bidi="es_ES"/>
+        </w:rPr>
+        <w:t>. Estos falsos maestros podrían haber distorsionado la enseñanza de Pablo sobre la resurrección de los muertos (</w:t>
+      </w:r>
+      <w:r>
+        <w:rPr>
+          <w:lang w:val="es_ES" w:bidi="es_ES"/>
+        </w:rPr>
+        <w:t>Ro 6:5;</w:t>
+      </w:r>
+      <w:r>
+        <w:rPr>
+          <w:lang w:val="es_ES" w:bidi="es_ES"/>
+        </w:rPr>
+        <w:t xml:space="preserve"> </w:t>
+      </w:r>
+      <w:r>
+        <w:rPr>
+          <w:lang w:val="es_ES" w:bidi="es_ES"/>
+        </w:rPr>
+        <w:t>Ga 2:20;</w:t>
+      </w:r>
+      <w:r>
+        <w:rPr>
+          <w:lang w:val="es_ES" w:bidi="es_ES"/>
+        </w:rPr>
+        <w:t xml:space="preserve"> </w:t>
+      </w:r>
+      <w:r>
+        <w:rPr>
+          <w:lang w:val="es_ES" w:bidi="es_ES"/>
+        </w:rPr>
+        <w:t>Ef 1:3,</w:t>
+      </w:r>
+      <w:r>
+        <w:rPr>
+          <w:lang w:val="es_ES" w:bidi="es_ES"/>
+        </w:rPr>
+        <w:t xml:space="preserve"> </w:t>
+      </w:r>
+      <w:r>
+        <w:rPr>
+          <w:lang w:val="es_ES" w:bidi="es_ES"/>
+        </w:rPr>
+        <w:t>2:6,</w:t>
+      </w:r>
+      <w:r>
+        <w:rPr>
+          <w:lang w:val="es_ES" w:bidi="es_ES"/>
+        </w:rPr>
+        <w:t xml:space="preserve"> </w:t>
+      </w:r>
+      <w:r>
+        <w:rPr>
+          <w:lang w:val="es_ES" w:bidi="es_ES"/>
+        </w:rPr>
+        <w:t>5:14;</w:t>
+      </w:r>
+      <w:r>
+        <w:rPr>
+          <w:lang w:val="es_ES" w:bidi="es_ES"/>
+        </w:rPr>
+        <w:t xml:space="preserve"> </w:t>
+      </w:r>
+      <w:r>
+        <w:rPr>
+          <w:lang w:val="es_ES" w:bidi="es_ES"/>
+        </w:rPr>
+        <w:t>Col 2:12,</w:t>
+      </w:r>
+      <w:r>
+        <w:rPr>
+          <w:lang w:val="es_ES" w:bidi="es_ES"/>
+        </w:rPr>
+        <w:t xml:space="preserve"> </w:t>
+      </w:r>
+      <w:r>
+        <w:rPr>
+          <w:lang w:val="es_ES" w:bidi="es_ES"/>
+        </w:rPr>
+        <w:t>3:1–4</w:t>
+      </w:r>
+      <w:r>
+        <w:rPr>
+          <w:lang w:val="es_ES" w:bidi="es_ES"/>
+        </w:rPr>
+        <w:t>) al enseñar que ya participaban plenamente en la vida celestial, y quizás que la resurrección física no ocurriría. Podrían haber concluido de que lo que conduce al cuerpo (es decir, la moralidad) era irrelevante, ya que sus cuerpos mortales no podrían afectar sus espíritus eternos. O podrían haber optado por el ascetismo que niega el mundo (</w:t>
+      </w:r>
+      <w:r>
+        <w:rPr>
+          <w:lang w:val="es_ES" w:bidi="es_ES"/>
+        </w:rPr>
+        <w:t>1 Tm 4:3;</w:t>
+      </w:r>
+      <w:r>
+        <w:rPr>
+          <w:lang w:val="es_ES" w:bidi="es_ES"/>
+        </w:rPr>
+        <w:t xml:space="preserve"> ver </w:t>
+      </w:r>
+      <w:r>
+        <w:rPr>
+          <w:lang w:val="es_ES" w:bidi="es_ES"/>
+        </w:rPr>
+        <w:t>Col 2:8,</w:t>
+      </w:r>
+      <w:r>
+        <w:rPr>
+          <w:lang w:val="es_ES" w:bidi="es_ES"/>
+        </w:rPr>
+        <w:t>16–23</w:t>
+      </w:r>
+      <w:r>
+        <w:rPr>
+          <w:lang w:val="es_ES" w:bidi="es_ES"/>
+        </w:rPr>
+        <w:t xml:space="preserve">), con la idea de que disfrutar de las cosas materiales es inapropiado para las personas resucitadas y espirituales. Estos maestros podrían haber interpretado las enseñanzas de Jesús (ver </w:t>
+      </w:r>
+      <w:r>
+        <w:rPr>
+          <w:lang w:val="es_ES" w:bidi="es_ES"/>
+        </w:rPr>
+        <w:t>Mt 19:10–12,</w:t>
+      </w:r>
+      <w:r>
+        <w:rPr>
+          <w:lang w:val="es_ES" w:bidi="es_ES"/>
+        </w:rPr>
+        <w:t xml:space="preserve"> </w:t>
+      </w:r>
+      <w:r>
+        <w:rPr>
+          <w:lang w:val="es_ES" w:bidi="es_ES"/>
+        </w:rPr>
+        <w:t>22:30</w:t>
+      </w:r>
+      <w:r>
+        <w:rPr>
+          <w:lang w:val="es_ES" w:bidi="es_ES"/>
+        </w:rPr>
+        <w:t>) como una prohibición del matrimonio (</w:t>
+      </w:r>
+      <w:r>
+        <w:rPr>
+          <w:lang w:val="es_ES" w:bidi="es_ES"/>
+        </w:rPr>
+        <w:t>1 Tm 4:3</w:t>
+      </w:r>
+      <w:r>
+        <w:rPr>
+          <w:lang w:val="es_ES" w:bidi="es_ES"/>
+        </w:rPr>
+        <w:t>). Sus enseñanzas sobre la ley del antiguo testamento (</w:t>
+      </w:r>
+      <w:r>
+        <w:rPr>
+          <w:lang w:val="es_ES" w:bidi="es_ES"/>
+        </w:rPr>
+        <w:t>1 Tm 1:7–11</w:t>
+      </w:r>
+      <w:r>
+        <w:rPr>
+          <w:lang w:val="es_ES" w:bidi="es_ES"/>
+        </w:rPr>
+        <w:t xml:space="preserve">) podrían haber llevado a la promoción de ciertos tabúes. Sus enseñanzas podrían haber incluido una promoción excesivamente agresiva de la igualdad (ver </w:t>
+      </w:r>
+      <w:r>
+        <w:rPr>
+          <w:lang w:val="es_ES" w:bidi="es_ES"/>
+        </w:rPr>
+        <w:t>2 Tm 3:6,</w:t>
+      </w:r>
+      <w:r>
+        <w:rPr>
+          <w:lang w:val="es_ES" w:bidi="es_ES"/>
+        </w:rPr>
+        <w:t xml:space="preserve"> cp. </w:t>
+      </w:r>
+      <w:r>
+        <w:rPr>
+          <w:lang w:val="es_ES" w:bidi="es_ES"/>
+        </w:rPr>
+        <w:t>Ga 3:28,</w:t>
+      </w:r>
+      <w:r>
+        <w:rPr>
+          <w:lang w:val="es_ES" w:bidi="es_ES"/>
+        </w:rPr>
+        <w:t xml:space="preserve"> </w:t>
+      </w:r>
+      <w:r>
+        <w:rPr>
+          <w:lang w:val="es_ES" w:bidi="es_ES"/>
+        </w:rPr>
+        <w:t>1 Tm 2:11–15</w:t>
+      </w:r>
+      <w:r>
+        <w:rPr>
+          <w:lang w:val="es_ES" w:bidi="es_ES"/>
+        </w:rPr>
+        <w:t xml:space="preserve">) bajo la creencia de que la era venidera ya había llegado. Su enseñanza podría haberse centrado exclusivamente en el poder de la resurrección, lo que contradiría el mensaje de Pablo sobre el sufrimiento y la cruz (ver </w:t>
+      </w:r>
+      <w:r>
+        <w:rPr>
+          <w:lang w:val="es_ES" w:bidi="es_ES"/>
+        </w:rPr>
+        <w:t>2 Tm 1:8,</w:t>
+      </w:r>
+      <w:r>
+        <w:rPr>
+          <w:lang w:val="es_ES" w:bidi="es_ES"/>
+        </w:rPr>
+        <w:t>12;</w:t>
+      </w:r>
+      <w:r>
+        <w:rPr>
+          <w:lang w:val="es_ES" w:bidi="es_ES"/>
+        </w:rPr>
+        <w:t xml:space="preserve"> </w:t>
+      </w:r>
+      <w:r>
+        <w:rPr>
+          <w:lang w:val="es_ES" w:bidi="es_ES"/>
+        </w:rPr>
+        <w:t>2:8–13</w:t>
+      </w:r>
+      <w:r>
+        <w:rPr>
+          <w:lang w:val="es_ES" w:bidi="es_ES"/>
+        </w:rPr>
+        <w:t xml:space="preserve">; cp. </w:t>
+      </w:r>
+      <w:r>
+        <w:rPr>
+          <w:lang w:val="es_ES" w:bidi="es_ES"/>
+        </w:rPr>
+        <w:t>1 Co 4:8–13;</w:t>
+      </w:r>
+      <w:r>
+        <w:rPr>
+          <w:lang w:val="es_ES" w:bidi="es_ES"/>
+        </w:rPr>
+        <w:t xml:space="preserve"> </w:t>
+      </w:r>
+      <w:r>
+        <w:rPr>
+          <w:lang w:val="es_ES" w:bidi="es_ES"/>
+        </w:rPr>
+        <w:t>2 Co 12:8–10</w:t>
+      </w:r>
+      <w:r>
+        <w:rPr>
+          <w:lang w:val="es_ES" w:bidi="es_ES"/>
+        </w:rPr>
+        <w:t>). Cualquiera que fuera la manera exacta, Pablo describe sus enseñanzas como “</w:t>
+      </w:r>
+      <w:r>
+        <w:rPr>
+          <w:lang w:val="es_ES" w:bidi="es_ES"/>
+        </w:rPr>
+        <w:t>profanas y vanas parlerías</w:t>
+      </w:r>
+      <w:r>
+        <w:rPr>
+          <w:lang w:val="es_ES" w:bidi="es_ES"/>
+        </w:rPr>
+        <w:t>” (</w:t>
+      </w:r>
+      <w:r>
+        <w:rPr>
+          <w:lang w:val="es_ES" w:bidi="es_ES"/>
+        </w:rPr>
+        <w:t>2 Tm 2:16</w:t>
+      </w:r>
+      <w:r>
+        <w:rPr>
+          <w:lang w:val="es_ES" w:bidi="es_ES"/>
+        </w:rPr>
+        <w:t>).</w:t>
+      </w:r>
+      <w:r>
+        <w:rPr>
+          <w:lang w:val="es_ES" w:bidi="es_ES"/>
+        </w:rPr>
+      </w:r>
+      <w:r>
+        <w:rPr>
+          <w:lang w:val="es_ES" w:bidi="es_ES"/>
+        </w:rPr>
+      </w:r>
+    </w:p>
+    <w:p>
+      <w:pPr/>
+      <w:r>
+        <w:rPr>
+          <w:lang w:val="es_ES" w:bidi="es_ES"/>
+        </w:rPr>
+      </w:r>
+    </w:p>
+    <w:p>
+      <w:pPr>
+        <w:pStyle w:val="Heading2"/>
+      </w:pPr>
+      <w:r>
+        <w:rPr>
+          <w:lang w:val="es_ES" w:bidi="es_ES"/>
+        </w:rPr>
+        <w:t>2 Timoteo 2:19</w:t>
+      </w:r>
+      <w:r>
+        <w:rPr>
+          <w:lang w:val="es_ES" w:bidi="es_ES"/>
+        </w:rPr>
+      </w:r>
+    </w:p>
+    <w:p>
+      <w:pPr/>
+      <w:r>
+        <w:rPr>
+          <w:lang w:val="es_ES" w:bidi="es_ES"/>
+        </w:rPr>
+      </w:r>
+      <w:r>
+        <w:rPr>
+          <w:lang w:val="es_ES" w:bidi="es_ES"/>
+        </w:rPr>
+        <w:t xml:space="preserve">Pablo asegura a Timoteo que la falsa enseñanza no prevalecerá (ver </w:t>
+      </w:r>
+      <w:r>
+        <w:rPr>
+          <w:lang w:val="es_ES" w:bidi="es_ES"/>
+        </w:rPr>
+        <w:t>3:9</w:t>
+      </w:r>
+      <w:r>
+        <w:rPr>
+          <w:lang w:val="es_ES" w:bidi="es_ES"/>
+        </w:rPr>
+        <w:t>) y refuerza el llamado a la pureza. • Piedra fundamental (literalmente "</w:t>
+      </w:r>
+      <w:r>
+        <w:rPr>
+          <w:lang w:val="es_ES" w:bidi="es_ES"/>
+        </w:rPr>
+        <w:t>está firme")</w:t>
+      </w:r>
+      <w:r>
+        <w:rPr>
+          <w:lang w:val="es_ES" w:bidi="es_ES"/>
+        </w:rPr>
+        <w:t>: esta metáfora destaca la inmunidad a la destrucción (</w:t>
+      </w:r>
+      <w:r>
+        <w:rPr>
+          <w:lang w:val="es_ES" w:bidi="es_ES"/>
+        </w:rPr>
+        <w:t>Is 28:16</w:t>
+      </w:r>
+      <w:r>
+        <w:rPr>
+          <w:lang w:val="es_ES" w:bidi="es_ES"/>
+        </w:rPr>
+        <w:t xml:space="preserve">) y podría reflejar un templo (ver también </w:t>
+      </w:r>
+      <w:r>
+        <w:rPr>
+          <w:lang w:val="es_ES" w:bidi="es_ES"/>
+        </w:rPr>
+        <w:t>1 Tm 3:15,</w:t>
+      </w:r>
+      <w:r>
+        <w:rPr>
+          <w:lang w:val="es_ES" w:bidi="es_ES"/>
+        </w:rPr>
+        <w:t xml:space="preserve"> </w:t>
+      </w:r>
+      <w:r>
+        <w:rPr>
+          <w:lang w:val="es_ES" w:bidi="es_ES"/>
+        </w:rPr>
+        <w:t>1 Co 3:11,</w:t>
+      </w:r>
+      <w:r>
+        <w:rPr>
+          <w:lang w:val="es_ES" w:bidi="es_ES"/>
+        </w:rPr>
+        <w:t xml:space="preserve"> </w:t>
+      </w:r>
+      <w:r>
+        <w:rPr>
+          <w:lang w:val="es_ES" w:bidi="es_ES"/>
+        </w:rPr>
+        <w:t>Ef 2:20,</w:t>
+      </w:r>
+      <w:r>
+        <w:rPr>
+          <w:lang w:val="es_ES" w:bidi="es_ES"/>
+        </w:rPr>
+        <w:t xml:space="preserve"> </w:t>
+      </w:r>
+      <w:r>
+        <w:rPr>
+          <w:lang w:val="es_ES" w:bidi="es_ES"/>
+        </w:rPr>
+        <w:t>1 Pe 2:4–7,</w:t>
+      </w:r>
+      <w:r>
+        <w:rPr>
+          <w:lang w:val="es_ES" w:bidi="es_ES"/>
+        </w:rPr>
+        <w:t xml:space="preserve"> </w:t>
+      </w:r>
+      <w:r>
+        <w:rPr>
+          <w:lang w:val="es_ES" w:bidi="es_ES"/>
+        </w:rPr>
+        <w:t>Ap 21:14</w:t>
+      </w:r>
+      <w:r>
+        <w:rPr>
+          <w:lang w:val="es_ES" w:bidi="es_ES"/>
+        </w:rPr>
+        <w:t>). • "</w:t>
+      </w:r>
+      <w:r>
+        <w:rPr>
+          <w:lang w:val="es_ES" w:bidi="es_ES"/>
+        </w:rPr>
+        <w:t>Conoce el Señor á los que son suyos"</w:t>
+      </w:r>
+      <w:r>
+        <w:rPr>
+          <w:lang w:val="es_ES" w:bidi="es_ES"/>
+        </w:rPr>
+        <w:t xml:space="preserve">: esta cita alude a </w:t>
+      </w:r>
+      <w:r>
+        <w:rPr>
+          <w:lang w:val="es_ES" w:bidi="es_ES"/>
+        </w:rPr>
+        <w:t>Nm 16:5</w:t>
+      </w:r>
+      <w:r>
+        <w:rPr>
+          <w:lang w:val="es_ES" w:bidi="es_ES"/>
+        </w:rPr>
+        <w:t>. • "</w:t>
+      </w:r>
+      <w:r>
+        <w:rPr>
+          <w:lang w:val="es_ES" w:bidi="es_ES"/>
+        </w:rPr>
+        <w:t>Apártese de iniquidad todo aquel que invoca el nombre de Cristo"</w:t>
+      </w:r>
+      <w:r>
+        <w:rPr>
+          <w:lang w:val="es_ES" w:bidi="es_ES"/>
+        </w:rPr>
+        <w:t xml:space="preserve">: ver </w:t>
+      </w:r>
+      <w:r>
+        <w:rPr>
+          <w:lang w:val="es_ES" w:bidi="es_ES"/>
+        </w:rPr>
+        <w:t>Is 52:11,</w:t>
+      </w:r>
+      <w:r>
+        <w:rPr>
+          <w:lang w:val="es_ES" w:bidi="es_ES"/>
+        </w:rPr>
+        <w:t xml:space="preserve"> cp. </w:t>
+      </w:r>
+      <w:r>
+        <w:rPr>
+          <w:lang w:val="es_ES" w:bidi="es_ES"/>
+        </w:rPr>
+        <w:t>Nm 16:26–27,</w:t>
+      </w:r>
+      <w:r>
+        <w:rPr>
+          <w:lang w:val="es_ES" w:bidi="es_ES"/>
+        </w:rPr>
+        <w:t xml:space="preserve"> </w:t>
+      </w:r>
+      <w:r>
+        <w:rPr>
+          <w:lang w:val="es_ES" w:bidi="es_ES"/>
+        </w:rPr>
+        <w:t>Lv 24:16,</w:t>
+      </w:r>
+      <w:r>
+        <w:rPr>
+          <w:lang w:val="es_ES" w:bidi="es_ES"/>
+        </w:rPr>
+        <w:t xml:space="preserve"> </w:t>
+      </w:r>
+      <w:r>
+        <w:rPr>
+          <w:lang w:val="es_ES" w:bidi="es_ES"/>
+        </w:rPr>
+        <w:t>Sal 6:8</w:t>
+      </w:r>
+      <w:r>
+        <w:rPr>
+          <w:lang w:val="es_ES" w:bidi="es_ES"/>
+        </w:rPr>
+        <w:t>.</w:t>
+      </w:r>
+      <w:r>
+        <w:rPr>
+          <w:lang w:val="es_ES" w:bidi="es_ES"/>
+        </w:rPr>
+      </w:r>
+      <w:r>
+        <w:rPr>
+          <w:lang w:val="es_ES" w:bidi="es_ES"/>
+        </w:rPr>
+      </w:r>
+    </w:p>
+    <w:p>
+      <w:pPr/>
+      <w:r>
+        <w:rPr>
+          <w:lang w:val="es_ES" w:bidi="es_ES"/>
+        </w:rPr>
+      </w:r>
+    </w:p>
+    <w:p>
+      <w:pPr>
+        <w:pStyle w:val="Heading2"/>
+      </w:pPr>
+      <w:r>
+        <w:rPr>
+          <w:lang w:val="es_ES" w:bidi="es_ES"/>
+        </w:rPr>
+        <w:t>2 Timoteo 2:20–21</w:t>
+      </w:r>
+      <w:r>
+        <w:rPr>
+          <w:lang w:val="es_ES" w:bidi="es_ES"/>
+        </w:rPr>
+      </w:r>
+    </w:p>
+    <w:p>
+      <w:pPr/>
+      <w:r>
+        <w:rPr>
+          <w:lang w:val="es_ES" w:bidi="es_ES"/>
+        </w:rPr>
+      </w:r>
+      <w:r>
+        <w:rPr>
+          <w:lang w:val="es_ES" w:bidi="es_ES"/>
+        </w:rPr>
+        <w:t xml:space="preserve">Basándose en </w:t>
+      </w:r>
+      <w:r>
+        <w:rPr>
+          <w:lang w:val="es_ES" w:bidi="es_ES"/>
+        </w:rPr>
+        <w:t>2:19</w:t>
+      </w:r>
+      <w:r>
+        <w:rPr>
+          <w:lang w:val="es_ES" w:bidi="es_ES"/>
+        </w:rPr>
+        <w:t xml:space="preserve">, Pablo utiliza imágenes de los utensilios en un hogar adinerado (ver </w:t>
+      </w:r>
+      <w:r>
+        <w:rPr>
+          <w:lang w:val="es_ES" w:bidi="es_ES"/>
+        </w:rPr>
+        <w:t>Ro 9:21</w:t>
+      </w:r>
+      <w:r>
+        <w:rPr>
+          <w:lang w:val="es_ES" w:bidi="es_ES"/>
+        </w:rPr>
+        <w:t>). Dentro del hogar de Dios, uno debe esforzarse por ser como un utensilio que es apreciado en lugar de uno que es menospreciado.</w:t>
+      </w:r>
+      <w:r>
+        <w:rPr>
+          <w:lang w:val="es_ES" w:bidi="es_ES"/>
+        </w:rPr>
+      </w:r>
+      <w:r>
+        <w:rPr>
+          <w:lang w:val="es_ES" w:bidi="es_ES"/>
+        </w:rPr>
+      </w:r>
+    </w:p>
+    <w:p>
+      <w:pPr/>
+      <w:r>
+        <w:rPr>
+          <w:lang w:val="es_ES" w:bidi="es_ES"/>
+        </w:rPr>
+      </w:r>
+    </w:p>
+    <w:p>
+      <w:pPr>
+        <w:pStyle w:val="Heading2"/>
+      </w:pPr>
+      <w:r>
+        <w:rPr>
+          <w:lang w:val="es_ES" w:bidi="es_ES"/>
+        </w:rPr>
+        <w:t>2 Timoteo 2:22</w:t>
+      </w:r>
+      <w:r>
+        <w:rPr>
+          <w:lang w:val="es_ES" w:bidi="es_ES"/>
+        </w:rPr>
+      </w:r>
+    </w:p>
+    <w:p>
+      <w:pPr/>
+      <w:r>
+        <w:rPr>
+          <w:lang w:val="es_ES" w:bidi="es_ES"/>
+        </w:rPr>
+      </w:r>
+      <w:r>
+        <w:rPr>
+          <w:lang w:val="es_ES" w:bidi="es_ES"/>
+        </w:rPr>
+        <w:t>"los que invocan al Señor"</w:t>
+      </w:r>
+      <w:r>
+        <w:rPr>
+          <w:lang w:val="es_ES" w:bidi="es_ES"/>
+        </w:rPr>
+        <w:t xml:space="preserve">: cp. </w:t>
+      </w:r>
+      <w:r>
+        <w:rPr>
+          <w:lang w:val="es_ES" w:bidi="es_ES"/>
+        </w:rPr>
+        <w:t>Sal 99:6;</w:t>
+      </w:r>
+      <w:r>
+        <w:rPr>
+          <w:lang w:val="es_ES" w:bidi="es_ES"/>
+        </w:rPr>
+        <w:t xml:space="preserve"> </w:t>
+      </w:r>
+      <w:r>
+        <w:rPr>
+          <w:lang w:val="es_ES" w:bidi="es_ES"/>
+        </w:rPr>
+        <w:t>Jl 2:32;</w:t>
+      </w:r>
+      <w:r>
+        <w:rPr>
+          <w:lang w:val="es_ES" w:bidi="es_ES"/>
+        </w:rPr>
+        <w:t xml:space="preserve"> </w:t>
+      </w:r>
+      <w:r>
+        <w:rPr>
+          <w:lang w:val="es_ES" w:bidi="es_ES"/>
+        </w:rPr>
+        <w:t>Hc 2:21;</w:t>
+      </w:r>
+      <w:r>
+        <w:rPr>
+          <w:lang w:val="es_ES" w:bidi="es_ES"/>
+        </w:rPr>
+        <w:t xml:space="preserve"> </w:t>
+      </w:r>
+      <w:r>
+        <w:rPr>
+          <w:lang w:val="es_ES" w:bidi="es_ES"/>
+        </w:rPr>
+        <w:t>9:14,</w:t>
+      </w:r>
+      <w:r>
+        <w:rPr>
+          <w:lang w:val="es_ES" w:bidi="es_ES"/>
+        </w:rPr>
+        <w:t>21;</w:t>
+      </w:r>
+      <w:r>
+        <w:rPr>
+          <w:lang w:val="es_ES" w:bidi="es_ES"/>
+        </w:rPr>
+        <w:t xml:space="preserve"> </w:t>
+      </w:r>
+      <w:r>
+        <w:rPr>
+          <w:lang w:val="es_ES" w:bidi="es_ES"/>
+        </w:rPr>
+        <w:t>22:16;</w:t>
+      </w:r>
+      <w:r>
+        <w:rPr>
+          <w:lang w:val="es_ES" w:bidi="es_ES"/>
+        </w:rPr>
+        <w:t xml:space="preserve"> </w:t>
+      </w:r>
+      <w:r>
+        <w:rPr>
+          <w:lang w:val="es_ES" w:bidi="es_ES"/>
+        </w:rPr>
+        <w:t>Ro 10:12–13;</w:t>
+      </w:r>
+      <w:r>
+        <w:rPr>
+          <w:lang w:val="es_ES" w:bidi="es_ES"/>
+        </w:rPr>
+        <w:t xml:space="preserve"> </w:t>
+      </w:r>
+      <w:r>
+        <w:rPr>
+          <w:lang w:val="es_ES" w:bidi="es_ES"/>
+        </w:rPr>
+        <w:t>1 Co 1:2</w:t>
+      </w:r>
+      <w:r>
+        <w:rPr>
+          <w:lang w:val="es_ES" w:bidi="es_ES"/>
+        </w:rPr>
+        <w:t>. • "</w:t>
+      </w:r>
+      <w:r>
+        <w:rPr>
+          <w:lang w:val="es_ES" w:bidi="es_ES"/>
+        </w:rPr>
+        <w:t>de puro corazón"</w:t>
+      </w:r>
+      <w:r>
+        <w:rPr>
+          <w:lang w:val="es_ES" w:bidi="es_ES"/>
+        </w:rPr>
+        <w:t xml:space="preserve">: cp. </w:t>
+      </w:r>
+      <w:r>
+        <w:rPr>
+          <w:lang w:val="es_ES" w:bidi="es_ES"/>
+        </w:rPr>
+        <w:t>1 Tm 1:5</w:t>
+      </w:r>
+      <w:r>
+        <w:rPr>
+          <w:lang w:val="es_ES" w:bidi="es_ES"/>
+        </w:rPr>
+        <w:t>.</w:t>
+      </w:r>
+      <w:r>
+        <w:rPr>
+          <w:lang w:val="es_ES" w:bidi="es_ES"/>
+        </w:rPr>
+      </w:r>
+      <w:r>
+        <w:rPr>
+          <w:lang w:val="es_ES" w:bidi="es_ES"/>
+        </w:rPr>
+      </w:r>
+    </w:p>
+    <w:p>
+      <w:pPr/>
+      <w:r>
+        <w:rPr>
+          <w:lang w:val="es_ES" w:bidi="es_ES"/>
+        </w:rPr>
+      </w:r>
+    </w:p>
+    <w:p>
+      <w:pPr>
+        <w:pStyle w:val="Heading2"/>
+      </w:pPr>
+      <w:r>
+        <w:rPr>
+          <w:lang w:val="es_ES" w:bidi="es_ES"/>
+        </w:rPr>
+        <w:t>2 Timoteo 2:24</w:t>
+      </w:r>
+      <w:r>
+        <w:rPr>
+          <w:lang w:val="es_ES" w:bidi="es_ES"/>
+        </w:rPr>
+      </w:r>
+    </w:p>
+    <w:p>
+      <w:pPr/>
+      <w:r>
+        <w:rPr>
+          <w:lang w:val="es_ES" w:bidi="es_ES"/>
+        </w:rPr>
+      </w:r>
+      <w:r>
+        <w:rPr>
+          <w:lang w:val="es_ES" w:bidi="es_ES"/>
+        </w:rPr>
+        <w:t>"</w:t>
+      </w:r>
+      <w:r>
+        <w:rPr>
+          <w:lang w:val="es_ES" w:bidi="es_ES"/>
+        </w:rPr>
+        <w:t>siervo del Señor"</w:t>
+      </w:r>
+      <w:r>
+        <w:rPr>
+          <w:lang w:val="es_ES" w:bidi="es_ES"/>
+        </w:rPr>
+        <w:t xml:space="preserve">: ver </w:t>
+      </w:r>
+      <w:r>
+        <w:rPr>
+          <w:lang w:val="es_ES" w:bidi="es_ES"/>
+        </w:rPr>
+        <w:t>Tt 1:1,</w:t>
+      </w:r>
+      <w:r>
+        <w:rPr>
+          <w:lang w:val="es_ES" w:bidi="es_ES"/>
+        </w:rPr>
+        <w:t xml:space="preserve"> comparar con </w:t>
+      </w:r>
+      <w:r>
+        <w:rPr>
+          <w:lang w:val="es_ES" w:bidi="es_ES"/>
+        </w:rPr>
+        <w:t>Is 42:1–2,</w:t>
+      </w:r>
+      <w:r>
+        <w:rPr>
+          <w:lang w:val="es_ES" w:bidi="es_ES"/>
+        </w:rPr>
+        <w:t xml:space="preserve"> </w:t>
+      </w:r>
+      <w:r>
+        <w:rPr>
+          <w:lang w:val="es_ES" w:bidi="es_ES"/>
+        </w:rPr>
+        <w:t>50:6,</w:t>
+      </w:r>
+      <w:r>
+        <w:rPr>
+          <w:lang w:val="es_ES" w:bidi="es_ES"/>
+        </w:rPr>
+        <w:t xml:space="preserve"> </w:t>
+      </w:r>
+      <w:r>
+        <w:rPr>
+          <w:lang w:val="es_ES" w:bidi="es_ES"/>
+        </w:rPr>
+        <w:t>53:7;</w:t>
+      </w:r>
+      <w:r>
+        <w:rPr>
+          <w:lang w:val="es_ES" w:bidi="es_ES"/>
+        </w:rPr>
+        <w:t xml:space="preserve"> </w:t>
+      </w:r>
+      <w:r>
+        <w:rPr>
+          <w:lang w:val="es_ES" w:bidi="es_ES"/>
+        </w:rPr>
+        <w:t>Mt 12:14–21</w:t>
+      </w:r>
+      <w:r>
+        <w:rPr>
+          <w:lang w:val="es_ES" w:bidi="es_ES"/>
+        </w:rPr>
+        <w:t>. • "</w:t>
+      </w:r>
+      <w:r>
+        <w:rPr>
+          <w:lang w:val="es_ES" w:bidi="es_ES"/>
+        </w:rPr>
+        <w:t>sino manso para con todos, apto para enseñar"</w:t>
+      </w:r>
+      <w:r>
+        <w:rPr>
+          <w:lang w:val="es_ES" w:bidi="es_ES"/>
+        </w:rPr>
+        <w:t xml:space="preserve">: ver </w:t>
+      </w:r>
+      <w:r>
+        <w:rPr>
+          <w:lang w:val="es_ES" w:bidi="es_ES"/>
+        </w:rPr>
+        <w:t>1 Tm 3:2–3;</w:t>
+      </w:r>
+      <w:r>
+        <w:rPr>
+          <w:lang w:val="es_ES" w:bidi="es_ES"/>
+        </w:rPr>
+        <w:t xml:space="preserve"> </w:t>
+      </w:r>
+      <w:r>
+        <w:rPr>
+          <w:lang w:val="es_ES" w:bidi="es_ES"/>
+        </w:rPr>
+        <w:t>Tt 3:2</w:t>
+      </w:r>
+      <w:r>
+        <w:rPr>
+          <w:lang w:val="es_ES" w:bidi="es_ES"/>
+        </w:rPr>
+        <w:t>.</w:t>
+      </w:r>
+      <w:r>
+        <w:rPr>
+          <w:lang w:val="es_ES" w:bidi="es_ES"/>
+        </w:rPr>
+      </w:r>
+      <w:r>
+        <w:rPr>
+          <w:lang w:val="es_ES" w:bidi="es_ES"/>
+        </w:rPr>
+      </w:r>
+    </w:p>
+    <w:p>
+      <w:pPr/>
+      <w:r>
+        <w:rPr>
+          <w:lang w:val="es_ES" w:bidi="es_ES"/>
+        </w:rPr>
+      </w:r>
+    </w:p>
+    <w:p>
+      <w:pPr>
+        <w:pStyle w:val="Heading2"/>
+      </w:pPr>
+      <w:r>
+        <w:rPr>
+          <w:lang w:val="es_ES" w:bidi="es_ES"/>
+        </w:rPr>
+        <w:t>2 Timoteo 2:25</w:t>
+      </w:r>
+      <w:r>
+        <w:rPr>
+          <w:lang w:val="es_ES" w:bidi="es_ES"/>
+        </w:rPr>
+      </w:r>
+    </w:p>
+    <w:p>
+      <w:pPr/>
+      <w:r>
+        <w:rPr>
+          <w:lang w:val="es_ES" w:bidi="es_ES"/>
+        </w:rPr>
+      </w:r>
+      <w:r>
+        <w:rPr>
+          <w:lang w:val="es_ES" w:bidi="es_ES"/>
+        </w:rPr>
+        <w:t>"con mansedumbre corrija"</w:t>
+      </w:r>
+      <w:r>
+        <w:rPr>
+          <w:lang w:val="es_ES" w:bidi="es_ES"/>
+        </w:rPr>
+        <w:t xml:space="preserve">: ver </w:t>
+      </w:r>
+      <w:r>
+        <w:rPr>
+          <w:lang w:val="es_ES" w:bidi="es_ES"/>
+        </w:rPr>
+        <w:t>1 Co 4:21,</w:t>
+      </w:r>
+      <w:r>
+        <w:rPr>
+          <w:lang w:val="es_ES" w:bidi="es_ES"/>
+        </w:rPr>
+        <w:t xml:space="preserve"> </w:t>
+      </w:r>
+      <w:r>
+        <w:rPr>
+          <w:lang w:val="es_ES" w:bidi="es_ES"/>
+        </w:rPr>
+        <w:t>2 Co 10:1,</w:t>
+      </w:r>
+      <w:r>
+        <w:rPr>
+          <w:lang w:val="es_ES" w:bidi="es_ES"/>
+        </w:rPr>
+        <w:t xml:space="preserve"> </w:t>
+      </w:r>
+      <w:r>
+        <w:rPr>
+          <w:lang w:val="es_ES" w:bidi="es_ES"/>
+        </w:rPr>
+        <w:t>1 Ts 5:14,</w:t>
+      </w:r>
+      <w:r>
+        <w:rPr>
+          <w:lang w:val="es_ES" w:bidi="es_ES"/>
+        </w:rPr>
+        <w:t xml:space="preserve"> </w:t>
+      </w:r>
+      <w:r>
+        <w:rPr>
+          <w:lang w:val="es_ES" w:bidi="es_ES"/>
+        </w:rPr>
+        <w:t>2 Ts 3:14–15,</w:t>
+      </w:r>
+      <w:r>
+        <w:rPr>
+          <w:lang w:val="es_ES" w:bidi="es_ES"/>
+        </w:rPr>
+        <w:t xml:space="preserve"> </w:t>
+      </w:r>
+      <w:r>
+        <w:rPr>
+          <w:lang w:val="es_ES" w:bidi="es_ES"/>
+        </w:rPr>
+        <w:t>Tt 3:10–11,</w:t>
+      </w:r>
+      <w:r>
+        <w:rPr>
+          <w:lang w:val="es_ES" w:bidi="es_ES"/>
+        </w:rPr>
+        <w:t xml:space="preserve"> </w:t>
+      </w:r>
+      <w:r>
+        <w:rPr>
+          <w:lang w:val="es_ES" w:bidi="es_ES"/>
+        </w:rPr>
+        <w:t>Jd 1:22–23</w:t>
+      </w:r>
+      <w:r>
+        <w:rPr>
+          <w:lang w:val="es_ES" w:bidi="es_ES"/>
+        </w:rPr>
+        <w:t>.</w:t>
+      </w:r>
+      <w:r>
+        <w:rPr>
+          <w:lang w:val="es_ES" w:bidi="es_ES"/>
+        </w:rPr>
+      </w:r>
+      <w:r>
+        <w:rPr>
+          <w:lang w:val="es_ES" w:bidi="es_ES"/>
+        </w:rPr>
+      </w:r>
+    </w:p>
+    <w:p>
+      <w:pPr/>
+      <w:r>
+        <w:rPr>
+          <w:lang w:val="es_ES" w:bidi="es_ES"/>
+        </w:rPr>
+      </w:r>
+    </w:p>
+    <w:p>
+      <w:pPr>
+        <w:pStyle w:val="Heading2"/>
+      </w:pPr>
+      <w:r>
+        <w:rPr>
+          <w:lang w:val="es_ES" w:bidi="es_ES"/>
+        </w:rPr>
+        <w:t>2 Timoteo 3:1–5</w:t>
+      </w:r>
+      <w:r>
+        <w:rPr>
+          <w:lang w:val="es_ES" w:bidi="es_ES"/>
+        </w:rPr>
+      </w:r>
+    </w:p>
+    <w:p>
+      <w:pPr/>
+      <w:r>
+        <w:rPr>
+          <w:lang w:val="es_ES" w:bidi="es_ES"/>
+        </w:rPr>
+      </w:r>
+      <w:r>
+        <w:rPr>
+          <w:lang w:val="es_ES" w:bidi="es_ES"/>
+        </w:rPr>
+        <w:t xml:space="preserve">Pablo describe cómo serán las personas en los últimos días (ver también </w:t>
+      </w:r>
+      <w:r>
+        <w:rPr>
+          <w:lang w:val="es_ES" w:bidi="es_ES"/>
+        </w:rPr>
+        <w:t>1 Tm 4:1–5;</w:t>
+      </w:r>
+      <w:r>
+        <w:rPr>
+          <w:lang w:val="es_ES" w:bidi="es_ES"/>
+        </w:rPr>
+        <w:t xml:space="preserve"> </w:t>
+      </w:r>
+      <w:r>
+        <w:rPr>
+          <w:lang w:val="es_ES" w:bidi="es_ES"/>
+        </w:rPr>
+        <w:t>2 Pe 2:1–22,</w:t>
+      </w:r>
+      <w:r>
+        <w:rPr>
+          <w:lang w:val="es_ES" w:bidi="es_ES"/>
+        </w:rPr>
+        <w:t xml:space="preserve"> </w:t>
+      </w:r>
+      <w:r>
+        <w:rPr>
+          <w:lang w:val="es_ES" w:bidi="es_ES"/>
+        </w:rPr>
+        <w:t>3:3;</w:t>
+      </w:r>
+      <w:r>
+        <w:rPr>
+          <w:lang w:val="es_ES" w:bidi="es_ES"/>
+        </w:rPr>
+        <w:t xml:space="preserve"> </w:t>
+      </w:r>
+      <w:r>
+        <w:rPr>
+          <w:lang w:val="es_ES" w:bidi="es_ES"/>
+        </w:rPr>
+        <w:t>Jd 1:18</w:t>
+      </w:r>
+      <w:r>
+        <w:rPr>
+          <w:lang w:val="es_ES" w:bidi="es_ES"/>
+        </w:rPr>
+        <w:t>), los cuales ya habían comenzado (</w:t>
+      </w:r>
+      <w:r>
+        <w:rPr>
+          <w:lang w:val="es_ES" w:bidi="es_ES"/>
+        </w:rPr>
+        <w:t>2 Tm 3:5</w:t>
+      </w:r>
+      <w:r>
+        <w:rPr>
+          <w:lang w:val="es_ES" w:bidi="es_ES"/>
+        </w:rPr>
+        <w:t>,</w:t>
+      </w:r>
+      <w:r>
+        <w:rPr>
+          <w:lang w:val="es_ES" w:bidi="es_ES"/>
+        </w:rPr>
+        <w:t>6–9</w:t>
+      </w:r>
+      <w:r>
+        <w:rPr>
+          <w:lang w:val="es_ES" w:bidi="es_ES"/>
+        </w:rPr>
+        <w:t>).</w:t>
+      </w:r>
+      <w:r>
+        <w:rPr>
+          <w:lang w:val="es_ES" w:bidi="es_ES"/>
+        </w:rPr>
+      </w:r>
+      <w:r>
+        <w:rPr>
+          <w:lang w:val="es_ES" w:bidi="es_ES"/>
+        </w:rPr>
+      </w:r>
+    </w:p>
+    <w:p>
+      <w:pPr/>
+      <w:r>
+        <w:rPr>
+          <w:lang w:val="es_ES" w:bidi="es_ES"/>
+        </w:rPr>
+      </w:r>
+    </w:p>
+    <w:p>
+      <w:pPr>
+        <w:pStyle w:val="Heading2"/>
+      </w:pPr>
+      <w:r>
+        <w:rPr>
+          <w:lang w:val="es_ES" w:bidi="es_ES"/>
+        </w:rPr>
+        <w:t>2 Timoteo 3:1–4.8</w:t>
+      </w:r>
+      <w:r>
+        <w:rPr>
+          <w:lang w:val="es_ES" w:bidi="es_ES"/>
+        </w:rPr>
+      </w:r>
+    </w:p>
+    <w:p>
+      <w:pPr/>
+      <w:r>
+        <w:rPr>
+          <w:lang w:val="es_ES" w:bidi="es_ES"/>
+        </w:rPr>
+      </w:r>
+      <w:r>
+        <w:rPr>
+          <w:lang w:val="es_ES" w:bidi="es_ES"/>
+        </w:rPr>
+        <w:t>Timoteo debe mantener el rumbo a pesar de los tiempos difíciles que se avecinan.</w:t>
+      </w:r>
+      <w:r>
+        <w:rPr>
+          <w:lang w:val="es_ES" w:bidi="es_ES"/>
+        </w:rPr>
+      </w:r>
+      <w:r>
+        <w:rPr>
+          <w:lang w:val="es_ES" w:bidi="es_ES"/>
+        </w:rPr>
+      </w:r>
+    </w:p>
+    <w:p>
+      <w:pPr/>
+      <w:r>
+        <w:rPr>
+          <w:lang w:val="es_ES" w:bidi="es_ES"/>
+        </w:rPr>
+      </w:r>
+    </w:p>
+    <w:p>
+      <w:pPr>
+        <w:pStyle w:val="Heading2"/>
+      </w:pPr>
+      <w:r>
+        <w:rPr>
+          <w:lang w:val="es_ES" w:bidi="es_ES"/>
+        </w:rPr>
+        <w:t>2 Timoteo 3:5</w:t>
+      </w:r>
+      <w:r>
+        <w:rPr>
+          <w:lang w:val="es_ES" w:bidi="es_ES"/>
+        </w:rPr>
+      </w:r>
+    </w:p>
+    <w:p>
+      <w:pPr/>
+      <w:r>
+        <w:rPr>
+          <w:lang w:val="es_ES" w:bidi="es_ES"/>
+        </w:rPr>
+      </w:r>
+      <w:r>
+        <w:rPr>
+          <w:lang w:val="es_ES" w:bidi="es_ES"/>
+        </w:rPr>
+        <w:t>Personas de este tipo (</w:t>
+      </w:r>
+      <w:r>
+        <w:rPr>
+          <w:lang w:val="es_ES" w:bidi="es_ES"/>
+        </w:rPr>
+        <w:t>3:2–4</w:t>
+      </w:r>
+      <w:r>
+        <w:rPr>
+          <w:lang w:val="es_ES" w:bidi="es_ES"/>
+        </w:rPr>
+        <w:t xml:space="preserve">) habían rechazado la enseñanza sana y se habían apartado del poder que podría hacerlas piadosas (ver </w:t>
+      </w:r>
+      <w:r>
+        <w:rPr>
+          <w:lang w:val="es_ES" w:bidi="es_ES"/>
+        </w:rPr>
+        <w:t>1 Tm 1:5–11,</w:t>
+      </w:r>
+      <w:r>
+        <w:rPr>
+          <w:lang w:val="es_ES" w:bidi="es_ES"/>
+        </w:rPr>
+        <w:t xml:space="preserve"> </w:t>
+      </w:r>
+      <w:r>
+        <w:rPr>
+          <w:lang w:val="es_ES" w:bidi="es_ES"/>
+        </w:rPr>
+        <w:t>Col 2:16–23</w:t>
+      </w:r>
+      <w:r>
+        <w:rPr>
+          <w:lang w:val="es_ES" w:bidi="es_ES"/>
+        </w:rPr>
+        <w:t>).</w:t>
+      </w:r>
+      <w:r>
+        <w:rPr>
+          <w:lang w:val="es_ES" w:bidi="es_ES"/>
+        </w:rPr>
+      </w:r>
+      <w:r>
+        <w:rPr>
+          <w:lang w:val="es_ES" w:bidi="es_ES"/>
+        </w:rPr>
+      </w:r>
+    </w:p>
+    <w:p>
+      <w:pPr/>
+      <w:r>
+        <w:rPr>
+          <w:lang w:val="es_ES" w:bidi="es_ES"/>
+        </w:rPr>
+      </w:r>
+    </w:p>
+    <w:p>
+      <w:pPr>
+        <w:pStyle w:val="Heading2"/>
+      </w:pPr>
+      <w:r>
+        <w:rPr>
+          <w:lang w:val="es_ES" w:bidi="es_ES"/>
+        </w:rPr>
+        <w:t>2 Timoteo 3:6–7</w:t>
+      </w:r>
+      <w:r>
+        <w:rPr>
+          <w:lang w:val="es_ES" w:bidi="es_ES"/>
+        </w:rPr>
+      </w:r>
+    </w:p>
+    <w:p>
+      <w:pPr/>
+      <w:r>
+        <w:rPr>
+          <w:lang w:val="es_ES" w:bidi="es_ES"/>
+        </w:rPr>
+      </w:r>
+      <w:r>
+        <w:rPr>
+          <w:lang w:val="es_ES" w:bidi="es_ES"/>
+        </w:rPr>
+        <w:t>El impacto de los falsos maestros en los hogares y las mujeres es una preocupación constante en las cartas a Timoteo y Tito (</w:t>
+      </w:r>
+      <w:r>
+        <w:rPr>
+          <w:lang w:val="es_ES" w:bidi="es_ES"/>
+        </w:rPr>
+        <w:t>Tt 1:11;</w:t>
+      </w:r>
+      <w:r>
+        <w:rPr>
+          <w:lang w:val="es_ES" w:bidi="es_ES"/>
+        </w:rPr>
+        <w:t xml:space="preserve"> ver </w:t>
+      </w:r>
+      <w:r>
+        <w:rPr>
+          <w:lang w:val="es_ES" w:bidi="es_ES"/>
+        </w:rPr>
+        <w:t>1 Tm 2:11–15,</w:t>
+      </w:r>
+      <w:r>
+        <w:rPr>
+          <w:lang w:val="es_ES" w:bidi="es_ES"/>
+        </w:rPr>
+        <w:t xml:space="preserve"> </w:t>
+      </w:r>
+      <w:r>
+        <w:rPr>
+          <w:lang w:val="es_ES" w:bidi="es_ES"/>
+        </w:rPr>
+        <w:t>3:4–5,</w:t>
+      </w:r>
+      <w:r>
+        <w:rPr>
+          <w:lang w:val="es_ES" w:bidi="es_ES"/>
+        </w:rPr>
+        <w:t xml:space="preserve"> </w:t>
+      </w:r>
+      <w:r>
+        <w:rPr>
+          <w:lang w:val="es_ES" w:bidi="es_ES"/>
+        </w:rPr>
+        <w:t>5:14–15</w:t>
+      </w:r>
+      <w:r>
+        <w:rPr>
+          <w:lang w:val="es_ES" w:bidi="es_ES"/>
+        </w:rPr>
+        <w:t>). Ya sea que los falsos maestros se dirigieran o no específicamente a las mujeres, aparentemente lograron influir en algunas de ellas.</w:t>
+      </w:r>
+      <w:r>
+        <w:rPr>
+          <w:lang w:val="es_ES" w:bidi="es_ES"/>
+        </w:rPr>
+      </w:r>
+      <w:r>
+        <w:rPr>
+          <w:lang w:val="es_ES" w:bidi="es_ES"/>
+        </w:rPr>
+      </w:r>
+    </w:p>
+    <w:p>
+      <w:pPr/>
+      <w:r>
+        <w:rPr>
+          <w:lang w:val="es_ES" w:bidi="es_ES"/>
+        </w:rPr>
+      </w:r>
+    </w:p>
+    <w:p>
+      <w:pPr>
+        <w:pStyle w:val="Heading2"/>
+      </w:pPr>
+      <w:r>
+        <w:rPr>
+          <w:lang w:val="es_ES" w:bidi="es_ES"/>
+        </w:rPr>
+        <w:t>2 Timoteo 3:8</w:t>
+      </w:r>
+      <w:r>
+        <w:rPr>
+          <w:lang w:val="es_ES" w:bidi="es_ES"/>
+        </w:rPr>
+      </w:r>
+    </w:p>
+    <w:p>
+      <w:pPr/>
+      <w:r>
+        <w:rPr>
+          <w:lang w:val="es_ES" w:bidi="es_ES"/>
+        </w:rPr>
+      </w:r>
+      <w:r>
+        <w:rPr>
+          <w:lang w:val="es_ES" w:bidi="es_ES"/>
+        </w:rPr>
+        <w:t>Jannes y Jambres</w:t>
+      </w:r>
+      <w:r>
+        <w:rPr>
+          <w:lang w:val="es_ES" w:bidi="es_ES"/>
+        </w:rPr>
+        <w:t xml:space="preserve"> son, según la tradición, los nombres de los hechiceros egipcios que se opusieron a Moisés. (ver </w:t>
+      </w:r>
+      <w:r>
+        <w:rPr>
+          <w:lang w:val="es_ES" w:bidi="es_ES"/>
+        </w:rPr>
+        <w:t>Ex 7:8–13,</w:t>
+      </w:r>
+      <w:r>
+        <w:rPr>
+          <w:lang w:val="es_ES" w:bidi="es_ES"/>
+        </w:rPr>
+        <w:t xml:space="preserve"> </w:t>
+      </w:r>
+      <w:r>
+        <w:rPr>
+          <w:lang w:val="es_ES" w:bidi="es_ES"/>
+        </w:rPr>
+        <w:t>8:18,</w:t>
+      </w:r>
+      <w:r>
+        <w:rPr>
+          <w:lang w:val="es_ES" w:bidi="es_ES"/>
+        </w:rPr>
+        <w:t xml:space="preserve"> </w:t>
+      </w:r>
+      <w:r>
+        <w:rPr>
+          <w:lang w:val="es_ES" w:bidi="es_ES"/>
+        </w:rPr>
+        <w:t>9:11</w:t>
+      </w:r>
+      <w:r>
+        <w:rPr>
+          <w:lang w:val="es_ES" w:bidi="es_ES"/>
+        </w:rPr>
+        <w:t>).</w:t>
+      </w:r>
+      <w:r>
+        <w:rPr>
+          <w:lang w:val="es_ES" w:bidi="es_ES"/>
+        </w:rPr>
+      </w:r>
+      <w:r>
+        <w:rPr>
+          <w:lang w:val="es_ES" w:bidi="es_ES"/>
+        </w:rPr>
+      </w:r>
+    </w:p>
+    <w:p>
+      <w:pPr/>
+      <w:r>
+        <w:rPr>
+          <w:lang w:val="es_ES" w:bidi="es_ES"/>
+        </w:rPr>
+      </w:r>
+    </w:p>
+    <w:p>
+      <w:pPr>
+        <w:pStyle w:val="Heading2"/>
+      </w:pPr>
+      <w:r>
+        <w:rPr>
+          <w:lang w:val="es_ES" w:bidi="es_ES"/>
+        </w:rPr>
+        <w:t>2 Timoteo 3:11</w:t>
+      </w:r>
+      <w:r>
+        <w:rPr>
+          <w:lang w:val="es_ES" w:bidi="es_ES"/>
+        </w:rPr>
+      </w:r>
+    </w:p>
+    <w:p>
+      <w:pPr/>
+      <w:r>
+        <w:rPr>
+          <w:lang w:val="es_ES" w:bidi="es_ES"/>
+        </w:rPr>
+      </w:r>
+      <w:r>
+        <w:rPr>
+          <w:lang w:val="es_ES" w:bidi="es_ES"/>
+        </w:rPr>
+        <w:t xml:space="preserve">Timoteo era de Listra, cerca de Antioquía e Iconio, por lo que conocía todo lo que Pablo había sufrido (ver </w:t>
+      </w:r>
+      <w:r>
+        <w:rPr>
+          <w:lang w:val="es_ES" w:bidi="es_ES"/>
+        </w:rPr>
+        <w:t>Hc 13:14,</w:t>
+      </w:r>
+      <w:r>
+        <w:rPr>
+          <w:lang w:val="es_ES" w:bidi="es_ES"/>
+        </w:rPr>
+        <w:t>45–51;</w:t>
+      </w:r>
+      <w:r>
+        <w:rPr>
+          <w:lang w:val="es_ES" w:bidi="es_ES"/>
+        </w:rPr>
+        <w:t xml:space="preserve"> </w:t>
+      </w:r>
+      <w:r>
+        <w:rPr>
+          <w:lang w:val="es_ES" w:bidi="es_ES"/>
+        </w:rPr>
+        <w:t>14:1–8,</w:t>
+      </w:r>
+      <w:r>
+        <w:rPr>
+          <w:lang w:val="es_ES" w:bidi="es_ES"/>
+        </w:rPr>
+        <w:t>19–22</w:t>
+      </w:r>
+      <w:r>
+        <w:rPr>
+          <w:lang w:val="es_ES" w:bidi="es_ES"/>
+        </w:rPr>
+        <w:t>), aunque fue reclutado después de estos eventos (</w:t>
+      </w:r>
+      <w:r>
+        <w:rPr>
+          <w:lang w:val="es_ES" w:bidi="es_ES"/>
+        </w:rPr>
+        <w:t>Hc 16:1–3</w:t>
+      </w:r>
+      <w:r>
+        <w:rPr>
+          <w:lang w:val="es_ES" w:bidi="es_ES"/>
+        </w:rPr>
+        <w:t xml:space="preserve">). • </w:t>
+      </w:r>
+      <w:r>
+        <w:rPr>
+          <w:lang w:val="es_ES" w:bidi="es_ES"/>
+        </w:rPr>
+        <w:t>"me ha librado el Señor"</w:t>
+      </w:r>
+      <w:r>
+        <w:rPr>
+          <w:lang w:val="es_ES" w:bidi="es_ES"/>
+        </w:rPr>
+        <w:t xml:space="preserve">: Pablo podía testificar con su propia vida que el Señor cumpliría sus propósitos a través de su siervo fiel (ver </w:t>
+      </w:r>
+      <w:r>
+        <w:rPr>
+          <w:lang w:val="es_ES" w:bidi="es_ES"/>
+        </w:rPr>
+        <w:t>2 Tm 4:6–8,</w:t>
+      </w:r>
+      <w:r>
+        <w:rPr>
+          <w:lang w:val="es_ES" w:bidi="es_ES"/>
+        </w:rPr>
+        <w:t>17–18;</w:t>
+      </w:r>
+      <w:r>
+        <w:rPr>
+          <w:lang w:val="es_ES" w:bidi="es_ES"/>
+        </w:rPr>
+        <w:t xml:space="preserve"> </w:t>
+      </w:r>
+      <w:r>
+        <w:rPr>
+          <w:lang w:val="es_ES" w:bidi="es_ES"/>
+        </w:rPr>
+        <w:t>Sal 22:19–22;</w:t>
+      </w:r>
+      <w:r>
+        <w:rPr>
+          <w:lang w:val="es_ES" w:bidi="es_ES"/>
+        </w:rPr>
+        <w:t xml:space="preserve"> </w:t>
+      </w:r>
+      <w:r>
+        <w:rPr>
+          <w:lang w:val="es_ES" w:bidi="es_ES"/>
+        </w:rPr>
+        <w:t>34:19;</w:t>
+      </w:r>
+      <w:r>
+        <w:rPr>
+          <w:lang w:val="es_ES" w:bidi="es_ES"/>
+        </w:rPr>
+        <w:t xml:space="preserve"> </w:t>
+      </w:r>
+      <w:r>
+        <w:rPr>
+          <w:lang w:val="es_ES" w:bidi="es_ES"/>
+        </w:rPr>
+        <w:t>Dn 3:17–18;</w:t>
+      </w:r>
+      <w:r>
+        <w:rPr>
+          <w:lang w:val="es_ES" w:bidi="es_ES"/>
+        </w:rPr>
+        <w:t xml:space="preserve"> </w:t>
+      </w:r>
+      <w:r>
+        <w:rPr>
+          <w:lang w:val="es_ES" w:bidi="es_ES"/>
+        </w:rPr>
+        <w:t>2 Co 1:8–10;</w:t>
+      </w:r>
+      <w:r>
+        <w:rPr>
+          <w:lang w:val="es_ES" w:bidi="es_ES"/>
+        </w:rPr>
+        <w:t xml:space="preserve"> </w:t>
+      </w:r>
+      <w:r>
+        <w:rPr>
+          <w:lang w:val="es_ES" w:bidi="es_ES"/>
+        </w:rPr>
+        <w:t>2 Pe 2:7–9</w:t>
+      </w:r>
+      <w:r>
+        <w:rPr>
+          <w:lang w:val="es_ES" w:bidi="es_ES"/>
+        </w:rPr>
+        <w:t>).</w:t>
+      </w:r>
+      <w:r>
+        <w:rPr>
+          <w:lang w:val="es_ES" w:bidi="es_ES"/>
+        </w:rPr>
+      </w:r>
+      <w:r>
+        <w:rPr>
+          <w:lang w:val="es_ES" w:bidi="es_ES"/>
+        </w:rPr>
+      </w:r>
+    </w:p>
+    <w:p>
+      <w:pPr/>
+      <w:r>
+        <w:rPr>
+          <w:lang w:val="es_ES" w:bidi="es_ES"/>
+        </w:rPr>
+      </w:r>
+    </w:p>
+    <w:p>
+      <w:pPr>
+        <w:pStyle w:val="Heading2"/>
+      </w:pPr>
+      <w:r>
+        <w:rPr>
+          <w:lang w:val="es_ES" w:bidi="es_ES"/>
+        </w:rPr>
+        <w:t>2 Timoteo 3:14–15</w:t>
+      </w:r>
+      <w:r>
+        <w:rPr>
+          <w:lang w:val="es_ES" w:bidi="es_ES"/>
+        </w:rPr>
+      </w:r>
+    </w:p>
+    <w:p>
+      <w:pPr/>
+      <w:r>
+        <w:rPr>
+          <w:lang w:val="es_ES" w:bidi="es_ES"/>
+        </w:rPr>
+      </w:r>
+      <w:r>
+        <w:rPr>
+          <w:lang w:val="es_ES" w:bidi="es_ES"/>
+        </w:rPr>
+        <w:t>"</w:t>
+      </w:r>
+      <w:r>
+        <w:rPr>
+          <w:lang w:val="es_ES" w:bidi="es_ES"/>
+        </w:rPr>
+        <w:t>desde la niñez</w:t>
+      </w:r>
+      <w:r>
+        <w:rPr>
+          <w:lang w:val="es_ES" w:bidi="es_ES"/>
+        </w:rPr>
+        <w:t xml:space="preserve">": la abuela y la madre judías de Timoteo, Loida y Eunice (ver </w:t>
+      </w:r>
+      <w:r>
+        <w:rPr>
+          <w:lang w:val="es_ES" w:bidi="es_ES"/>
+        </w:rPr>
+        <w:t>Hc 16:1–3</w:t>
+      </w:r>
+      <w:r>
+        <w:rPr>
+          <w:lang w:val="es_ES" w:bidi="es_ES"/>
+        </w:rPr>
+        <w:t xml:space="preserve">), le proporcionaron su educación en las escrituras del antiguo testamento (ver </w:t>
+      </w:r>
+      <w:r>
+        <w:rPr>
+          <w:lang w:val="es_ES" w:bidi="es_ES"/>
+        </w:rPr>
+        <w:t>2 Tm 1:5</w:t>
+      </w:r>
+      <w:r>
+        <w:rPr>
+          <w:lang w:val="es_ES" w:bidi="es_ES"/>
+        </w:rPr>
+        <w:t>), y sus vidas reforzaron su enseñanza. • Las escrituras del antiguo testamento proporcionan la sabiduría necesaria para recibir a Cristo Jesús. A su vez, Jesucristo es necesario para entender plenamente las escrituras del antiguo testamento.</w:t>
+      </w:r>
+      <w:r>
+        <w:rPr>
+          <w:lang w:val="es_ES" w:bidi="es_ES"/>
+        </w:rPr>
+      </w:r>
+      <w:r>
+        <w:rPr>
+          <w:lang w:val="es_ES" w:bidi="es_ES"/>
+        </w:rPr>
+      </w:r>
+    </w:p>
+    <w:p>
+      <w:pPr/>
+      <w:r>
+        <w:rPr>
+          <w:lang w:val="es_ES" w:bidi="es_ES"/>
+        </w:rPr>
+      </w:r>
+    </w:p>
+    <w:p>
+      <w:pPr>
+        <w:pStyle w:val="Heading2"/>
+      </w:pPr>
+      <w:r>
+        <w:rPr>
+          <w:lang w:val="es_ES" w:bidi="es_ES"/>
+        </w:rPr>
+        <w:t>2 Timoteo 3:16</w:t>
+      </w:r>
+      <w:r>
+        <w:rPr>
+          <w:lang w:val="es_ES" w:bidi="es_ES"/>
+        </w:rPr>
+      </w:r>
+    </w:p>
+    <w:p>
+      <w:pPr/>
+      <w:r>
+        <w:rPr>
+          <w:lang w:val="es_ES" w:bidi="es_ES"/>
+        </w:rPr>
+      </w:r>
+      <w:r>
+        <w:rPr>
+          <w:lang w:val="es_ES" w:bidi="es_ES"/>
+        </w:rPr>
+        <w:t>El hecho de que la escritura sea inspirada por Dios (literalmente "</w:t>
+      </w:r>
+      <w:r>
+        <w:rPr>
+          <w:lang w:val="es_ES" w:bidi="es_ES"/>
+        </w:rPr>
+        <w:t>inspirada divinamente"</w:t>
+      </w:r>
+      <w:r>
+        <w:rPr>
+          <w:i/>
+          <w:lang w:val="es_ES" w:bidi="es_ES"/>
+        </w:rPr>
+        <w:t>,</w:t>
+      </w:r>
+      <w:r>
+        <w:rPr>
+          <w:lang w:val="es_ES" w:bidi="es_ES"/>
+        </w:rPr>
+        <w:t xml:space="preserve"> exhalada por el propio discurso de Dios; ver también </w:t>
+      </w:r>
+      <w:r>
+        <w:rPr>
+          <w:lang w:val="es_ES" w:bidi="es_ES"/>
+        </w:rPr>
+        <w:t>Hb 4:12–13,</w:t>
+      </w:r>
+      <w:r>
+        <w:rPr>
+          <w:lang w:val="es_ES" w:bidi="es_ES"/>
+        </w:rPr>
+        <w:t xml:space="preserve"> </w:t>
+      </w:r>
+      <w:r>
+        <w:rPr>
+          <w:lang w:val="es_ES" w:bidi="es_ES"/>
+        </w:rPr>
+        <w:t>2 Pe 1:20–21</w:t>
+      </w:r>
+      <w:r>
+        <w:rPr>
+          <w:lang w:val="es_ES" w:bidi="es_ES"/>
+        </w:rPr>
+        <w:t xml:space="preserve">) no niega la participación activa de los autores humanos. Sin embargo, esto afirma que Dios es completamente responsable por su palabra. La escritura es verdadera, confiable, autoritativa, permanente y poderosa porque proviene del propio Dios. Su mensaje es coherente y consistente en su testimonio sobre Jesucristo (ver </w:t>
+      </w:r>
+      <w:r>
+        <w:rPr>
+          <w:lang w:val="es_ES" w:bidi="es_ES"/>
+        </w:rPr>
+        <w:t>Lc 24:25–27,</w:t>
+      </w:r>
+      <w:r>
+        <w:rPr>
+          <w:lang w:val="es_ES" w:bidi="es_ES"/>
+        </w:rPr>
+        <w:t>44;</w:t>
+      </w:r>
+      <w:r>
+        <w:rPr>
+          <w:lang w:val="es_ES" w:bidi="es_ES"/>
+        </w:rPr>
+        <w:t xml:space="preserve"> </w:t>
+      </w:r>
+      <w:r>
+        <w:rPr>
+          <w:lang w:val="es_ES" w:bidi="es_ES"/>
+        </w:rPr>
+        <w:t>Jn 5:39–40;</w:t>
+      </w:r>
+      <w:r>
+        <w:rPr>
+          <w:lang w:val="es_ES" w:bidi="es_ES"/>
+        </w:rPr>
+        <w:t xml:space="preserve"> </w:t>
+      </w:r>
+      <w:r>
+        <w:rPr>
+          <w:lang w:val="es_ES" w:bidi="es_ES"/>
+        </w:rPr>
+        <w:t>Hc 3:24;</w:t>
+      </w:r>
+      <w:r>
+        <w:rPr>
+          <w:lang w:val="es_ES" w:bidi="es_ES"/>
+        </w:rPr>
+        <w:t xml:space="preserve"> </w:t>
+      </w:r>
+      <w:r>
+        <w:rPr>
+          <w:lang w:val="es_ES" w:bidi="es_ES"/>
+        </w:rPr>
+        <w:t>1 Co 15:3–4</w:t>
+      </w:r>
+      <w:r>
+        <w:rPr>
+          <w:lang w:val="es_ES" w:bidi="es_ES"/>
+        </w:rPr>
+        <w:t>). Por lo tanto, tiene el poder de traer salvación y promover fe. No debe ser mal utilizada, como lo habían estado haciendo los falsos maestros (</w:t>
+      </w:r>
+      <w:r>
+        <w:rPr>
+          <w:lang w:val="es_ES" w:bidi="es_ES"/>
+        </w:rPr>
+        <w:t>2 Tm 4:2–4,</w:t>
+      </w:r>
+      <w:r>
+        <w:rPr>
+          <w:lang w:val="es_ES" w:bidi="es_ES"/>
+        </w:rPr>
+        <w:t xml:space="preserve"> </w:t>
+      </w:r>
+      <w:r>
+        <w:rPr>
+          <w:lang w:val="es_ES" w:bidi="es_ES"/>
+        </w:rPr>
+        <w:t>1 Tm 1:4–7,</w:t>
+      </w:r>
+      <w:r>
+        <w:rPr>
+          <w:lang w:val="es_ES" w:bidi="es_ES"/>
+        </w:rPr>
+        <w:t xml:space="preserve"> cp. </w:t>
+      </w:r>
+      <w:r>
+        <w:rPr>
+          <w:lang w:val="es_ES" w:bidi="es_ES"/>
+        </w:rPr>
+        <w:t>2 Pe 3:16</w:t>
+      </w:r>
+      <w:r>
+        <w:rPr>
+          <w:lang w:val="es_ES" w:bidi="es_ES"/>
+        </w:rPr>
+        <w:t>), sino que debe ser enseñada correctamente (</w:t>
+      </w:r>
+      <w:r>
+        <w:rPr>
+          <w:lang w:val="es_ES" w:bidi="es_ES"/>
+        </w:rPr>
+        <w:t>2 Tm 2:2,</w:t>
+      </w:r>
+      <w:r>
+        <w:rPr>
+          <w:lang w:val="es_ES" w:bidi="es_ES"/>
+        </w:rPr>
+        <w:t>15</w:t>
+      </w:r>
+      <w:r>
+        <w:rPr>
+          <w:lang w:val="es_ES" w:bidi="es_ES"/>
+        </w:rPr>
+        <w:t>). • Como consecuencia de la inspiración, toda la escritura es útil. Tanto el antiguo testamento como el nuevo testamento son juntos nuestros guías y maestros en la vida.</w:t>
+      </w:r>
+      <w:r>
+        <w:rPr>
+          <w:lang w:val="es_ES" w:bidi="es_ES"/>
+        </w:rPr>
+      </w:r>
+      <w:r>
+        <w:rPr>
+          <w:lang w:val="es_ES" w:bidi="es_ES"/>
+        </w:rPr>
+      </w:r>
+    </w:p>
+    <w:p>
+      <w:pPr/>
+      <w:r>
+        <w:rPr>
+          <w:lang w:val="es_ES" w:bidi="es_ES"/>
+        </w:rPr>
+      </w:r>
+    </w:p>
+    <w:p>
+      <w:pPr>
+        <w:pStyle w:val="Heading2"/>
+      </w:pPr>
+      <w:r>
+        <w:rPr>
+          <w:lang w:val="es_ES" w:bidi="es_ES"/>
+        </w:rPr>
+        <w:t>2 Timoteo 3:16–17</w:t>
+      </w:r>
+      <w:r>
+        <w:rPr>
+          <w:lang w:val="es_ES" w:bidi="es_ES"/>
+        </w:rPr>
+      </w:r>
+    </w:p>
+    <w:p>
+      <w:pPr/>
+      <w:r>
+        <w:rPr>
+          <w:lang w:val="es_ES" w:bidi="es_ES"/>
+        </w:rPr>
+      </w:r>
+      <w:r>
+        <w:rPr>
+          <w:lang w:val="es_ES" w:bidi="es_ES"/>
+        </w:rPr>
+        <w:t xml:space="preserve">Estos versículos amplían </w:t>
+      </w:r>
+      <w:r>
+        <w:rPr>
+          <w:lang w:val="es_ES" w:bidi="es_ES"/>
+        </w:rPr>
+        <w:t>3:15</w:t>
+      </w:r>
+      <w:r>
+        <w:rPr>
+          <w:lang w:val="es_ES" w:bidi="es_ES"/>
+        </w:rPr>
+        <w:t xml:space="preserve">, explicando la efectividad de las escrituras, su origen y las formas en que proporcionan sabiduría para vivir nuestra salvación. Pablo se refería a las escrituras hebreas (el antiguo testamento), pero su declaración ahora puede aplicarse a toda la escritura, incluyendo el nuevo testamento (ver, por ejemplo, </w:t>
+      </w:r>
+      <w:r>
+        <w:rPr>
+          <w:lang w:val="es_ES" w:bidi="es_ES"/>
+        </w:rPr>
+        <w:t>2 Pe 3:15–16</w:t>
+      </w:r>
+      <w:r>
+        <w:rPr>
+          <w:lang w:val="es_ES" w:bidi="es_ES"/>
+        </w:rPr>
+        <w:t>).</w:t>
+      </w:r>
+      <w:r>
+        <w:rPr>
+          <w:lang w:val="es_ES" w:bidi="es_ES"/>
+        </w:rPr>
+      </w:r>
+      <w:r>
+        <w:rPr>
+          <w:lang w:val="es_ES" w:bidi="es_ES"/>
+        </w:rPr>
+      </w:r>
+    </w:p>
+    <w:p>
+      <w:pPr/>
+      <w:r>
+        <w:rPr>
+          <w:lang w:val="es_ES" w:bidi="es_ES"/>
+        </w:rPr>
+      </w:r>
+    </w:p>
+    <w:p>
+      <w:pPr>
+        <w:pStyle w:val="Heading2"/>
+      </w:pPr>
+      <w:r>
+        <w:rPr>
+          <w:lang w:val="es_ES" w:bidi="es_ES"/>
+        </w:rPr>
+        <w:t>2 Timoteo 3:17</w:t>
+      </w:r>
+      <w:r>
+        <w:rPr>
+          <w:lang w:val="es_ES" w:bidi="es_ES"/>
+        </w:rPr>
+      </w:r>
+    </w:p>
+    <w:p>
+      <w:pPr/>
+      <w:r>
+        <w:rPr>
+          <w:lang w:val="es_ES" w:bidi="es_ES"/>
+        </w:rPr>
+      </w:r>
+      <w:r>
+        <w:rPr>
+          <w:lang w:val="es_ES" w:bidi="es_ES"/>
+        </w:rPr>
+        <w:t>Pablo deja claro que la salvación (</w:t>
+      </w:r>
+      <w:r>
+        <w:rPr>
+          <w:lang w:val="es_ES" w:bidi="es_ES"/>
+        </w:rPr>
+        <w:t>3:15</w:t>
+      </w:r>
+      <w:r>
+        <w:rPr>
+          <w:lang w:val="es_ES" w:bidi="es_ES"/>
+        </w:rPr>
+        <w:t xml:space="preserve">) resulta en piedad (ver </w:t>
+      </w:r>
+      <w:r>
+        <w:rPr>
+          <w:lang w:val="es_ES" w:bidi="es_ES"/>
+        </w:rPr>
+        <w:t>Ga 1:4,</w:t>
+      </w:r>
+      <w:r>
+        <w:rPr>
+          <w:lang w:val="es_ES" w:bidi="es_ES"/>
+        </w:rPr>
+        <w:t xml:space="preserve"> </w:t>
+      </w:r>
+      <w:r>
+        <w:rPr>
+          <w:lang w:val="es_ES" w:bidi="es_ES"/>
+        </w:rPr>
+        <w:t>5:16–26;</w:t>
+      </w:r>
+      <w:r>
+        <w:rPr>
+          <w:lang w:val="es_ES" w:bidi="es_ES"/>
+        </w:rPr>
+        <w:t xml:space="preserve"> </w:t>
+      </w:r>
+      <w:r>
+        <w:rPr>
+          <w:lang w:val="es_ES" w:bidi="es_ES"/>
+        </w:rPr>
+        <w:t>Ef 2:8–10</w:t>
+      </w:r>
+      <w:r>
+        <w:rPr>
+          <w:lang w:val="es_ES" w:bidi="es_ES"/>
+        </w:rPr>
+        <w:t>).</w:t>
+      </w:r>
+      <w:r>
+        <w:rPr>
+          <w:lang w:val="es_ES" w:bidi="es_ES"/>
+        </w:rPr>
+      </w:r>
+      <w:r>
+        <w:rPr>
+          <w:lang w:val="es_ES" w:bidi="es_ES"/>
+        </w:rPr>
+      </w:r>
+    </w:p>
+    <w:p>
+      <w:pPr/>
+      <w:r>
+        <w:rPr>
+          <w:lang w:val="es_ES" w:bidi="es_ES"/>
+        </w:rPr>
+      </w:r>
+    </w:p>
+    <w:p>
+      <w:pPr>
+        <w:pStyle w:val="Heading2"/>
+      </w:pPr>
+      <w:r>
+        <w:rPr>
+          <w:lang w:val="es_ES" w:bidi="es_ES"/>
+        </w:rPr>
+        <w:t>2 Timoteo 4:1</w:t>
+      </w:r>
+      <w:r>
+        <w:rPr>
+          <w:lang w:val="es_ES" w:bidi="es_ES"/>
+        </w:rPr>
+      </w:r>
+    </w:p>
+    <w:p>
+      <w:pPr/>
+      <w:r>
+        <w:rPr>
+          <w:lang w:val="es_ES" w:bidi="es_ES"/>
+        </w:rPr>
+      </w:r>
+      <w:r>
+        <w:rPr>
+          <w:lang w:val="es_ES" w:bidi="es_ES"/>
+        </w:rPr>
+        <w:t>"</w:t>
+      </w:r>
+      <w:r>
+        <w:rPr>
+          <w:lang w:val="es_ES" w:bidi="es_ES"/>
+        </w:rPr>
+        <w:t>juzgar á los vivos y los muertos</w:t>
+      </w:r>
+      <w:r>
+        <w:rPr>
+          <w:lang w:val="es_ES" w:bidi="es_ES"/>
+        </w:rPr>
+        <w:t xml:space="preserve">": ver </w:t>
+      </w:r>
+      <w:r>
+        <w:rPr>
+          <w:lang w:val="es_ES" w:bidi="es_ES"/>
+        </w:rPr>
+        <w:t>Mt 25:31–46,</w:t>
+      </w:r>
+      <w:r>
+        <w:rPr>
+          <w:lang w:val="es_ES" w:bidi="es_ES"/>
+        </w:rPr>
+        <w:t xml:space="preserve"> </w:t>
+      </w:r>
+      <w:r>
+        <w:rPr>
+          <w:lang w:val="es_ES" w:bidi="es_ES"/>
+        </w:rPr>
+        <w:t>Hc 10:42,</w:t>
+      </w:r>
+      <w:r>
+        <w:rPr>
+          <w:lang w:val="es_ES" w:bidi="es_ES"/>
+        </w:rPr>
+        <w:t xml:space="preserve"> </w:t>
+      </w:r>
+      <w:r>
+        <w:rPr>
+          <w:lang w:val="es_ES" w:bidi="es_ES"/>
+        </w:rPr>
+        <w:t>Ro 14:7–12,</w:t>
+      </w:r>
+      <w:r>
+        <w:rPr>
+          <w:lang w:val="es_ES" w:bidi="es_ES"/>
+        </w:rPr>
+        <w:t xml:space="preserve"> </w:t>
+      </w:r>
+      <w:r>
+        <w:rPr>
+          <w:lang w:val="es_ES" w:bidi="es_ES"/>
+        </w:rPr>
+        <w:t>Ap 20:11–15</w:t>
+      </w:r>
+      <w:r>
+        <w:rPr>
+          <w:lang w:val="es_ES" w:bidi="es_ES"/>
+        </w:rPr>
+        <w:t>. • Cuando él venga (literalmente "</w:t>
+      </w:r>
+      <w:r>
+        <w:rPr>
+          <w:lang w:val="es_ES" w:bidi="es_ES"/>
+        </w:rPr>
+        <w:t>su manifestación"</w:t>
+      </w:r>
+      <w:r>
+        <w:rPr>
+          <w:lang w:val="es_ES" w:bidi="es_ES"/>
+        </w:rPr>
+        <w:t xml:space="preserve">): ver </w:t>
+      </w:r>
+      <w:r>
+        <w:rPr>
+          <w:lang w:val="es_ES" w:bidi="es_ES"/>
+        </w:rPr>
+        <w:t>nota de estudio sobre 1 Tm 6:14</w:t>
+      </w:r>
+      <w:r>
+        <w:rPr>
+          <w:lang w:val="es_ES" w:bidi="es_ES"/>
+        </w:rPr>
+        <w:t xml:space="preserve">; ver también </w:t>
+      </w:r>
+      <w:r>
+        <w:rPr>
+          <w:lang w:val="es_ES" w:bidi="es_ES"/>
+        </w:rPr>
+        <w:t>2 Tm 1:10,</w:t>
+      </w:r>
+      <w:r>
+        <w:rPr>
+          <w:lang w:val="es_ES" w:bidi="es_ES"/>
+        </w:rPr>
+        <w:t xml:space="preserve"> </w:t>
+      </w:r>
+      <w:r>
+        <w:rPr>
+          <w:lang w:val="es_ES" w:bidi="es_ES"/>
+        </w:rPr>
+        <w:t>4:8;</w:t>
+      </w:r>
+      <w:r>
+        <w:rPr>
+          <w:lang w:val="es_ES" w:bidi="es_ES"/>
+        </w:rPr>
+        <w:t xml:space="preserve"> </w:t>
+      </w:r>
+      <w:r>
+        <w:rPr>
+          <w:lang w:val="es_ES" w:bidi="es_ES"/>
+        </w:rPr>
+        <w:t>Tt 2:11–13,</w:t>
+      </w:r>
+      <w:r>
+        <w:rPr>
+          <w:lang w:val="es_ES" w:bidi="es_ES"/>
+        </w:rPr>
+        <w:t xml:space="preserve"> </w:t>
+      </w:r>
+      <w:r>
+        <w:rPr>
+          <w:lang w:val="es_ES" w:bidi="es_ES"/>
+        </w:rPr>
+        <w:t>3:4</w:t>
+      </w:r>
+      <w:r>
+        <w:rPr>
+          <w:lang w:val="es_ES" w:bidi="es_ES"/>
+        </w:rPr>
+        <w:t>.</w:t>
+      </w:r>
+      <w:r>
+        <w:rPr>
+          <w:lang w:val="es_ES" w:bidi="es_ES"/>
+        </w:rPr>
+      </w:r>
+      <w:r>
+        <w:rPr>
+          <w:lang w:val="es_ES" w:bidi="es_ES"/>
+        </w:rPr>
+      </w:r>
+    </w:p>
+    <w:p>
+      <w:pPr/>
+      <w:r>
+        <w:rPr>
+          <w:lang w:val="es_ES" w:bidi="es_ES"/>
+        </w:rPr>
+      </w:r>
+    </w:p>
+    <w:p>
+      <w:pPr>
+        <w:pStyle w:val="Heading2"/>
+      </w:pPr>
+      <w:r>
+        <w:rPr>
+          <w:lang w:val="es_ES" w:bidi="es_ES"/>
+        </w:rPr>
+        <w:t>2 Timoteo 4:1–8</w:t>
+      </w:r>
+      <w:r>
+        <w:rPr>
+          <w:lang w:val="es_ES" w:bidi="es_ES"/>
+        </w:rPr>
+      </w:r>
+    </w:p>
+    <w:p>
+      <w:pPr/>
+      <w:r>
+        <w:rPr>
+          <w:lang w:val="es_ES" w:bidi="es_ES"/>
+        </w:rPr>
+      </w:r>
+      <w:r>
+        <w:rPr>
+          <w:lang w:val="es_ES" w:bidi="es_ES"/>
+        </w:rPr>
+        <w:t xml:space="preserve">Timoteo estaba en la presencia de Dios y debía trabajar en vista de la venida de Jesús para juzgar y establecer su reino (ver </w:t>
+      </w:r>
+      <w:r>
+        <w:rPr>
+          <w:lang w:val="es_ES" w:bidi="es_ES"/>
+        </w:rPr>
+        <w:t>1 Tm 5:21,</w:t>
+      </w:r>
+      <w:r>
+        <w:rPr>
+          <w:lang w:val="es_ES" w:bidi="es_ES"/>
+        </w:rPr>
+        <w:t xml:space="preserve"> </w:t>
+      </w:r>
+      <w:r>
+        <w:rPr>
+          <w:lang w:val="es_ES" w:bidi="es_ES"/>
+        </w:rPr>
+        <w:t>6:13–14</w:t>
+      </w:r>
+      <w:r>
+        <w:rPr>
+          <w:lang w:val="es_ES" w:bidi="es_ES"/>
+        </w:rPr>
+        <w:t>). La aparición de Cristo traerá purificación (</w:t>
+      </w:r>
+      <w:r>
+        <w:rPr>
+          <w:lang w:val="es_ES" w:bidi="es_ES"/>
+        </w:rPr>
+        <w:t>2 Tm 2:19</w:t>
+      </w:r>
+      <w:r>
+        <w:rPr>
+          <w:lang w:val="es_ES" w:bidi="es_ES"/>
+        </w:rPr>
+        <w:t>), responsabilidad (</w:t>
+      </w:r>
+      <w:r>
+        <w:rPr>
+          <w:lang w:val="es_ES" w:bidi="es_ES"/>
+        </w:rPr>
+        <w:t>3:8–9</w:t>
+      </w:r>
+      <w:r>
+        <w:rPr>
+          <w:lang w:val="es_ES" w:bidi="es_ES"/>
+        </w:rPr>
+        <w:t>), salvación, reivindicación y recompensa (</w:t>
+      </w:r>
+      <w:r>
+        <w:rPr>
+          <w:lang w:val="es_ES" w:bidi="es_ES"/>
+        </w:rPr>
+        <w:t>4:8,</w:t>
+      </w:r>
+      <w:r>
+        <w:rPr>
+          <w:lang w:val="es_ES" w:bidi="es_ES"/>
+        </w:rPr>
+        <w:t>18</w:t>
+      </w:r>
+      <w:r>
+        <w:rPr>
+          <w:lang w:val="es_ES" w:bidi="es_ES"/>
+        </w:rPr>
+        <w:t xml:space="preserve">). Ver también </w:t>
+      </w:r>
+      <w:r>
+        <w:rPr>
+          <w:lang w:val="es_ES" w:bidi="es_ES"/>
+        </w:rPr>
+        <w:t>1 Co 3:10–15,</w:t>
+      </w:r>
+      <w:r>
+        <w:rPr>
+          <w:lang w:val="es_ES" w:bidi="es_ES"/>
+        </w:rPr>
+        <w:t xml:space="preserve"> </w:t>
+      </w:r>
+      <w:r>
+        <w:rPr>
+          <w:lang w:val="es_ES" w:bidi="es_ES"/>
+        </w:rPr>
+        <w:t>4:4–5;</w:t>
+      </w:r>
+      <w:r>
+        <w:rPr>
+          <w:lang w:val="es_ES" w:bidi="es_ES"/>
+        </w:rPr>
+        <w:t xml:space="preserve"> </w:t>
+      </w:r>
+      <w:r>
+        <w:rPr>
+          <w:lang w:val="es_ES" w:bidi="es_ES"/>
+        </w:rPr>
+        <w:t>2 Co 5:10</w:t>
+      </w:r>
+      <w:r>
+        <w:rPr>
+          <w:lang w:val="es_ES" w:bidi="es_ES"/>
+        </w:rPr>
+        <w:t>.</w:t>
+      </w:r>
+      <w:r>
+        <w:rPr>
+          <w:lang w:val="es_ES" w:bidi="es_ES"/>
+        </w:rPr>
+      </w:r>
+      <w:r>
+        <w:rPr>
+          <w:lang w:val="es_ES" w:bidi="es_ES"/>
+        </w:rPr>
+      </w:r>
+    </w:p>
+    <w:p>
+      <w:pPr/>
+      <w:r>
+        <w:rPr>
+          <w:lang w:val="es_ES" w:bidi="es_ES"/>
+        </w:rPr>
+      </w:r>
+    </w:p>
+    <w:p>
+      <w:pPr>
+        <w:pStyle w:val="Heading2"/>
+      </w:pPr>
+      <w:r>
+        <w:rPr>
+          <w:lang w:val="es_ES" w:bidi="es_ES"/>
+        </w:rPr>
+        <w:t>2 Timoteo 4:5</w:t>
+      </w:r>
+      <w:r>
+        <w:rPr>
+          <w:lang w:val="es_ES" w:bidi="es_ES"/>
+        </w:rPr>
+      </w:r>
+    </w:p>
+    <w:p>
+      <w:pPr/>
+      <w:r>
+        <w:rPr>
+          <w:lang w:val="es_ES" w:bidi="es_ES"/>
+        </w:rPr>
+      </w:r>
+      <w:r>
+        <w:rPr>
+          <w:lang w:val="es_ES" w:bidi="es_ES"/>
+        </w:rPr>
+        <w:t>Este cargo final resume lo que se ha mencionado anteriormente (</w:t>
+      </w:r>
+      <w:r>
+        <w:rPr>
+          <w:lang w:val="es_ES" w:bidi="es_ES"/>
+        </w:rPr>
+        <w:t>1:6–14;</w:t>
+      </w:r>
+      <w:r>
+        <w:rPr>
+          <w:lang w:val="es_ES" w:bidi="es_ES"/>
+        </w:rPr>
+        <w:t xml:space="preserve"> </w:t>
+      </w:r>
+      <w:r>
+        <w:rPr>
+          <w:lang w:val="es_ES" w:bidi="es_ES"/>
+        </w:rPr>
+        <w:t>2:1–15,</w:t>
+      </w:r>
+      <w:r>
+        <w:rPr>
+          <w:lang w:val="es_ES" w:bidi="es_ES"/>
+        </w:rPr>
+        <w:t>24–26;</w:t>
+      </w:r>
+      <w:r>
+        <w:rPr>
+          <w:lang w:val="es_ES" w:bidi="es_ES"/>
+        </w:rPr>
+        <w:t xml:space="preserve"> </w:t>
+      </w:r>
+      <w:r>
+        <w:rPr>
+          <w:lang w:val="es_ES" w:bidi="es_ES"/>
+        </w:rPr>
+        <w:t>3:12</w:t>
+      </w:r>
+      <w:r>
+        <w:rPr>
+          <w:lang w:val="es_ES" w:bidi="es_ES"/>
+        </w:rPr>
+        <w:t>).</w:t>
+      </w:r>
+      <w:r>
+        <w:rPr>
+          <w:lang w:val="es_ES" w:bidi="es_ES"/>
+        </w:rPr>
+      </w:r>
+      <w:r>
+        <w:rPr>
+          <w:lang w:val="es_ES" w:bidi="es_ES"/>
+        </w:rPr>
+      </w:r>
+    </w:p>
+    <w:p>
+      <w:pPr/>
+      <w:r>
+        <w:rPr>
+          <w:lang w:val="es_ES" w:bidi="es_ES"/>
+        </w:rPr>
+      </w:r>
+    </w:p>
+    <w:p>
+      <w:pPr>
+        <w:pStyle w:val="Heading2"/>
+      </w:pPr>
+      <w:r>
+        <w:rPr>
+          <w:lang w:val="es_ES" w:bidi="es_ES"/>
+        </w:rPr>
+        <w:t>2 Timoteo 4:5–8</w:t>
+      </w:r>
+      <w:r>
+        <w:rPr>
+          <w:lang w:val="es_ES" w:bidi="es_ES"/>
+        </w:rPr>
+      </w:r>
+    </w:p>
+    <w:p>
+      <w:pPr/>
+      <w:r>
+        <w:rPr>
+          <w:lang w:val="es_ES" w:bidi="es_ES"/>
+        </w:rPr>
+      </w:r>
+      <w:r>
+        <w:rPr>
+          <w:lang w:val="es_ES" w:bidi="es_ES"/>
+        </w:rPr>
+        <w:t xml:space="preserve">Pablo transfiere de manera efectiva el manto de liderazgo a Timoteo (cp. </w:t>
+      </w:r>
+      <w:r>
+        <w:rPr>
+          <w:lang w:val="es_ES" w:bidi="es_ES"/>
+        </w:rPr>
+        <w:t>Dt 31:7–8,</w:t>
+      </w:r>
+      <w:r>
+        <w:rPr>
+          <w:lang w:val="es_ES" w:bidi="es_ES"/>
+        </w:rPr>
+        <w:t xml:space="preserve"> </w:t>
+      </w:r>
+      <w:r>
+        <w:rPr>
+          <w:lang w:val="es_ES" w:bidi="es_ES"/>
+        </w:rPr>
+        <w:t>34:9;</w:t>
+      </w:r>
+      <w:r>
+        <w:rPr>
+          <w:lang w:val="es_ES" w:bidi="es_ES"/>
+        </w:rPr>
+        <w:t xml:space="preserve"> </w:t>
+      </w:r>
+      <w:r>
+        <w:rPr>
+          <w:lang w:val="es_ES" w:bidi="es_ES"/>
+        </w:rPr>
+        <w:t>2 Re 2:1–18</w:t>
+      </w:r>
+      <w:r>
+        <w:rPr>
+          <w:lang w:val="es_ES" w:bidi="es_ES"/>
+        </w:rPr>
+        <w:t>).</w:t>
+      </w:r>
+      <w:r>
+        <w:rPr>
+          <w:lang w:val="es_ES" w:bidi="es_ES"/>
+        </w:rPr>
+      </w:r>
+      <w:r>
+        <w:rPr>
+          <w:lang w:val="es_ES" w:bidi="es_ES"/>
+        </w:rPr>
+      </w:r>
+    </w:p>
+    <w:p>
+      <w:pPr/>
+      <w:r>
+        <w:rPr>
+          <w:lang w:val="es_ES" w:bidi="es_ES"/>
+        </w:rPr>
+      </w:r>
+    </w:p>
+    <w:p>
+      <w:pPr>
+        <w:pStyle w:val="Heading2"/>
+      </w:pPr>
+      <w:r>
+        <w:rPr>
+          <w:lang w:val="es_ES" w:bidi="es_ES"/>
+        </w:rPr>
+        <w:t>2 Timoteo 4:6</w:t>
+      </w:r>
+      <w:r>
+        <w:rPr>
+          <w:lang w:val="es_ES" w:bidi="es_ES"/>
+        </w:rPr>
+      </w:r>
+    </w:p>
+    <w:p>
+      <w:pPr/>
+      <w:r>
+        <w:rPr>
+          <w:lang w:val="es_ES" w:bidi="es_ES"/>
+        </w:rPr>
+      </w:r>
+      <w:r>
+        <w:rPr>
+          <w:lang w:val="es_ES" w:bidi="es_ES"/>
+        </w:rPr>
+        <w:t xml:space="preserve">Pablo imagina su muerte como una ofrenda de libación que se derrama a Dios (ver </w:t>
+      </w:r>
+      <w:r>
+        <w:rPr>
+          <w:lang w:val="es_ES" w:bidi="es_ES"/>
+        </w:rPr>
+        <w:t>Ex 29:40–41,</w:t>
+      </w:r>
+      <w:r>
+        <w:rPr>
+          <w:lang w:val="es_ES" w:bidi="es_ES"/>
+        </w:rPr>
+        <w:t xml:space="preserve"> </w:t>
+      </w:r>
+      <w:r>
+        <w:rPr>
+          <w:lang w:val="es_ES" w:bidi="es_ES"/>
+        </w:rPr>
+        <w:t>Lv 23:13,</w:t>
+      </w:r>
+      <w:r>
+        <w:rPr>
+          <w:lang w:val="es_ES" w:bidi="es_ES"/>
+        </w:rPr>
+        <w:t xml:space="preserve"> </w:t>
+      </w:r>
+      <w:r>
+        <w:rPr>
+          <w:lang w:val="es_ES" w:bidi="es_ES"/>
+        </w:rPr>
+        <w:t>Nm 28:7,</w:t>
+      </w:r>
+      <w:r>
+        <w:rPr>
+          <w:lang w:val="es_ES" w:bidi="es_ES"/>
+        </w:rPr>
+        <w:t xml:space="preserve"> </w:t>
+      </w:r>
+      <w:r>
+        <w:rPr>
+          <w:lang w:val="es_ES" w:bidi="es_ES"/>
+        </w:rPr>
+        <w:t>Fil 2:17</w:t>
+      </w:r>
+      <w:r>
+        <w:rPr>
+          <w:lang w:val="es_ES" w:bidi="es_ES"/>
+        </w:rPr>
+        <w:t xml:space="preserve">); esta ofrenda participa en el sacrificio mismo de Cristo (ver </w:t>
+      </w:r>
+      <w:r>
+        <w:rPr>
+          <w:lang w:val="es_ES" w:bidi="es_ES"/>
+        </w:rPr>
+        <w:t>Col 1:24,</w:t>
+      </w:r>
+      <w:r>
+        <w:rPr>
+          <w:lang w:val="es_ES" w:bidi="es_ES"/>
+        </w:rPr>
+        <w:t xml:space="preserve"> ver también </w:t>
+      </w:r>
+      <w:r>
+        <w:rPr>
+          <w:lang w:val="es_ES" w:bidi="es_ES"/>
+        </w:rPr>
+        <w:t>Ro 12:1</w:t>
+      </w:r>
+      <w:r>
+        <w:rPr>
+          <w:lang w:val="es_ES" w:bidi="es_ES"/>
+        </w:rPr>
+        <w:t>).</w:t>
+      </w:r>
+      <w:r>
+        <w:rPr>
+          <w:lang w:val="es_ES" w:bidi="es_ES"/>
+        </w:rPr>
+      </w:r>
+      <w:r>
+        <w:rPr>
+          <w:lang w:val="es_ES" w:bidi="es_ES"/>
+        </w:rPr>
+      </w:r>
+    </w:p>
+    <w:p>
+      <w:pPr/>
+      <w:r>
+        <w:rPr>
+          <w:lang w:val="es_ES" w:bidi="es_ES"/>
+        </w:rPr>
+      </w:r>
+    </w:p>
+    <w:p>
+      <w:pPr>
+        <w:pStyle w:val="Heading2"/>
+      </w:pPr>
+      <w:r>
+        <w:rPr>
+          <w:lang w:val="es_ES" w:bidi="es_ES"/>
+        </w:rPr>
+        <w:t>2 Timoteo 4:6–8</w:t>
+      </w:r>
+      <w:r>
+        <w:rPr>
+          <w:lang w:val="es_ES" w:bidi="es_ES"/>
+        </w:rPr>
+      </w:r>
+    </w:p>
+    <w:p>
+      <w:pPr/>
+      <w:r>
+        <w:rPr>
+          <w:lang w:val="es_ES" w:bidi="es_ES"/>
+        </w:rPr>
+      </w:r>
+      <w:r>
+        <w:rPr>
+          <w:lang w:val="es_ES" w:bidi="es_ES"/>
+        </w:rPr>
+        <w:t>La fidelidad, la reivindicación y la recompensa de Pablo son un modelo y un desafío para otros, particularmente para Timoteo, a seguir el ejemplo de Pablo después de su partida.</w:t>
+      </w:r>
+      <w:r>
+        <w:rPr>
+          <w:lang w:val="es_ES" w:bidi="es_ES"/>
+        </w:rPr>
+      </w:r>
+      <w:r>
+        <w:rPr>
+          <w:lang w:val="es_ES" w:bidi="es_ES"/>
+        </w:rPr>
+      </w:r>
+    </w:p>
+    <w:p>
+      <w:pPr/>
+      <w:r>
+        <w:rPr>
+          <w:lang w:val="es_ES" w:bidi="es_ES"/>
+        </w:rPr>
+      </w:r>
+    </w:p>
+    <w:p>
+      <w:pPr>
+        <w:pStyle w:val="Heading2"/>
+      </w:pPr>
+      <w:r>
+        <w:rPr>
+          <w:lang w:val="es_ES" w:bidi="es_ES"/>
+        </w:rPr>
+        <w:t>2 Timoteo 4:7</w:t>
+      </w:r>
+      <w:r>
+        <w:rPr>
+          <w:lang w:val="es_ES" w:bidi="es_ES"/>
+        </w:rPr>
+      </w:r>
+    </w:p>
+    <w:p>
+      <w:pPr/>
+      <w:r>
+        <w:rPr>
+          <w:lang w:val="es_ES" w:bidi="es_ES"/>
+        </w:rPr>
+      </w:r>
+      <w:r>
+        <w:rPr>
+          <w:lang w:val="es_ES" w:bidi="es_ES"/>
+        </w:rPr>
+        <w:t xml:space="preserve">Pablo había sido fiel a la confianza que se le había otorgado (ver notas de estudio en </w:t>
       </w:r>
       <w:r>
         <w:rPr>
@@ -2508,19 +5935,115 @@
         <w:rPr>
           <w:lang w:val="es_ES" w:bidi="es_ES"/>
         </w:rPr>
-        <w:t xml:space="preserve">) refleja el sufrimiento de Jesucristo y señala la cruz y la resurrección como el significado profundo de esa buena nueva (ver </w:t>
-      </w:r>
-      <w:r>
-        <w:rPr>
-          <w:lang w:val="es_ES" w:bidi="es_ES"/>
-        </w:rPr>
-        <w:t>1:8</w:t>
-      </w:r>
-      <w:r>
-        <w:rPr>
-          <w:lang w:val="es_ES" w:bidi="es_ES"/>
-        </w:rPr>
-        <w:t>). El sufrimiento de Pablo, al igual que el de Cristo, fue fundamental para llevar la salvación a otros. Cristo aprueba a aquellos que sufren y perseveran con él.</w:t>
+        <w:t xml:space="preserve">; </w:t>
+      </w:r>
+      <w:r>
+        <w:rPr>
+          <w:lang w:val="es_ES" w:bidi="es_ES"/>
+        </w:rPr>
+        <w:t>1 Tm 6:20</w:t>
+      </w:r>
+      <w:r>
+        <w:rPr>
+          <w:lang w:val="es_ES" w:bidi="es_ES"/>
+        </w:rPr>
+        <w:t xml:space="preserve">; cp. </w:t>
+      </w:r>
+      <w:r>
+        <w:rPr>
+          <w:lang w:val="es_ES" w:bidi="es_ES"/>
+        </w:rPr>
+        <w:t>Hc 20:24</w:t>
+      </w:r>
+      <w:r>
+        <w:rPr>
+          <w:lang w:val="es_ES" w:bidi="es_ES"/>
+        </w:rPr>
+        <w:t xml:space="preserve">). Él había preservado la integridad de la fe cristiana y deseaba que Timoteo siguiera su ejemplo (ver </w:t>
+      </w:r>
+      <w:r>
+        <w:rPr>
+          <w:lang w:val="es_ES" w:bidi="es_ES"/>
+        </w:rPr>
+        <w:t>2 Tm 2:3–7;</w:t>
+      </w:r>
+      <w:r>
+        <w:rPr>
+          <w:lang w:val="es_ES" w:bidi="es_ES"/>
+        </w:rPr>
+        <w:t xml:space="preserve"> </w:t>
+      </w:r>
+      <w:r>
+        <w:rPr>
+          <w:lang w:val="es_ES" w:bidi="es_ES"/>
+        </w:rPr>
+        <w:t>1 Tm 1:18,</w:t>
+      </w:r>
+      <w:r>
+        <w:rPr>
+          <w:lang w:val="es_ES" w:bidi="es_ES"/>
+        </w:rPr>
+        <w:t xml:space="preserve"> </w:t>
+      </w:r>
+      <w:r>
+        <w:rPr>
+          <w:lang w:val="es_ES" w:bidi="es_ES"/>
+        </w:rPr>
+        <w:t>6:12;</w:t>
+      </w:r>
+      <w:r>
+        <w:rPr>
+          <w:lang w:val="es_ES" w:bidi="es_ES"/>
+        </w:rPr>
+        <w:t xml:space="preserve"> cp. </w:t>
+      </w:r>
+      <w:r>
+        <w:rPr>
+          <w:lang w:val="es_ES" w:bidi="es_ES"/>
+        </w:rPr>
+        <w:t>Ro 15:30–31;</w:t>
+      </w:r>
+      <w:r>
+        <w:rPr>
+          <w:lang w:val="es_ES" w:bidi="es_ES"/>
+        </w:rPr>
+        <w:t xml:space="preserve"> </w:t>
+      </w:r>
+      <w:r>
+        <w:rPr>
+          <w:lang w:val="es_ES" w:bidi="es_ES"/>
+        </w:rPr>
+        <w:t>1 Co 9:25–27;</w:t>
+      </w:r>
+      <w:r>
+        <w:rPr>
+          <w:lang w:val="es_ES" w:bidi="es_ES"/>
+        </w:rPr>
+        <w:t xml:space="preserve"> </w:t>
+      </w:r>
+      <w:r>
+        <w:rPr>
+          <w:lang w:val="es_ES" w:bidi="es_ES"/>
+        </w:rPr>
+        <w:t>Hb 12:1;</w:t>
+      </w:r>
+      <w:r>
+        <w:rPr>
+          <w:lang w:val="es_ES" w:bidi="es_ES"/>
+        </w:rPr>
+        <w:t xml:space="preserve"> </w:t>
+      </w:r>
+      <w:r>
+        <w:rPr>
+          <w:lang w:val="es_ES" w:bidi="es_ES"/>
+        </w:rPr>
+        <w:t>Jd 1:3</w:t>
+      </w:r>
+      <w:r>
+        <w:rPr>
+          <w:lang w:val="es_ES" w:bidi="es_ES"/>
+        </w:rPr>
+        <w:t>).</w:t>
       </w:r>
       <w:r>
         <w:rPr>
@@ -2549,98 +6072,158 @@
         <w:rPr>
           <w:lang w:val="es_ES" w:bidi="es_ES"/>
         </w:rPr>
-        <w:t>2 Timoteo 2:9</w:t>
-      </w:r>
-      <w:r>
-        <w:rPr>
-          <w:lang w:val="es_ES" w:bidi="es_ES"/>
-        </w:rPr>
-      </w:r>
-    </w:p>
-    <w:p>
-      <w:pPr/>
-      <w:r>
-        <w:rPr>
-          <w:lang w:val="es_ES" w:bidi="es_ES"/>
-        </w:rPr>
-      </w:r>
-      <w:r>
-        <w:rPr>
-          <w:lang w:val="es_ES" w:bidi="es_ES"/>
-        </w:rPr>
-        <w:t>"á modo de malhechor"</w:t>
-      </w:r>
-      <w:r>
-        <w:rPr>
-          <w:lang w:val="es_ES" w:bidi="es_ES"/>
-        </w:rPr>
-        <w:t>: Pablo se estaba identificando con la muerte de Jesús (</w:t>
-      </w:r>
-      <w:r>
-        <w:rPr>
-          <w:lang w:val="es_ES" w:bidi="es_ES"/>
-        </w:rPr>
-        <w:t>2:11,</w:t>
-      </w:r>
-      <w:r>
-        <w:rPr>
-          <w:lang w:val="es_ES" w:bidi="es_ES"/>
-        </w:rPr>
-        <w:t xml:space="preserve"> </w:t>
-      </w:r>
-      <w:r>
-        <w:rPr>
-          <w:lang w:val="es_ES" w:bidi="es_ES"/>
-        </w:rPr>
-        <w:t>Fil 3:10–11</w:t>
-      </w:r>
-      <w:r>
-        <w:rPr>
-          <w:lang w:val="es_ES" w:bidi="es_ES"/>
-        </w:rPr>
-        <w:t>). • "</w:t>
-      </w:r>
-      <w:r>
-        <w:rPr>
-          <w:lang w:val="es_ES" w:bidi="es_ES"/>
-        </w:rPr>
-        <w:t>la palabra de Dios no está presa"</w:t>
-      </w:r>
-      <w:r>
-        <w:rPr>
-          <w:lang w:val="es_ES" w:bidi="es_ES"/>
-        </w:rPr>
-        <w:t xml:space="preserve">: tanto Pablo como las buenas nuevas serán victoriosas gracias al poder de la resurrección de Cristo (ver </w:t>
-      </w:r>
-      <w:r>
-        <w:rPr>
-          <w:lang w:val="es_ES" w:bidi="es_ES"/>
-        </w:rPr>
-        <w:t>2 Tm 4:17–18,</w:t>
-      </w:r>
-      <w:r>
-        <w:rPr>
-          <w:lang w:val="es_ES" w:bidi="es_ES"/>
-        </w:rPr>
-        <w:t xml:space="preserve"> ver también </w:t>
-      </w:r>
-      <w:r>
-        <w:rPr>
-          <w:lang w:val="es_ES" w:bidi="es_ES"/>
-        </w:rPr>
-        <w:t>2 Co 12:8–10,</w:t>
-      </w:r>
-      <w:r>
-        <w:rPr>
-          <w:lang w:val="es_ES" w:bidi="es_ES"/>
-        </w:rPr>
-        <w:t xml:space="preserve"> </w:t>
-      </w:r>
-      <w:r>
-        <w:rPr>
-          <w:lang w:val="es_ES" w:bidi="es_ES"/>
-        </w:rPr>
-        <w:t>Fil 1:12–14</w:t>
+        <w:t>2 Timoteo 4:8</w:t>
+      </w:r>
+      <w:r>
+        <w:rPr>
+          <w:lang w:val="es_ES" w:bidi="es_ES"/>
+        </w:rPr>
+      </w:r>
+    </w:p>
+    <w:p>
+      <w:pPr/>
+      <w:r>
+        <w:rPr>
+          <w:lang w:val="es_ES" w:bidi="es_ES"/>
+        </w:rPr>
+      </w:r>
+      <w:r>
+        <w:rPr>
+          <w:lang w:val="es_ES" w:bidi="es_ES"/>
+        </w:rPr>
+        <w:t>"Por lo demás, me está guardada"</w:t>
+      </w:r>
+      <w:r>
+        <w:rPr>
+          <w:lang w:val="es_ES" w:bidi="es_ES"/>
+        </w:rPr>
+        <w:t xml:space="preserve">: la corona del vencedor (ver también </w:t>
+      </w:r>
+      <w:r>
+        <w:rPr>
+          <w:lang w:val="es_ES" w:bidi="es_ES"/>
+        </w:rPr>
+        <w:t>St 1:12;</w:t>
+      </w:r>
+      <w:r>
+        <w:rPr>
+          <w:lang w:val="es_ES" w:bidi="es_ES"/>
+        </w:rPr>
+        <w:t xml:space="preserve"> </w:t>
+      </w:r>
+      <w:r>
+        <w:rPr>
+          <w:lang w:val="es_ES" w:bidi="es_ES"/>
+        </w:rPr>
+        <w:t>1 Pe 5:4;</w:t>
+      </w:r>
+      <w:r>
+        <w:rPr>
+          <w:lang w:val="es_ES" w:bidi="es_ES"/>
+        </w:rPr>
+        <w:t xml:space="preserve"> </w:t>
+      </w:r>
+      <w:r>
+        <w:rPr>
+          <w:lang w:val="es_ES" w:bidi="es_ES"/>
+        </w:rPr>
+        <w:t>Ap 2:10,</w:t>
+      </w:r>
+      <w:r>
+        <w:rPr>
+          <w:lang w:val="es_ES" w:bidi="es_ES"/>
+        </w:rPr>
+        <w:t xml:space="preserve"> </w:t>
+      </w:r>
+      <w:r>
+        <w:rPr>
+          <w:lang w:val="es_ES" w:bidi="es_ES"/>
+        </w:rPr>
+        <w:t>3:11</w:t>
+      </w:r>
+      <w:r>
+        <w:rPr>
+          <w:lang w:val="es_ES" w:bidi="es_ES"/>
+        </w:rPr>
+        <w:t xml:space="preserve">). • Si vivimos con la esperanza de que Cristo realmente vuelva, podemos esperar su aparición (ver </w:t>
+      </w:r>
+      <w:r>
+        <w:rPr>
+          <w:lang w:val="es_ES" w:bidi="es_ES"/>
+        </w:rPr>
+        <w:t>1 Tm 6:14</w:t>
+      </w:r>
+      <w:r>
+        <w:rPr>
+          <w:lang w:val="es_ES" w:bidi="es_ES"/>
+        </w:rPr>
+        <w:t>) para establecer su reino (</w:t>
+      </w:r>
+      <w:r>
+        <w:rPr>
+          <w:lang w:val="es_ES" w:bidi="es_ES"/>
+        </w:rPr>
+        <w:t>2 Tm 4:1</w:t>
+      </w:r>
+      <w:r>
+        <w:rPr>
+          <w:lang w:val="es_ES" w:bidi="es_ES"/>
+        </w:rPr>
+        <w:t>). Si no seguimos los mandamientos de Cristo, no podemos esperar su venida como juez y rey.</w:t>
+      </w:r>
+      <w:r>
+        <w:rPr>
+          <w:lang w:val="es_ES" w:bidi="es_ES"/>
+        </w:rPr>
+      </w:r>
+      <w:r>
+        <w:rPr>
+          <w:lang w:val="es_ES" w:bidi="es_ES"/>
+        </w:rPr>
+      </w:r>
+    </w:p>
+    <w:p>
+      <w:pPr/>
+      <w:r>
+        <w:rPr>
+          <w:lang w:val="es_ES" w:bidi="es_ES"/>
+        </w:rPr>
+      </w:r>
+    </w:p>
+    <w:p>
+      <w:pPr>
+        <w:pStyle w:val="Heading2"/>
+      </w:pPr>
+      <w:r>
+        <w:rPr>
+          <w:lang w:val="es_ES" w:bidi="es_ES"/>
+        </w:rPr>
+        <w:t>2 Timoteo 4:9</w:t>
+      </w:r>
+      <w:r>
+        <w:rPr>
+          <w:lang w:val="es_ES" w:bidi="es_ES"/>
+        </w:rPr>
+      </w:r>
+    </w:p>
+    <w:p>
+      <w:pPr/>
+      <w:r>
+        <w:rPr>
+          <w:lang w:val="es_ES" w:bidi="es_ES"/>
+        </w:rPr>
+      </w:r>
+      <w:r>
+        <w:rPr>
+          <w:lang w:val="es_ES" w:bidi="es_ES"/>
+        </w:rPr>
+        <w:t xml:space="preserve">Pablo hace una convocatoria explícita para que Timoteo vaya a Roma (ver </w:t>
+      </w:r>
+      <w:r>
+        <w:rPr>
+          <w:lang w:val="es_ES" w:bidi="es_ES"/>
+        </w:rPr>
+        <w:t>1:4</w:t>
       </w:r>
       <w:r>
         <w:rPr>
@@ -2675,56 +6258,110 @@
         <w:rPr>
           <w:lang w:val="es_ES" w:bidi="es_ES"/>
         </w:rPr>
-        <w:t>2 Timoteo 2:11</w:t>
-      </w:r>
-      <w:r>
-        <w:rPr>
-          <w:lang w:val="es_ES" w:bidi="es_ES"/>
-        </w:rPr>
-      </w:r>
-    </w:p>
-    <w:p>
-      <w:pPr/>
-      <w:r>
-        <w:rPr>
-          <w:lang w:val="es_ES" w:bidi="es_ES"/>
-        </w:rPr>
-      </w:r>
-      <w:r>
-        <w:rPr>
-          <w:lang w:val="es_ES" w:bidi="es_ES"/>
-        </w:rPr>
-        <w:t>"Es palabra fiel"</w:t>
-      </w:r>
-      <w:r>
-        <w:rPr>
-          <w:lang w:val="es_ES" w:bidi="es_ES"/>
-        </w:rPr>
-        <w:t xml:space="preserve">: Ver notas de estudio en </w:t>
-      </w:r>
-      <w:r>
-        <w:rPr>
-          <w:lang w:val="es_ES" w:bidi="es_ES"/>
-        </w:rPr>
-        <w:t>1 Tm 1:15,</w:t>
-      </w:r>
-      <w:r>
-        <w:rPr>
-          <w:lang w:val="es_ES" w:bidi="es_ES"/>
-        </w:rPr>
-        <w:t xml:space="preserve"> </w:t>
-      </w:r>
-      <w:r>
-        <w:rPr>
-          <w:lang w:val="es_ES" w:bidi="es_ES"/>
-        </w:rPr>
-        <w:t>2:5–6</w:t>
-      </w:r>
-      <w:r>
-        <w:rPr>
-          <w:lang w:val="es_ES" w:bidi="es_ES"/>
-        </w:rPr>
-        <w:t>.</w:t>
+        <w:t>2 Timoteo 4:10</w:t>
+      </w:r>
+      <w:r>
+        <w:rPr>
+          <w:lang w:val="es_ES" w:bidi="es_ES"/>
+        </w:rPr>
+      </w:r>
+    </w:p>
+    <w:p>
+      <w:pPr/>
+      <w:r>
+        <w:rPr>
+          <w:lang w:val="es_ES" w:bidi="es_ES"/>
+        </w:rPr>
+      </w:r>
+      <w:r>
+        <w:rPr>
+          <w:lang w:val="es_ES" w:bidi="es_ES"/>
+        </w:rPr>
+        <w:t xml:space="preserve">"Demas": ver </w:t>
+      </w:r>
+      <w:r>
+        <w:rPr>
+          <w:lang w:val="es_ES" w:bidi="es_ES"/>
+        </w:rPr>
+        <w:t>Col 4:14,</w:t>
+      </w:r>
+      <w:r>
+        <w:rPr>
+          <w:lang w:val="es_ES" w:bidi="es_ES"/>
+        </w:rPr>
+        <w:t xml:space="preserve"> </w:t>
+      </w:r>
+      <w:r>
+        <w:rPr>
+          <w:lang w:val="es_ES" w:bidi="es_ES"/>
+        </w:rPr>
+        <w:t>Flm 1:24</w:t>
+      </w:r>
+      <w:r>
+        <w:rPr>
+          <w:lang w:val="es_ES" w:bidi="es_ES"/>
+        </w:rPr>
+        <w:t xml:space="preserve">. • "desamparado": ver también </w:t>
+      </w:r>
+      <w:r>
+        <w:rPr>
+          <w:lang w:val="es_ES" w:bidi="es_ES"/>
+        </w:rPr>
+        <w:t>2 Tm 4:16–17,</w:t>
+      </w:r>
+      <w:r>
+        <w:rPr>
+          <w:lang w:val="es_ES" w:bidi="es_ES"/>
+        </w:rPr>
+        <w:t xml:space="preserve"> cp. </w:t>
+      </w:r>
+      <w:r>
+        <w:rPr>
+          <w:lang w:val="es_ES" w:bidi="es_ES"/>
+        </w:rPr>
+        <w:t>Sal 22:1,</w:t>
+      </w:r>
+      <w:r>
+        <w:rPr>
+          <w:lang w:val="es_ES" w:bidi="es_ES"/>
+        </w:rPr>
+        <w:t xml:space="preserve"> </w:t>
+      </w:r>
+      <w:r>
+        <w:rPr>
+          <w:lang w:val="es_ES" w:bidi="es_ES"/>
+        </w:rPr>
+        <w:t>Mc 15:34</w:t>
+      </w:r>
+      <w:r>
+        <w:rPr>
+          <w:lang w:val="es_ES" w:bidi="es_ES"/>
+        </w:rPr>
+        <w:t>. • Amar las cosas de esta vida contrasta con la anticipación del regreso glorioso de Cristo (</w:t>
+      </w:r>
+      <w:r>
+        <w:rPr>
+          <w:lang w:val="es_ES" w:bidi="es_ES"/>
+        </w:rPr>
+        <w:t>2 Tm 4:8</w:t>
+      </w:r>
+      <w:r>
+        <w:rPr>
+          <w:lang w:val="es_ES" w:bidi="es_ES"/>
+        </w:rPr>
+        <w:t xml:space="preserve">). • </w:t>
+      </w:r>
+      <w:r>
+        <w:rPr>
+          <w:lang w:val="es_ES" w:bidi="es_ES"/>
+        </w:rPr>
+        <w:t>Crescente</w:t>
+      </w:r>
+      <w:r>
+        <w:rPr>
+          <w:lang w:val="es_ES" w:bidi="es_ES"/>
+        </w:rPr>
+        <w:t xml:space="preserve"> es prácticamente desconocido; su ausencia y la de Tito parecen haber intensificado el aislamiento de Pablo. • Tito fue un colaborador eficaz y confiable de Pablo. Quizás había ido a Dalmacia (al noroeste de la Grecia moderna) en una misión para Pablo.</w:t>
       </w:r>
       <w:r>
         <w:rPr>
@@ -2753,86 +6390,99 @@
         <w:rPr>
           <w:lang w:val="es_ES" w:bidi="es_ES"/>
         </w:rPr>
-        <w:t>2 Timoteo 2:13</w:t>
-      </w:r>
-      <w:r>
-        <w:rPr>
-          <w:lang w:val="es_ES" w:bidi="es_ES"/>
-        </w:rPr>
-      </w:r>
-    </w:p>
-    <w:p>
-      <w:pPr/>
-      <w:r>
-        <w:rPr>
-          <w:lang w:val="es_ES" w:bidi="es_ES"/>
-        </w:rPr>
-      </w:r>
-      <w:r>
-        <w:rPr>
-          <w:lang w:val="es_ES" w:bidi="es_ES"/>
-        </w:rPr>
-        <w:t>"él permanece fiel": esto podría significar que (1) él ofrece a aquellos que han tropezado una oportunidad para el arrepentimiento; (2) juzga con justicia a los incrédulos de acuerdo con su voluntad inmutable; (3) él mismo es un ejemplo de fidelidad para que su pueblo lo siga; y/o (4) él cumplirá fielmente sus propósitos en la historia, para salvar a aquellos que confían en él a través de las buenas nuevas (</w:t>
-      </w:r>
-      <w:r>
-        <w:rPr>
-          <w:lang w:val="es_ES" w:bidi="es_ES"/>
-        </w:rPr>
-        <w:t>1:12,</w:t>
-      </w:r>
-      <w:r>
-        <w:rPr>
-          <w:lang w:val="es_ES" w:bidi="es_ES"/>
-        </w:rPr>
-        <w:t xml:space="preserve"> </w:t>
-      </w:r>
-      <w:r>
-        <w:rPr>
-          <w:lang w:val="es_ES" w:bidi="es_ES"/>
-        </w:rPr>
-        <w:t>2:19</w:t>
-      </w:r>
-      <w:r>
-        <w:rPr>
-          <w:lang w:val="es_ES" w:bidi="es_ES"/>
-        </w:rPr>
-        <w:t xml:space="preserve">). Ver también </w:t>
-      </w:r>
-      <w:r>
-        <w:rPr>
-          <w:lang w:val="es_ES" w:bidi="es_ES"/>
-        </w:rPr>
-        <w:t>Ro 3:3–4,</w:t>
-      </w:r>
-      <w:r>
-        <w:rPr>
-          <w:lang w:val="es_ES" w:bidi="es_ES"/>
-        </w:rPr>
-        <w:t xml:space="preserve"> </w:t>
-      </w:r>
-      <w:r>
-        <w:rPr>
-          <w:lang w:val="es_ES" w:bidi="es_ES"/>
-        </w:rPr>
-        <w:t>1 Co 10:13,</w:t>
-      </w:r>
-      <w:r>
-        <w:rPr>
-          <w:lang w:val="es_ES" w:bidi="es_ES"/>
-        </w:rPr>
-        <w:t xml:space="preserve"> </w:t>
-      </w:r>
-      <w:r>
-        <w:rPr>
-          <w:lang w:val="es_ES" w:bidi="es_ES"/>
-        </w:rPr>
-        <w:t>1 Jn 1:9</w:t>
-      </w:r>
-      <w:r>
-        <w:rPr>
-          <w:lang w:val="es_ES" w:bidi="es_ES"/>
-        </w:rPr>
-        <w:t>.</w:t>
+        <w:t>2 Timoteo 4:11</w:t>
+      </w:r>
+      <w:r>
+        <w:rPr>
+          <w:lang w:val="es_ES" w:bidi="es_ES"/>
+        </w:rPr>
+      </w:r>
+    </w:p>
+    <w:p>
+      <w:pPr/>
+      <w:r>
+        <w:rPr>
+          <w:lang w:val="es_ES" w:bidi="es_ES"/>
+        </w:rPr>
+      </w:r>
+      <w:r>
+        <w:rPr>
+          <w:lang w:val="es_ES" w:bidi="es_ES"/>
+        </w:rPr>
+        <w:t>Lucas</w:t>
+      </w:r>
+      <w:r>
+        <w:rPr>
+          <w:i/>
+          <w:lang w:val="es_ES" w:bidi="es_ES"/>
+        </w:rPr>
+        <w:t>,</w:t>
+      </w:r>
+      <w:r>
+        <w:rPr>
+          <w:lang w:val="es_ES" w:bidi="es_ES"/>
+        </w:rPr>
+        <w:t xml:space="preserve"> el autor de Lucas y Hechos, acompañó a Pablo en sus viajes en varias ocasiones. A menudo se supone que Lucas estaba con Pablo como su médico (</w:t>
+      </w:r>
+      <w:r>
+        <w:rPr>
+          <w:lang w:val="es_ES" w:bidi="es_ES"/>
+        </w:rPr>
+        <w:t>Col 4:14</w:t>
+      </w:r>
+      <w:r>
+        <w:rPr>
+          <w:lang w:val="es_ES" w:bidi="es_ES"/>
+        </w:rPr>
+        <w:t xml:space="preserve">). Lucas fue el único de los colaboradores de Pablo que estuvo presente con él de manera continua. Por eso, Pablo deseaba que Timoteo viniera rápidamente. • "Marcos": La evaluación de Pablo de que le sería útil nos cuenta subre una historia de perdón y redención (ver </w:t>
+      </w:r>
+      <w:r>
+        <w:rPr>
+          <w:lang w:val="es_ES" w:bidi="es_ES"/>
+        </w:rPr>
+        <w:t>Hc 13:13,</w:t>
+      </w:r>
+      <w:r>
+        <w:rPr>
+          <w:lang w:val="es_ES" w:bidi="es_ES"/>
+        </w:rPr>
+        <w:t xml:space="preserve"> </w:t>
+      </w:r>
+      <w:r>
+        <w:rPr>
+          <w:lang w:val="es_ES" w:bidi="es_ES"/>
+        </w:rPr>
+        <w:t>15:36–40</w:t>
+      </w:r>
+      <w:r>
+        <w:rPr>
+          <w:lang w:val="es_ES" w:bidi="es_ES"/>
+        </w:rPr>
+        <w:t xml:space="preserve">; ver también </w:t>
+      </w:r>
+      <w:r>
+        <w:rPr>
+          <w:lang w:val="es_ES" w:bidi="es_ES"/>
+        </w:rPr>
+        <w:t>Col 4:10;</w:t>
+      </w:r>
+      <w:r>
+        <w:rPr>
+          <w:lang w:val="es_ES" w:bidi="es_ES"/>
+        </w:rPr>
+        <w:t xml:space="preserve"> </w:t>
+      </w:r>
+      <w:r>
+        <w:rPr>
+          <w:lang w:val="es_ES" w:bidi="es_ES"/>
+        </w:rPr>
+        <w:t>Flm 1:24</w:t>
+      </w:r>
+      <w:r>
+        <w:rPr>
+          <w:lang w:val="es_ES" w:bidi="es_ES"/>
+        </w:rPr>
+        <w:t>).</w:t>
       </w:r>
       <w:r>
         <w:rPr>
@@ -2861,50 +6511,122 @@
         <w:rPr>
           <w:lang w:val="es_ES" w:bidi="es_ES"/>
         </w:rPr>
-        <w:t>2 Timoteo 2:14–26</w:t>
-      </w:r>
-      <w:r>
-        <w:rPr>
-          <w:lang w:val="es_ES" w:bidi="es_ES"/>
-        </w:rPr>
-      </w:r>
-    </w:p>
-    <w:p>
-      <w:pPr/>
-      <w:r>
-        <w:rPr>
-          <w:lang w:val="es_ES" w:bidi="es_ES"/>
-        </w:rPr>
-      </w:r>
-      <w:r>
-        <w:rPr>
-          <w:lang w:val="es_ES" w:bidi="es_ES"/>
-        </w:rPr>
-        <w:t xml:space="preserve">Timoteo debe insistir en la enseñanza de </w:t>
-      </w:r>
-      <w:r>
-        <w:rPr>
-          <w:lang w:val="es_ES" w:bidi="es_ES"/>
-        </w:rPr>
-        <w:t>2:8–13</w:t>
-      </w:r>
-      <w:r>
-        <w:rPr>
-          <w:lang w:val="es_ES" w:bidi="es_ES"/>
-        </w:rPr>
-        <w:t xml:space="preserve"> y mantenerse alejado de las enseñanzas y conductas de los falsos maestros. La herejía probablemente era la misma que en </w:t>
-      </w:r>
-      <w:r>
-        <w:rPr>
-          <w:lang w:val="es_ES" w:bidi="es_ES"/>
-        </w:rPr>
-        <w:t>1 Tm 6:20–21</w:t>
-      </w:r>
-      <w:r>
-        <w:rPr>
-          <w:lang w:val="es_ES" w:bidi="es_ES"/>
-        </w:rPr>
-        <w:t>.</w:t>
+        <w:t>2 Timoteo 4:12</w:t>
+      </w:r>
+      <w:r>
+        <w:rPr>
+          <w:lang w:val="es_ES" w:bidi="es_ES"/>
+        </w:rPr>
+      </w:r>
+    </w:p>
+    <w:p>
+      <w:pPr/>
+      <w:r>
+        <w:rPr>
+          <w:lang w:val="es_ES" w:bidi="es_ES"/>
+        </w:rPr>
+      </w:r>
+      <w:r>
+        <w:rPr>
+          <w:lang w:val="es_ES" w:bidi="es_ES"/>
+        </w:rPr>
+        <w:t>Tychîco</w:t>
+      </w:r>
+      <w:r>
+        <w:rPr>
+          <w:lang w:val="es_ES" w:bidi="es_ES"/>
+        </w:rPr>
+        <w:t xml:space="preserve"> aparentemente era un griego (como se sugiere en </w:t>
+      </w:r>
+      <w:r>
+        <w:rPr>
+          <w:lang w:val="es_ES" w:bidi="es_ES"/>
+        </w:rPr>
+        <w:t>Col 4:7–8,</w:t>
+      </w:r>
+      <w:r>
+        <w:rPr>
+          <w:lang w:val="es_ES" w:bidi="es_ES"/>
+        </w:rPr>
+        <w:t>10–11</w:t>
+      </w:r>
+      <w:r>
+        <w:rPr>
+          <w:lang w:val="es_ES" w:bidi="es_ES"/>
+        </w:rPr>
+        <w:t xml:space="preserve">) de Asia Menor (ver también </w:t>
+      </w:r>
+      <w:r>
+        <w:rPr>
+          <w:lang w:val="es_ES" w:bidi="es_ES"/>
+        </w:rPr>
+        <w:t>Hc 20:4,</w:t>
+      </w:r>
+      <w:r>
+        <w:rPr>
+          <w:lang w:val="es_ES" w:bidi="es_ES"/>
+        </w:rPr>
+        <w:t xml:space="preserve"> </w:t>
+      </w:r>
+      <w:r>
+        <w:rPr>
+          <w:lang w:val="es_ES" w:bidi="es_ES"/>
+        </w:rPr>
+        <w:t>Ef 6:21–22,</w:t>
+      </w:r>
+      <w:r>
+        <w:rPr>
+          <w:lang w:val="es_ES" w:bidi="es_ES"/>
+        </w:rPr>
+        <w:t xml:space="preserve"> </w:t>
+      </w:r>
+      <w:r>
+        <w:rPr>
+          <w:lang w:val="es_ES" w:bidi="es_ES"/>
+        </w:rPr>
+        <w:t>Col 4:7–8,</w:t>
+      </w:r>
+      <w:r>
+        <w:rPr>
+          <w:lang w:val="es_ES" w:bidi="es_ES"/>
+        </w:rPr>
+        <w:t xml:space="preserve"> </w:t>
+      </w:r>
+      <w:r>
+        <w:rPr>
+          <w:lang w:val="es_ES" w:bidi="es_ES"/>
+        </w:rPr>
+        <w:t>Tt 3:12</w:t>
+      </w:r>
+      <w:r>
+        <w:rPr>
+          <w:lang w:val="es_ES" w:bidi="es_ES"/>
+        </w:rPr>
+        <w:t xml:space="preserve">). Posiblemente iba a Éfeso para entregar esta carta y reemplazar a Timoteo (suponiendo que Timoteo estaba en Éfeso; ver notas de estudio en </w:t>
+      </w:r>
+      <w:r>
+        <w:rPr>
+          <w:lang w:val="es_ES" w:bidi="es_ES"/>
+        </w:rPr>
+        <w:t>2 Tm 4:13</w:t>
+      </w:r>
+      <w:r>
+        <w:rPr>
+          <w:lang w:val="es_ES" w:bidi="es_ES"/>
+        </w:rPr>
+        <w:t>,</w:t>
+      </w:r>
+      <w:r>
+        <w:rPr>
+          <w:lang w:val="es_ES" w:bidi="es_ES"/>
+        </w:rPr>
+        <w:t>19</w:t>
+      </w:r>
+      <w:r>
+        <w:rPr>
+          <w:lang w:val="es_ES" w:bidi="es_ES"/>
+        </w:rPr>
+        <w:t>).</w:t>
       </w:r>
       <w:r>
         <w:rPr>
@@ -2933,62 +6655,62 @@
         <w:rPr>
           <w:lang w:val="es_ES" w:bidi="es_ES"/>
         </w:rPr>
-        <w:t>2 Timoteo 2:15</w:t>
-      </w:r>
-      <w:r>
-        <w:rPr>
-          <w:lang w:val="es_ES" w:bidi="es_ES"/>
-        </w:rPr>
-      </w:r>
-    </w:p>
-    <w:p>
-      <w:pPr/>
-      <w:r>
-        <w:rPr>
-          <w:lang w:val="es_ES" w:bidi="es_ES"/>
-        </w:rPr>
-      </w:r>
-      <w:r>
-        <w:rPr>
-          <w:lang w:val="es_ES" w:bidi="es_ES"/>
-        </w:rPr>
-        <w:t xml:space="preserve">Quien explica correctamente (literalmente </w:t>
-      </w:r>
-      <w:r>
-        <w:rPr>
-          <w:lang w:val="es_ES" w:bidi="es_ES"/>
-        </w:rPr>
-        <w:t>"presentarte á Dios aprobado"</w:t>
-      </w:r>
-      <w:r>
-        <w:rPr>
-          <w:lang w:val="es_ES" w:bidi="es_ES"/>
-        </w:rPr>
-        <w:t xml:space="preserve">): La RVR09 relaciona este versículo con la correcta interpretación de la palabra de verdad. Otra posibilidad es que Timoteo debería mantener su propósito al enseñar la palabra (ver </w:t>
-      </w:r>
-      <w:r>
-        <w:rPr>
-          <w:lang w:val="es_ES" w:bidi="es_ES"/>
-        </w:rPr>
-        <w:t>1 Tm 1:4</w:t>
-      </w:r>
-      <w:r>
-        <w:rPr>
-          <w:lang w:val="es_ES" w:bidi="es_ES"/>
-        </w:rPr>
-        <w:t>) y no desviarse participando en las controversias de los falsos maestros (</w:t>
-      </w:r>
-      <w:r>
-        <w:rPr>
-          <w:lang w:val="es_ES" w:bidi="es_ES"/>
-        </w:rPr>
-        <w:t>2 Tm 2:16</w:t>
-      </w:r>
-      <w:r>
-        <w:rPr>
-          <w:lang w:val="es_ES" w:bidi="es_ES"/>
-        </w:rPr>
-        <w:t>).</w:t>
+        <w:t>2 Timoteo 4:13</w:t>
+      </w:r>
+      <w:r>
+        <w:rPr>
+          <w:lang w:val="es_ES" w:bidi="es_ES"/>
+        </w:rPr>
+      </w:r>
+    </w:p>
+    <w:p>
+      <w:pPr/>
+      <w:r>
+        <w:rPr>
+          <w:lang w:val="es_ES" w:bidi="es_ES"/>
+        </w:rPr>
+      </w:r>
+      <w:r>
+        <w:rPr>
+          <w:lang w:val="es_ES" w:bidi="es_ES"/>
+        </w:rPr>
+        <w:t>El arresto y traslado de Pablo a Roma aparentemente no le permitió recoger sus pertenencias. • "</w:t>
+      </w:r>
+      <w:r>
+        <w:rPr>
+          <w:lang w:val="es_ES" w:bidi="es_ES"/>
+        </w:rPr>
+        <w:t>el capote" (o abrigo)</w:t>
+      </w:r>
+      <w:r>
+        <w:rPr>
+          <w:lang w:val="es_ES" w:bidi="es_ES"/>
+        </w:rPr>
+        <w:t>: se acercaba el invierno (</w:t>
+      </w:r>
+      <w:r>
+        <w:rPr>
+          <w:lang w:val="es_ES" w:bidi="es_ES"/>
+        </w:rPr>
+        <w:t>4:21</w:t>
+      </w:r>
+      <w:r>
+        <w:rPr>
+          <w:lang w:val="es_ES" w:bidi="es_ES"/>
+        </w:rPr>
+        <w:t>). • Carpo podría haber sido el anfitrión de Pablo en Troas. La referencia a Troas implica que Timoteo todavía estaba en Éfeso y viajaría a través de Troas, una ciudad portuaria. • "</w:t>
+      </w:r>
+      <w:r>
+        <w:rPr>
+          <w:lang w:val="es_ES" w:bidi="es_ES"/>
+        </w:rPr>
+        <w:t>los libros, mayormente los pergaminos"</w:t>
+      </w:r>
+      <w:r>
+        <w:rPr>
+          <w:lang w:val="es_ES" w:bidi="es_ES"/>
+        </w:rPr>
+        <w:t>: estos escritos podrían haber incluido las Escrituras, notas personales, cartas dirigidas a Pablo, copias de las propias cartas de Pablo y otros materiales cristianos y judíos.</w:t>
       </w:r>
       <w:r>
         <w:rPr>
@@ -3017,26 +6739,62 @@
         <w:rPr>
           <w:lang w:val="es_ES" w:bidi="es_ES"/>
         </w:rPr>
-        <w:t>2 Timoteo 2:17</w:t>
-      </w:r>
-      <w:r>
-        <w:rPr>
-          <w:lang w:val="es_ES" w:bidi="es_ES"/>
-        </w:rPr>
-      </w:r>
-    </w:p>
-    <w:p>
-      <w:pPr/>
-      <w:r>
-        <w:rPr>
-          <w:lang w:val="es_ES" w:bidi="es_ES"/>
-        </w:rPr>
-      </w:r>
-      <w:r>
-        <w:rPr>
-          <w:lang w:val="es_ES" w:bidi="es_ES"/>
-        </w:rPr>
-        <w:t>Himeneo había estado anteriormente asociado con Alejandro (</w:t>
+        <w:t>2 Timoteo 4:14</w:t>
+      </w:r>
+      <w:r>
+        <w:rPr>
+          <w:lang w:val="es_ES" w:bidi="es_ES"/>
+        </w:rPr>
+      </w:r>
+    </w:p>
+    <w:p>
+      <w:pPr/>
+      <w:r>
+        <w:rPr>
+          <w:lang w:val="es_ES" w:bidi="es_ES"/>
+        </w:rPr>
+      </w:r>
+      <w:r>
+        <w:rPr>
+          <w:lang w:val="es_ES" w:bidi="es_ES"/>
+        </w:rPr>
+        <w:t xml:space="preserve">Alejandro era un nombre común (cp. </w:t>
+      </w:r>
+      <w:r>
+        <w:rPr>
+          <w:lang w:val="es_ES" w:bidi="es_ES"/>
+        </w:rPr>
+        <w:t>Mc 15:21;</w:t>
+      </w:r>
+      <w:r>
+        <w:rPr>
+          <w:lang w:val="es_ES" w:bidi="es_ES"/>
+        </w:rPr>
+        <w:t xml:space="preserve"> </w:t>
+      </w:r>
+      <w:r>
+        <w:rPr>
+          <w:lang w:val="es_ES" w:bidi="es_ES"/>
+        </w:rPr>
+        <w:t>Hc 4:6,</w:t>
+      </w:r>
+      <w:r>
+        <w:rPr>
+          <w:lang w:val="es_ES" w:bidi="es_ES"/>
+        </w:rPr>
+        <w:t xml:space="preserve"> </w:t>
+      </w:r>
+      <w:r>
+        <w:rPr>
+          <w:lang w:val="es_ES" w:bidi="es_ES"/>
+        </w:rPr>
+        <w:t>19:33</w:t>
+      </w:r>
+      <w:r>
+        <w:rPr>
+          <w:lang w:val="es_ES" w:bidi="es_ES"/>
+        </w:rPr>
+        <w:t xml:space="preserve">). Alejandro el calderero probablemente era la misma persona mencionada en </w:t>
       </w:r>
       <w:r>
         <w:rPr>
@@ -3048,19 +6806,7 @@
         <w:rPr>
           <w:lang w:val="es_ES" w:bidi="es_ES"/>
         </w:rPr>
-        <w:t>); ambos seguían causando estragos (</w:t>
-      </w:r>
-      <w:r>
-        <w:rPr>
-          <w:lang w:val="es_ES" w:bidi="es_ES"/>
-        </w:rPr>
-        <w:t>2 Tm 4:14–15</w:t>
-      </w:r>
-      <w:r>
-        <w:rPr>
-          <w:lang w:val="es_ES" w:bidi="es_ES"/>
-        </w:rPr>
-        <w:t>). • Fileto era el nuevo cómplice de Himeneo.</w:t>
+        <w:t>. • "me ha causado muchos males": aparentemente hizo más que simplemente oponerse a las enseñanzas de Pablo. Quizás tuvo algo que ver con el arresto de Pablo.</w:t>
       </w:r>
       <w:r>
         <w:rPr>
@@ -3089,3776 +6835,6 @@
         <w:rPr>
           <w:lang w:val="es_ES" w:bidi="es_ES"/>
         </w:rPr>
-        <w:t>2 Timoteo 2:18</w:t>
-      </w:r>
-      <w:r>
-        <w:rPr>
-          <w:lang w:val="es_ES" w:bidi="es_ES"/>
-        </w:rPr>
-      </w:r>
-    </w:p>
-    <w:p>
-      <w:pPr/>
-      <w:r>
-        <w:rPr>
-          <w:lang w:val="es_ES" w:bidi="es_ES"/>
-        </w:rPr>
-      </w:r>
-      <w:r>
-        <w:rPr>
-          <w:lang w:val="es_ES" w:bidi="es_ES"/>
-        </w:rPr>
-        <w:t>"diciendo que la resurrección es ya hecha"</w:t>
-      </w:r>
-      <w:r>
-        <w:rPr>
-          <w:lang w:val="es_ES" w:bidi="es_ES"/>
-        </w:rPr>
-        <w:t xml:space="preserve">: cp. </w:t>
-      </w:r>
-      <w:r>
-        <w:rPr>
-          <w:lang w:val="es_ES" w:bidi="es_ES"/>
-        </w:rPr>
-        <w:t>2 Ts 2:2</w:t>
-      </w:r>
-      <w:r>
-        <w:rPr>
-          <w:lang w:val="es_ES" w:bidi="es_ES"/>
-        </w:rPr>
-        <w:t>. Estos falsos maestros podrían haber distorsionado la enseñanza de Pablo sobre la resurrección de los muertos (</w:t>
-      </w:r>
-      <w:r>
-        <w:rPr>
-          <w:lang w:val="es_ES" w:bidi="es_ES"/>
-        </w:rPr>
-        <w:t>Ro 6:5;</w:t>
-      </w:r>
-      <w:r>
-        <w:rPr>
-          <w:lang w:val="es_ES" w:bidi="es_ES"/>
-        </w:rPr>
-        <w:t xml:space="preserve"> </w:t>
-      </w:r>
-      <w:r>
-        <w:rPr>
-          <w:lang w:val="es_ES" w:bidi="es_ES"/>
-        </w:rPr>
-        <w:t>Ga 2:20;</w:t>
-      </w:r>
-      <w:r>
-        <w:rPr>
-          <w:lang w:val="es_ES" w:bidi="es_ES"/>
-        </w:rPr>
-        <w:t xml:space="preserve"> </w:t>
-      </w:r>
-      <w:r>
-        <w:rPr>
-          <w:lang w:val="es_ES" w:bidi="es_ES"/>
-        </w:rPr>
-        <w:t>Ef 1:3,</w:t>
-      </w:r>
-      <w:r>
-        <w:rPr>
-          <w:lang w:val="es_ES" w:bidi="es_ES"/>
-        </w:rPr>
-        <w:t xml:space="preserve"> </w:t>
-      </w:r>
-      <w:r>
-        <w:rPr>
-          <w:lang w:val="es_ES" w:bidi="es_ES"/>
-        </w:rPr>
-        <w:t>2:6,</w:t>
-      </w:r>
-      <w:r>
-        <w:rPr>
-          <w:lang w:val="es_ES" w:bidi="es_ES"/>
-        </w:rPr>
-        <w:t xml:space="preserve"> </w:t>
-      </w:r>
-      <w:r>
-        <w:rPr>
-          <w:lang w:val="es_ES" w:bidi="es_ES"/>
-        </w:rPr>
-        <w:t>5:14;</w:t>
-      </w:r>
-      <w:r>
-        <w:rPr>
-          <w:lang w:val="es_ES" w:bidi="es_ES"/>
-        </w:rPr>
-        <w:t xml:space="preserve"> </w:t>
-      </w:r>
-      <w:r>
-        <w:rPr>
-          <w:lang w:val="es_ES" w:bidi="es_ES"/>
-        </w:rPr>
-        <w:t>Col 2:12,</w:t>
-      </w:r>
-      <w:r>
-        <w:rPr>
-          <w:lang w:val="es_ES" w:bidi="es_ES"/>
-        </w:rPr>
-        <w:t xml:space="preserve"> </w:t>
-      </w:r>
-      <w:r>
-        <w:rPr>
-          <w:lang w:val="es_ES" w:bidi="es_ES"/>
-        </w:rPr>
-        <w:t>3:1–4</w:t>
-      </w:r>
-      <w:r>
-        <w:rPr>
-          <w:lang w:val="es_ES" w:bidi="es_ES"/>
-        </w:rPr>
-        <w:t>) al enseñar que ya participaban plenamente en la vida celestial, y quizás que la resurrección física no ocurriría. Podrían haber concluido de que lo que conduce al cuerpo (es decir, la moralidad) era irrelevante, ya que sus cuerpos mortales no podrían afectar sus espíritus eternos. O podrían haber optado por el ascetismo que niega el mundo (</w:t>
-      </w:r>
-      <w:r>
-        <w:rPr>
-          <w:lang w:val="es_ES" w:bidi="es_ES"/>
-        </w:rPr>
-        <w:t>1 Tm 4:3;</w:t>
-      </w:r>
-      <w:r>
-        <w:rPr>
-          <w:lang w:val="es_ES" w:bidi="es_ES"/>
-        </w:rPr>
-        <w:t xml:space="preserve"> ver </w:t>
-      </w:r>
-      <w:r>
-        <w:rPr>
-          <w:lang w:val="es_ES" w:bidi="es_ES"/>
-        </w:rPr>
-        <w:t>Col 2:8,</w:t>
-      </w:r>
-      <w:r>
-        <w:rPr>
-          <w:lang w:val="es_ES" w:bidi="es_ES"/>
-        </w:rPr>
-        <w:t>16–23</w:t>
-      </w:r>
-      <w:r>
-        <w:rPr>
-          <w:lang w:val="es_ES" w:bidi="es_ES"/>
-        </w:rPr>
-        <w:t xml:space="preserve">), con la idea de que disfrutar de las cosas materiales es inapropiado para las personas resucitadas y espirituales. Estos maestros podrían haber interpretado las enseñanzas de Jesús (ver </w:t>
-      </w:r>
-      <w:r>
-        <w:rPr>
-          <w:lang w:val="es_ES" w:bidi="es_ES"/>
-        </w:rPr>
-        <w:t>Mt 19:10–12,</w:t>
-      </w:r>
-      <w:r>
-        <w:rPr>
-          <w:lang w:val="es_ES" w:bidi="es_ES"/>
-        </w:rPr>
-        <w:t xml:space="preserve"> </w:t>
-      </w:r>
-      <w:r>
-        <w:rPr>
-          <w:lang w:val="es_ES" w:bidi="es_ES"/>
-        </w:rPr>
-        <w:t>22:30</w:t>
-      </w:r>
-      <w:r>
-        <w:rPr>
-          <w:lang w:val="es_ES" w:bidi="es_ES"/>
-        </w:rPr>
-        <w:t>) como una prohibición del matrimonio (</w:t>
-      </w:r>
-      <w:r>
-        <w:rPr>
-          <w:lang w:val="es_ES" w:bidi="es_ES"/>
-        </w:rPr>
-        <w:t>1 Tm 4:3</w:t>
-      </w:r>
-      <w:r>
-        <w:rPr>
-          <w:lang w:val="es_ES" w:bidi="es_ES"/>
-        </w:rPr>
-        <w:t>). Sus enseñanzas sobre la ley del antiguo testamento (</w:t>
-      </w:r>
-      <w:r>
-        <w:rPr>
-          <w:lang w:val="es_ES" w:bidi="es_ES"/>
-        </w:rPr>
-        <w:t>1 Tm 1:7–11</w:t>
-      </w:r>
-      <w:r>
-        <w:rPr>
-          <w:lang w:val="es_ES" w:bidi="es_ES"/>
-        </w:rPr>
-        <w:t xml:space="preserve">) podrían haber llevado a la promoción de ciertos tabúes. Sus enseñanzas podrían haber incluido una promoción excesivamente agresiva de la igualdad (ver </w:t>
-      </w:r>
-      <w:r>
-        <w:rPr>
-          <w:lang w:val="es_ES" w:bidi="es_ES"/>
-        </w:rPr>
-        <w:t>2 Tm 3:6,</w:t>
-      </w:r>
-      <w:r>
-        <w:rPr>
-          <w:lang w:val="es_ES" w:bidi="es_ES"/>
-        </w:rPr>
-        <w:t xml:space="preserve"> cp. </w:t>
-      </w:r>
-      <w:r>
-        <w:rPr>
-          <w:lang w:val="es_ES" w:bidi="es_ES"/>
-        </w:rPr>
-        <w:t>Ga 3:28,</w:t>
-      </w:r>
-      <w:r>
-        <w:rPr>
-          <w:lang w:val="es_ES" w:bidi="es_ES"/>
-        </w:rPr>
-        <w:t xml:space="preserve"> </w:t>
-      </w:r>
-      <w:r>
-        <w:rPr>
-          <w:lang w:val="es_ES" w:bidi="es_ES"/>
-        </w:rPr>
-        <w:t>1 Tm 2:11–15</w:t>
-      </w:r>
-      <w:r>
-        <w:rPr>
-          <w:lang w:val="es_ES" w:bidi="es_ES"/>
-        </w:rPr>
-        <w:t xml:space="preserve">) bajo la creencia de que la era venidera ya había llegado. Su enseñanza podría haberse centrado exclusivamente en el poder de la resurrección, lo que contradiría el mensaje de Pablo sobre el sufrimiento y la cruz (ver </w:t>
-      </w:r>
-      <w:r>
-        <w:rPr>
-          <w:lang w:val="es_ES" w:bidi="es_ES"/>
-        </w:rPr>
-        <w:t>2 Tm 1:8,</w:t>
-      </w:r>
-      <w:r>
-        <w:rPr>
-          <w:lang w:val="es_ES" w:bidi="es_ES"/>
-        </w:rPr>
-        <w:t>12;</w:t>
-      </w:r>
-      <w:r>
-        <w:rPr>
-          <w:lang w:val="es_ES" w:bidi="es_ES"/>
-        </w:rPr>
-        <w:t xml:space="preserve"> </w:t>
-      </w:r>
-      <w:r>
-        <w:rPr>
-          <w:lang w:val="es_ES" w:bidi="es_ES"/>
-        </w:rPr>
-        <w:t>2:8–13</w:t>
-      </w:r>
-      <w:r>
-        <w:rPr>
-          <w:lang w:val="es_ES" w:bidi="es_ES"/>
-        </w:rPr>
-        <w:t xml:space="preserve">; cp. </w:t>
-      </w:r>
-      <w:r>
-        <w:rPr>
-          <w:lang w:val="es_ES" w:bidi="es_ES"/>
-        </w:rPr>
-        <w:t>1 Co 4:8–13;</w:t>
-      </w:r>
-      <w:r>
-        <w:rPr>
-          <w:lang w:val="es_ES" w:bidi="es_ES"/>
-        </w:rPr>
-        <w:t xml:space="preserve"> </w:t>
-      </w:r>
-      <w:r>
-        <w:rPr>
-          <w:lang w:val="es_ES" w:bidi="es_ES"/>
-        </w:rPr>
-        <w:t>2 Co 12:8–10</w:t>
-      </w:r>
-      <w:r>
-        <w:rPr>
-          <w:lang w:val="es_ES" w:bidi="es_ES"/>
-        </w:rPr>
-        <w:t>). Cualquiera que fuera la manera exacta, Pablo describe sus enseñanzas como “</w:t>
-      </w:r>
-      <w:r>
-        <w:rPr>
-          <w:lang w:val="es_ES" w:bidi="es_ES"/>
-        </w:rPr>
-        <w:t>profanas y vanas parlerías</w:t>
-      </w:r>
-      <w:r>
-        <w:rPr>
-          <w:lang w:val="es_ES" w:bidi="es_ES"/>
-        </w:rPr>
-        <w:t>” (</w:t>
-      </w:r>
-      <w:r>
-        <w:rPr>
-          <w:lang w:val="es_ES" w:bidi="es_ES"/>
-        </w:rPr>
-        <w:t>2 Tm 2:16</w:t>
-      </w:r>
-      <w:r>
-        <w:rPr>
-          <w:lang w:val="es_ES" w:bidi="es_ES"/>
-        </w:rPr>
-        <w:t>).</w:t>
-      </w:r>
-      <w:r>
-        <w:rPr>
-          <w:lang w:val="es_ES" w:bidi="es_ES"/>
-        </w:rPr>
-      </w:r>
-      <w:r>
-        <w:rPr>
-          <w:lang w:val="es_ES" w:bidi="es_ES"/>
-        </w:rPr>
-      </w:r>
-    </w:p>
-    <w:p>
-      <w:pPr/>
-      <w:r>
-        <w:rPr>
-          <w:lang w:val="es_ES" w:bidi="es_ES"/>
-        </w:rPr>
-      </w:r>
-    </w:p>
-    <w:p>
-      <w:pPr>
-        <w:pStyle w:val="Heading2"/>
-      </w:pPr>
-      <w:r>
-        <w:rPr>
-          <w:lang w:val="es_ES" w:bidi="es_ES"/>
-        </w:rPr>
-        <w:t>2 Timoteo 2:19</w:t>
-      </w:r>
-      <w:r>
-        <w:rPr>
-          <w:lang w:val="es_ES" w:bidi="es_ES"/>
-        </w:rPr>
-      </w:r>
-    </w:p>
-    <w:p>
-      <w:pPr/>
-      <w:r>
-        <w:rPr>
-          <w:lang w:val="es_ES" w:bidi="es_ES"/>
-        </w:rPr>
-      </w:r>
-      <w:r>
-        <w:rPr>
-          <w:lang w:val="es_ES" w:bidi="es_ES"/>
-        </w:rPr>
-        <w:t xml:space="preserve">Pablo asegura a Timoteo que la falsa enseñanza no prevalecerá (ver </w:t>
-      </w:r>
-      <w:r>
-        <w:rPr>
-          <w:lang w:val="es_ES" w:bidi="es_ES"/>
-        </w:rPr>
-        <w:t>3:9</w:t>
-      </w:r>
-      <w:r>
-        <w:rPr>
-          <w:lang w:val="es_ES" w:bidi="es_ES"/>
-        </w:rPr>
-        <w:t>) y refuerza el llamado a la pureza. • Piedra fundamental (literalmente "</w:t>
-      </w:r>
-      <w:r>
-        <w:rPr>
-          <w:lang w:val="es_ES" w:bidi="es_ES"/>
-        </w:rPr>
-        <w:t>está firme")</w:t>
-      </w:r>
-      <w:r>
-        <w:rPr>
-          <w:lang w:val="es_ES" w:bidi="es_ES"/>
-        </w:rPr>
-        <w:t>: esta metáfora destaca la inmunidad a la destrucción (</w:t>
-      </w:r>
-      <w:r>
-        <w:rPr>
-          <w:lang w:val="es_ES" w:bidi="es_ES"/>
-        </w:rPr>
-        <w:t>Is 28:16</w:t>
-      </w:r>
-      <w:r>
-        <w:rPr>
-          <w:lang w:val="es_ES" w:bidi="es_ES"/>
-        </w:rPr>
-        <w:t xml:space="preserve">) y podría reflejar un templo (ver también </w:t>
-      </w:r>
-      <w:r>
-        <w:rPr>
-          <w:lang w:val="es_ES" w:bidi="es_ES"/>
-        </w:rPr>
-        <w:t>1 Tm 3:15,</w:t>
-      </w:r>
-      <w:r>
-        <w:rPr>
-          <w:lang w:val="es_ES" w:bidi="es_ES"/>
-        </w:rPr>
-        <w:t xml:space="preserve"> </w:t>
-      </w:r>
-      <w:r>
-        <w:rPr>
-          <w:lang w:val="es_ES" w:bidi="es_ES"/>
-        </w:rPr>
-        <w:t>1 Co 3:11,</w:t>
-      </w:r>
-      <w:r>
-        <w:rPr>
-          <w:lang w:val="es_ES" w:bidi="es_ES"/>
-        </w:rPr>
-        <w:t xml:space="preserve"> </w:t>
-      </w:r>
-      <w:r>
-        <w:rPr>
-          <w:lang w:val="es_ES" w:bidi="es_ES"/>
-        </w:rPr>
-        <w:t>Ef 2:20,</w:t>
-      </w:r>
-      <w:r>
-        <w:rPr>
-          <w:lang w:val="es_ES" w:bidi="es_ES"/>
-        </w:rPr>
-        <w:t xml:space="preserve"> </w:t>
-      </w:r>
-      <w:r>
-        <w:rPr>
-          <w:lang w:val="es_ES" w:bidi="es_ES"/>
-        </w:rPr>
-        <w:t>1 Pe 2:4–7,</w:t>
-      </w:r>
-      <w:r>
-        <w:rPr>
-          <w:lang w:val="es_ES" w:bidi="es_ES"/>
-        </w:rPr>
-        <w:t xml:space="preserve"> </w:t>
-      </w:r>
-      <w:r>
-        <w:rPr>
-          <w:lang w:val="es_ES" w:bidi="es_ES"/>
-        </w:rPr>
-        <w:t>Ap 21:14</w:t>
-      </w:r>
-      <w:r>
-        <w:rPr>
-          <w:lang w:val="es_ES" w:bidi="es_ES"/>
-        </w:rPr>
-        <w:t>). • "</w:t>
-      </w:r>
-      <w:r>
-        <w:rPr>
-          <w:lang w:val="es_ES" w:bidi="es_ES"/>
-        </w:rPr>
-        <w:t>Conoce el Señor á los que son suyos"</w:t>
-      </w:r>
-      <w:r>
-        <w:rPr>
-          <w:lang w:val="es_ES" w:bidi="es_ES"/>
-        </w:rPr>
-        <w:t xml:space="preserve">: esta cita alude a </w:t>
-      </w:r>
-      <w:r>
-        <w:rPr>
-          <w:lang w:val="es_ES" w:bidi="es_ES"/>
-        </w:rPr>
-        <w:t>Nm 16:5</w:t>
-      </w:r>
-      <w:r>
-        <w:rPr>
-          <w:lang w:val="es_ES" w:bidi="es_ES"/>
-        </w:rPr>
-        <w:t>. • "</w:t>
-      </w:r>
-      <w:r>
-        <w:rPr>
-          <w:lang w:val="es_ES" w:bidi="es_ES"/>
-        </w:rPr>
-        <w:t>Apártese de iniquidad todo aquel que invoca el nombre de Cristo"</w:t>
-      </w:r>
-      <w:r>
-        <w:rPr>
-          <w:lang w:val="es_ES" w:bidi="es_ES"/>
-        </w:rPr>
-        <w:t xml:space="preserve">: ver </w:t>
-      </w:r>
-      <w:r>
-        <w:rPr>
-          <w:lang w:val="es_ES" w:bidi="es_ES"/>
-        </w:rPr>
-        <w:t>Is 52:11,</w:t>
-      </w:r>
-      <w:r>
-        <w:rPr>
-          <w:lang w:val="es_ES" w:bidi="es_ES"/>
-        </w:rPr>
-        <w:t xml:space="preserve"> cp. </w:t>
-      </w:r>
-      <w:r>
-        <w:rPr>
-          <w:lang w:val="es_ES" w:bidi="es_ES"/>
-        </w:rPr>
-        <w:t>Nm 16:26–27,</w:t>
-      </w:r>
-      <w:r>
-        <w:rPr>
-          <w:lang w:val="es_ES" w:bidi="es_ES"/>
-        </w:rPr>
-        <w:t xml:space="preserve"> </w:t>
-      </w:r>
-      <w:r>
-        <w:rPr>
-          <w:lang w:val="es_ES" w:bidi="es_ES"/>
-        </w:rPr>
-        <w:t>Lv 24:16,</w:t>
-      </w:r>
-      <w:r>
-        <w:rPr>
-          <w:lang w:val="es_ES" w:bidi="es_ES"/>
-        </w:rPr>
-        <w:t xml:space="preserve"> </w:t>
-      </w:r>
-      <w:r>
-        <w:rPr>
-          <w:lang w:val="es_ES" w:bidi="es_ES"/>
-        </w:rPr>
-        <w:t>Sal 6:8</w:t>
-      </w:r>
-      <w:r>
-        <w:rPr>
-          <w:lang w:val="es_ES" w:bidi="es_ES"/>
-        </w:rPr>
-        <w:t>.</w:t>
-      </w:r>
-      <w:r>
-        <w:rPr>
-          <w:lang w:val="es_ES" w:bidi="es_ES"/>
-        </w:rPr>
-      </w:r>
-      <w:r>
-        <w:rPr>
-          <w:lang w:val="es_ES" w:bidi="es_ES"/>
-        </w:rPr>
-      </w:r>
-    </w:p>
-    <w:p>
-      <w:pPr/>
-      <w:r>
-        <w:rPr>
-          <w:lang w:val="es_ES" w:bidi="es_ES"/>
-        </w:rPr>
-      </w:r>
-    </w:p>
-    <w:p>
-      <w:pPr>
-        <w:pStyle w:val="Heading2"/>
-      </w:pPr>
-      <w:r>
-        <w:rPr>
-          <w:lang w:val="es_ES" w:bidi="es_ES"/>
-        </w:rPr>
-        <w:t>2 Timoteo 2:20–21</w:t>
-      </w:r>
-      <w:r>
-        <w:rPr>
-          <w:lang w:val="es_ES" w:bidi="es_ES"/>
-        </w:rPr>
-      </w:r>
-    </w:p>
-    <w:p>
-      <w:pPr/>
-      <w:r>
-        <w:rPr>
-          <w:lang w:val="es_ES" w:bidi="es_ES"/>
-        </w:rPr>
-      </w:r>
-      <w:r>
-        <w:rPr>
-          <w:lang w:val="es_ES" w:bidi="es_ES"/>
-        </w:rPr>
-        <w:t xml:space="preserve">Basándose en </w:t>
-      </w:r>
-      <w:r>
-        <w:rPr>
-          <w:lang w:val="es_ES" w:bidi="es_ES"/>
-        </w:rPr>
-        <w:t>2:19</w:t>
-      </w:r>
-      <w:r>
-        <w:rPr>
-          <w:lang w:val="es_ES" w:bidi="es_ES"/>
-        </w:rPr>
-        <w:t xml:space="preserve">, Pablo utiliza imágenes de los utensilios en un hogar adinerado (ver </w:t>
-      </w:r>
-      <w:r>
-        <w:rPr>
-          <w:lang w:val="es_ES" w:bidi="es_ES"/>
-        </w:rPr>
-        <w:t>Ro 9:21</w:t>
-      </w:r>
-      <w:r>
-        <w:rPr>
-          <w:lang w:val="es_ES" w:bidi="es_ES"/>
-        </w:rPr>
-        <w:t>). Dentro del hogar de Dios, uno debe esforzarse por ser como un utensilio que es apreciado en lugar de uno que es menospreciado.</w:t>
-      </w:r>
-      <w:r>
-        <w:rPr>
-          <w:lang w:val="es_ES" w:bidi="es_ES"/>
-        </w:rPr>
-      </w:r>
-      <w:r>
-        <w:rPr>
-          <w:lang w:val="es_ES" w:bidi="es_ES"/>
-        </w:rPr>
-      </w:r>
-    </w:p>
-    <w:p>
-      <w:pPr/>
-      <w:r>
-        <w:rPr>
-          <w:lang w:val="es_ES" w:bidi="es_ES"/>
-        </w:rPr>
-      </w:r>
-    </w:p>
-    <w:p>
-      <w:pPr>
-        <w:pStyle w:val="Heading2"/>
-      </w:pPr>
-      <w:r>
-        <w:rPr>
-          <w:lang w:val="es_ES" w:bidi="es_ES"/>
-        </w:rPr>
-        <w:t>2 Timoteo 2:22</w:t>
-      </w:r>
-      <w:r>
-        <w:rPr>
-          <w:lang w:val="es_ES" w:bidi="es_ES"/>
-        </w:rPr>
-      </w:r>
-    </w:p>
-    <w:p>
-      <w:pPr/>
-      <w:r>
-        <w:rPr>
-          <w:lang w:val="es_ES" w:bidi="es_ES"/>
-        </w:rPr>
-      </w:r>
-      <w:r>
-        <w:rPr>
-          <w:lang w:val="es_ES" w:bidi="es_ES"/>
-        </w:rPr>
-        <w:t>"los que invocan al Señor"</w:t>
-      </w:r>
-      <w:r>
-        <w:rPr>
-          <w:lang w:val="es_ES" w:bidi="es_ES"/>
-        </w:rPr>
-        <w:t xml:space="preserve">: cp. </w:t>
-      </w:r>
-      <w:r>
-        <w:rPr>
-          <w:lang w:val="es_ES" w:bidi="es_ES"/>
-        </w:rPr>
-        <w:t>Sal 99:6;</w:t>
-      </w:r>
-      <w:r>
-        <w:rPr>
-          <w:lang w:val="es_ES" w:bidi="es_ES"/>
-        </w:rPr>
-        <w:t xml:space="preserve"> </w:t>
-      </w:r>
-      <w:r>
-        <w:rPr>
-          <w:lang w:val="es_ES" w:bidi="es_ES"/>
-        </w:rPr>
-        <w:t>Jl 2:32;</w:t>
-      </w:r>
-      <w:r>
-        <w:rPr>
-          <w:lang w:val="es_ES" w:bidi="es_ES"/>
-        </w:rPr>
-        <w:t xml:space="preserve"> </w:t>
-      </w:r>
-      <w:r>
-        <w:rPr>
-          <w:lang w:val="es_ES" w:bidi="es_ES"/>
-        </w:rPr>
-        <w:t>Hc 2:21;</w:t>
-      </w:r>
-      <w:r>
-        <w:rPr>
-          <w:lang w:val="es_ES" w:bidi="es_ES"/>
-        </w:rPr>
-        <w:t xml:space="preserve"> </w:t>
-      </w:r>
-      <w:r>
-        <w:rPr>
-          <w:lang w:val="es_ES" w:bidi="es_ES"/>
-        </w:rPr>
-        <w:t>9:14,</w:t>
-      </w:r>
-      <w:r>
-        <w:rPr>
-          <w:lang w:val="es_ES" w:bidi="es_ES"/>
-        </w:rPr>
-        <w:t>21;</w:t>
-      </w:r>
-      <w:r>
-        <w:rPr>
-          <w:lang w:val="es_ES" w:bidi="es_ES"/>
-        </w:rPr>
-        <w:t xml:space="preserve"> </w:t>
-      </w:r>
-      <w:r>
-        <w:rPr>
-          <w:lang w:val="es_ES" w:bidi="es_ES"/>
-        </w:rPr>
-        <w:t>22:16;</w:t>
-      </w:r>
-      <w:r>
-        <w:rPr>
-          <w:lang w:val="es_ES" w:bidi="es_ES"/>
-        </w:rPr>
-        <w:t xml:space="preserve"> </w:t>
-      </w:r>
-      <w:r>
-        <w:rPr>
-          <w:lang w:val="es_ES" w:bidi="es_ES"/>
-        </w:rPr>
-        <w:t>Ro 10:12–13;</w:t>
-      </w:r>
-      <w:r>
-        <w:rPr>
-          <w:lang w:val="es_ES" w:bidi="es_ES"/>
-        </w:rPr>
-        <w:t xml:space="preserve"> </w:t>
-      </w:r>
-      <w:r>
-        <w:rPr>
-          <w:lang w:val="es_ES" w:bidi="es_ES"/>
-        </w:rPr>
-        <w:t>1 Co 1:2</w:t>
-      </w:r>
-      <w:r>
-        <w:rPr>
-          <w:lang w:val="es_ES" w:bidi="es_ES"/>
-        </w:rPr>
-        <w:t>. • "</w:t>
-      </w:r>
-      <w:r>
-        <w:rPr>
-          <w:lang w:val="es_ES" w:bidi="es_ES"/>
-        </w:rPr>
-        <w:t>de puro corazón"</w:t>
-      </w:r>
-      <w:r>
-        <w:rPr>
-          <w:lang w:val="es_ES" w:bidi="es_ES"/>
-        </w:rPr>
-        <w:t xml:space="preserve">: cp. </w:t>
-      </w:r>
-      <w:r>
-        <w:rPr>
-          <w:lang w:val="es_ES" w:bidi="es_ES"/>
-        </w:rPr>
-        <w:t>1 Tm 1:5</w:t>
-      </w:r>
-      <w:r>
-        <w:rPr>
-          <w:lang w:val="es_ES" w:bidi="es_ES"/>
-        </w:rPr>
-        <w:t>.</w:t>
-      </w:r>
-      <w:r>
-        <w:rPr>
-          <w:lang w:val="es_ES" w:bidi="es_ES"/>
-        </w:rPr>
-      </w:r>
-      <w:r>
-        <w:rPr>
-          <w:lang w:val="es_ES" w:bidi="es_ES"/>
-        </w:rPr>
-      </w:r>
-    </w:p>
-    <w:p>
-      <w:pPr/>
-      <w:r>
-        <w:rPr>
-          <w:lang w:val="es_ES" w:bidi="es_ES"/>
-        </w:rPr>
-      </w:r>
-    </w:p>
-    <w:p>
-      <w:pPr>
-        <w:pStyle w:val="Heading2"/>
-      </w:pPr>
-      <w:r>
-        <w:rPr>
-          <w:lang w:val="es_ES" w:bidi="es_ES"/>
-        </w:rPr>
-        <w:t>2 Timoteo 2:24</w:t>
-      </w:r>
-      <w:r>
-        <w:rPr>
-          <w:lang w:val="es_ES" w:bidi="es_ES"/>
-        </w:rPr>
-      </w:r>
-    </w:p>
-    <w:p>
-      <w:pPr/>
-      <w:r>
-        <w:rPr>
-          <w:lang w:val="es_ES" w:bidi="es_ES"/>
-        </w:rPr>
-      </w:r>
-      <w:r>
-        <w:rPr>
-          <w:lang w:val="es_ES" w:bidi="es_ES"/>
-        </w:rPr>
-        <w:t>"</w:t>
-      </w:r>
-      <w:r>
-        <w:rPr>
-          <w:lang w:val="es_ES" w:bidi="es_ES"/>
-        </w:rPr>
-        <w:t>siervo del Señor"</w:t>
-      </w:r>
-      <w:r>
-        <w:rPr>
-          <w:lang w:val="es_ES" w:bidi="es_ES"/>
-        </w:rPr>
-        <w:t xml:space="preserve">: ver </w:t>
-      </w:r>
-      <w:r>
-        <w:rPr>
-          <w:lang w:val="es_ES" w:bidi="es_ES"/>
-        </w:rPr>
-        <w:t>Tt 1:1,</w:t>
-      </w:r>
-      <w:r>
-        <w:rPr>
-          <w:lang w:val="es_ES" w:bidi="es_ES"/>
-        </w:rPr>
-        <w:t xml:space="preserve"> comparar con </w:t>
-      </w:r>
-      <w:r>
-        <w:rPr>
-          <w:lang w:val="es_ES" w:bidi="es_ES"/>
-        </w:rPr>
-        <w:t>Is 42:1–2,</w:t>
-      </w:r>
-      <w:r>
-        <w:rPr>
-          <w:lang w:val="es_ES" w:bidi="es_ES"/>
-        </w:rPr>
-        <w:t xml:space="preserve"> </w:t>
-      </w:r>
-      <w:r>
-        <w:rPr>
-          <w:lang w:val="es_ES" w:bidi="es_ES"/>
-        </w:rPr>
-        <w:t>50:6,</w:t>
-      </w:r>
-      <w:r>
-        <w:rPr>
-          <w:lang w:val="es_ES" w:bidi="es_ES"/>
-        </w:rPr>
-        <w:t xml:space="preserve"> </w:t>
-      </w:r>
-      <w:r>
-        <w:rPr>
-          <w:lang w:val="es_ES" w:bidi="es_ES"/>
-        </w:rPr>
-        <w:t>53:7;</w:t>
-      </w:r>
-      <w:r>
-        <w:rPr>
-          <w:lang w:val="es_ES" w:bidi="es_ES"/>
-        </w:rPr>
-        <w:t xml:space="preserve"> </w:t>
-      </w:r>
-      <w:r>
-        <w:rPr>
-          <w:lang w:val="es_ES" w:bidi="es_ES"/>
-        </w:rPr>
-        <w:t>Mt 12:14–21</w:t>
-      </w:r>
-      <w:r>
-        <w:rPr>
-          <w:lang w:val="es_ES" w:bidi="es_ES"/>
-        </w:rPr>
-        <w:t>. • "</w:t>
-      </w:r>
-      <w:r>
-        <w:rPr>
-          <w:lang w:val="es_ES" w:bidi="es_ES"/>
-        </w:rPr>
-        <w:t>sino manso para con todos, apto para enseñar"</w:t>
-      </w:r>
-      <w:r>
-        <w:rPr>
-          <w:lang w:val="es_ES" w:bidi="es_ES"/>
-        </w:rPr>
-        <w:t xml:space="preserve">: ver </w:t>
-      </w:r>
-      <w:r>
-        <w:rPr>
-          <w:lang w:val="es_ES" w:bidi="es_ES"/>
-        </w:rPr>
-        <w:t>1 Tm 3:2–3;</w:t>
-      </w:r>
-      <w:r>
-        <w:rPr>
-          <w:lang w:val="es_ES" w:bidi="es_ES"/>
-        </w:rPr>
-        <w:t xml:space="preserve"> </w:t>
-      </w:r>
-      <w:r>
-        <w:rPr>
-          <w:lang w:val="es_ES" w:bidi="es_ES"/>
-        </w:rPr>
-        <w:t>Tt 3:2</w:t>
-      </w:r>
-      <w:r>
-        <w:rPr>
-          <w:lang w:val="es_ES" w:bidi="es_ES"/>
-        </w:rPr>
-        <w:t>.</w:t>
-      </w:r>
-      <w:r>
-        <w:rPr>
-          <w:lang w:val="es_ES" w:bidi="es_ES"/>
-        </w:rPr>
-      </w:r>
-      <w:r>
-        <w:rPr>
-          <w:lang w:val="es_ES" w:bidi="es_ES"/>
-        </w:rPr>
-      </w:r>
-    </w:p>
-    <w:p>
-      <w:pPr/>
-      <w:r>
-        <w:rPr>
-          <w:lang w:val="es_ES" w:bidi="es_ES"/>
-        </w:rPr>
-      </w:r>
-    </w:p>
-    <w:p>
-      <w:pPr>
-        <w:pStyle w:val="Heading2"/>
-      </w:pPr>
-      <w:r>
-        <w:rPr>
-          <w:lang w:val="es_ES" w:bidi="es_ES"/>
-        </w:rPr>
-        <w:t>2 Timoteo 2:25</w:t>
-      </w:r>
-      <w:r>
-        <w:rPr>
-          <w:lang w:val="es_ES" w:bidi="es_ES"/>
-        </w:rPr>
-      </w:r>
-    </w:p>
-    <w:p>
-      <w:pPr/>
-      <w:r>
-        <w:rPr>
-          <w:lang w:val="es_ES" w:bidi="es_ES"/>
-        </w:rPr>
-      </w:r>
-      <w:r>
-        <w:rPr>
-          <w:lang w:val="es_ES" w:bidi="es_ES"/>
-        </w:rPr>
-        <w:t>"con mansedumbre corrija"</w:t>
-      </w:r>
-      <w:r>
-        <w:rPr>
-          <w:lang w:val="es_ES" w:bidi="es_ES"/>
-        </w:rPr>
-        <w:t xml:space="preserve">: ver </w:t>
-      </w:r>
-      <w:r>
-        <w:rPr>
-          <w:lang w:val="es_ES" w:bidi="es_ES"/>
-        </w:rPr>
-        <w:t>1 Co 4:21,</w:t>
-      </w:r>
-      <w:r>
-        <w:rPr>
-          <w:lang w:val="es_ES" w:bidi="es_ES"/>
-        </w:rPr>
-        <w:t xml:space="preserve"> </w:t>
-      </w:r>
-      <w:r>
-        <w:rPr>
-          <w:lang w:val="es_ES" w:bidi="es_ES"/>
-        </w:rPr>
-        <w:t>2 Co 10:1,</w:t>
-      </w:r>
-      <w:r>
-        <w:rPr>
-          <w:lang w:val="es_ES" w:bidi="es_ES"/>
-        </w:rPr>
-        <w:t xml:space="preserve"> </w:t>
-      </w:r>
-      <w:r>
-        <w:rPr>
-          <w:lang w:val="es_ES" w:bidi="es_ES"/>
-        </w:rPr>
-        <w:t>1 Ts 5:14,</w:t>
-      </w:r>
-      <w:r>
-        <w:rPr>
-          <w:lang w:val="es_ES" w:bidi="es_ES"/>
-        </w:rPr>
-        <w:t xml:space="preserve"> </w:t>
-      </w:r>
-      <w:r>
-        <w:rPr>
-          <w:lang w:val="es_ES" w:bidi="es_ES"/>
-        </w:rPr>
-        <w:t>2 Ts 3:14–15,</w:t>
-      </w:r>
-      <w:r>
-        <w:rPr>
-          <w:lang w:val="es_ES" w:bidi="es_ES"/>
-        </w:rPr>
-        <w:t xml:space="preserve"> </w:t>
-      </w:r>
-      <w:r>
-        <w:rPr>
-          <w:lang w:val="es_ES" w:bidi="es_ES"/>
-        </w:rPr>
-        <w:t>Tt 3:10–11,</w:t>
-      </w:r>
-      <w:r>
-        <w:rPr>
-          <w:lang w:val="es_ES" w:bidi="es_ES"/>
-        </w:rPr>
-        <w:t xml:space="preserve"> </w:t>
-      </w:r>
-      <w:r>
-        <w:rPr>
-          <w:lang w:val="es_ES" w:bidi="es_ES"/>
-        </w:rPr>
-        <w:t>Jd 1:22–23</w:t>
-      </w:r>
-      <w:r>
-        <w:rPr>
-          <w:lang w:val="es_ES" w:bidi="es_ES"/>
-        </w:rPr>
-        <w:t>.</w:t>
-      </w:r>
-      <w:r>
-        <w:rPr>
-          <w:lang w:val="es_ES" w:bidi="es_ES"/>
-        </w:rPr>
-      </w:r>
-      <w:r>
-        <w:rPr>
-          <w:lang w:val="es_ES" w:bidi="es_ES"/>
-        </w:rPr>
-      </w:r>
-    </w:p>
-    <w:p>
-      <w:pPr/>
-      <w:r>
-        <w:rPr>
-          <w:lang w:val="es_ES" w:bidi="es_ES"/>
-        </w:rPr>
-      </w:r>
-    </w:p>
-    <w:p>
-      <w:pPr>
-        <w:pStyle w:val="Heading2"/>
-      </w:pPr>
-      <w:r>
-        <w:rPr>
-          <w:lang w:val="es_ES" w:bidi="es_ES"/>
-        </w:rPr>
-        <w:t>2 Timoteo 3:1–5</w:t>
-      </w:r>
-      <w:r>
-        <w:rPr>
-          <w:lang w:val="es_ES" w:bidi="es_ES"/>
-        </w:rPr>
-      </w:r>
-    </w:p>
-    <w:p>
-      <w:pPr/>
-      <w:r>
-        <w:rPr>
-          <w:lang w:val="es_ES" w:bidi="es_ES"/>
-        </w:rPr>
-      </w:r>
-      <w:r>
-        <w:rPr>
-          <w:lang w:val="es_ES" w:bidi="es_ES"/>
-        </w:rPr>
-        <w:t xml:space="preserve">Pablo describe cómo serán las personas en los últimos días (ver también </w:t>
-      </w:r>
-      <w:r>
-        <w:rPr>
-          <w:lang w:val="es_ES" w:bidi="es_ES"/>
-        </w:rPr>
-        <w:t>1 Tm 4:1–5;</w:t>
-      </w:r>
-      <w:r>
-        <w:rPr>
-          <w:lang w:val="es_ES" w:bidi="es_ES"/>
-        </w:rPr>
-        <w:t xml:space="preserve"> </w:t>
-      </w:r>
-      <w:r>
-        <w:rPr>
-          <w:lang w:val="es_ES" w:bidi="es_ES"/>
-        </w:rPr>
-        <w:t>2 Pe 2:1–22,</w:t>
-      </w:r>
-      <w:r>
-        <w:rPr>
-          <w:lang w:val="es_ES" w:bidi="es_ES"/>
-        </w:rPr>
-        <w:t xml:space="preserve"> </w:t>
-      </w:r>
-      <w:r>
-        <w:rPr>
-          <w:lang w:val="es_ES" w:bidi="es_ES"/>
-        </w:rPr>
-        <w:t>3:3;</w:t>
-      </w:r>
-      <w:r>
-        <w:rPr>
-          <w:lang w:val="es_ES" w:bidi="es_ES"/>
-        </w:rPr>
-        <w:t xml:space="preserve"> </w:t>
-      </w:r>
-      <w:r>
-        <w:rPr>
-          <w:lang w:val="es_ES" w:bidi="es_ES"/>
-        </w:rPr>
-        <w:t>Jd 1:18</w:t>
-      </w:r>
-      <w:r>
-        <w:rPr>
-          <w:lang w:val="es_ES" w:bidi="es_ES"/>
-        </w:rPr>
-        <w:t>), los cuales ya habían comenzado (</w:t>
-      </w:r>
-      <w:r>
-        <w:rPr>
-          <w:lang w:val="es_ES" w:bidi="es_ES"/>
-        </w:rPr>
-        <w:t>2 Tm 3:5</w:t>
-      </w:r>
-      <w:r>
-        <w:rPr>
-          <w:lang w:val="es_ES" w:bidi="es_ES"/>
-        </w:rPr>
-        <w:t>,</w:t>
-      </w:r>
-      <w:r>
-        <w:rPr>
-          <w:lang w:val="es_ES" w:bidi="es_ES"/>
-        </w:rPr>
-        <w:t>6–9</w:t>
-      </w:r>
-      <w:r>
-        <w:rPr>
-          <w:lang w:val="es_ES" w:bidi="es_ES"/>
-        </w:rPr>
-        <w:t>).</w:t>
-      </w:r>
-      <w:r>
-        <w:rPr>
-          <w:lang w:val="es_ES" w:bidi="es_ES"/>
-        </w:rPr>
-      </w:r>
-      <w:r>
-        <w:rPr>
-          <w:lang w:val="es_ES" w:bidi="es_ES"/>
-        </w:rPr>
-      </w:r>
-    </w:p>
-    <w:p>
-      <w:pPr/>
-      <w:r>
-        <w:rPr>
-          <w:lang w:val="es_ES" w:bidi="es_ES"/>
-        </w:rPr>
-      </w:r>
-    </w:p>
-    <w:p>
-      <w:pPr>
-        <w:pStyle w:val="Heading2"/>
-      </w:pPr>
-      <w:r>
-        <w:rPr>
-          <w:lang w:val="es_ES" w:bidi="es_ES"/>
-        </w:rPr>
-        <w:t>2 Timoteo 3:1–4.8</w:t>
-      </w:r>
-      <w:r>
-        <w:rPr>
-          <w:lang w:val="es_ES" w:bidi="es_ES"/>
-        </w:rPr>
-      </w:r>
-    </w:p>
-    <w:p>
-      <w:pPr/>
-      <w:r>
-        <w:rPr>
-          <w:lang w:val="es_ES" w:bidi="es_ES"/>
-        </w:rPr>
-      </w:r>
-      <w:r>
-        <w:rPr>
-          <w:lang w:val="es_ES" w:bidi="es_ES"/>
-        </w:rPr>
-        <w:t>Timoteo debe mantener el rumbo a pesar de los tiempos difíciles que se avecinan.</w:t>
-      </w:r>
-      <w:r>
-        <w:rPr>
-          <w:lang w:val="es_ES" w:bidi="es_ES"/>
-        </w:rPr>
-      </w:r>
-      <w:r>
-        <w:rPr>
-          <w:lang w:val="es_ES" w:bidi="es_ES"/>
-        </w:rPr>
-      </w:r>
-    </w:p>
-    <w:p>
-      <w:pPr/>
-      <w:r>
-        <w:rPr>
-          <w:lang w:val="es_ES" w:bidi="es_ES"/>
-        </w:rPr>
-      </w:r>
-    </w:p>
-    <w:p>
-      <w:pPr>
-        <w:pStyle w:val="Heading2"/>
-      </w:pPr>
-      <w:r>
-        <w:rPr>
-          <w:lang w:val="es_ES" w:bidi="es_ES"/>
-        </w:rPr>
-        <w:t>2 Timoteo 3:5</w:t>
-      </w:r>
-      <w:r>
-        <w:rPr>
-          <w:lang w:val="es_ES" w:bidi="es_ES"/>
-        </w:rPr>
-      </w:r>
-    </w:p>
-    <w:p>
-      <w:pPr/>
-      <w:r>
-        <w:rPr>
-          <w:lang w:val="es_ES" w:bidi="es_ES"/>
-        </w:rPr>
-      </w:r>
-      <w:r>
-        <w:rPr>
-          <w:lang w:val="es_ES" w:bidi="es_ES"/>
-        </w:rPr>
-        <w:t>Personas de este tipo (</w:t>
-      </w:r>
-      <w:r>
-        <w:rPr>
-          <w:lang w:val="es_ES" w:bidi="es_ES"/>
-        </w:rPr>
-        <w:t>3:2–4</w:t>
-      </w:r>
-      <w:r>
-        <w:rPr>
-          <w:lang w:val="es_ES" w:bidi="es_ES"/>
-        </w:rPr>
-        <w:t xml:space="preserve">) habían rechazado la enseñanza sana y se habían apartado del poder que podría hacerlas piadosas (ver </w:t>
-      </w:r>
-      <w:r>
-        <w:rPr>
-          <w:lang w:val="es_ES" w:bidi="es_ES"/>
-        </w:rPr>
-        <w:t>1 Tm 1:5–11,</w:t>
-      </w:r>
-      <w:r>
-        <w:rPr>
-          <w:lang w:val="es_ES" w:bidi="es_ES"/>
-        </w:rPr>
-        <w:t xml:space="preserve"> </w:t>
-      </w:r>
-      <w:r>
-        <w:rPr>
-          <w:lang w:val="es_ES" w:bidi="es_ES"/>
-        </w:rPr>
-        <w:t>Col 2:16–23</w:t>
-      </w:r>
-      <w:r>
-        <w:rPr>
-          <w:lang w:val="es_ES" w:bidi="es_ES"/>
-        </w:rPr>
-        <w:t>).</w:t>
-      </w:r>
-      <w:r>
-        <w:rPr>
-          <w:lang w:val="es_ES" w:bidi="es_ES"/>
-        </w:rPr>
-      </w:r>
-      <w:r>
-        <w:rPr>
-          <w:lang w:val="es_ES" w:bidi="es_ES"/>
-        </w:rPr>
-      </w:r>
-    </w:p>
-    <w:p>
-      <w:pPr/>
-      <w:r>
-        <w:rPr>
-          <w:lang w:val="es_ES" w:bidi="es_ES"/>
-        </w:rPr>
-      </w:r>
-    </w:p>
-    <w:p>
-      <w:pPr>
-        <w:pStyle w:val="Heading2"/>
-      </w:pPr>
-      <w:r>
-        <w:rPr>
-          <w:lang w:val="es_ES" w:bidi="es_ES"/>
-        </w:rPr>
-        <w:t>2 Timoteo 3:6–7</w:t>
-      </w:r>
-      <w:r>
-        <w:rPr>
-          <w:lang w:val="es_ES" w:bidi="es_ES"/>
-        </w:rPr>
-      </w:r>
-    </w:p>
-    <w:p>
-      <w:pPr/>
-      <w:r>
-        <w:rPr>
-          <w:lang w:val="es_ES" w:bidi="es_ES"/>
-        </w:rPr>
-      </w:r>
-      <w:r>
-        <w:rPr>
-          <w:lang w:val="es_ES" w:bidi="es_ES"/>
-        </w:rPr>
-        <w:t>El impacto de los falsos maestros en los hogares y las mujeres es una preocupación constante en las cartas a Timoteo y Tito (</w:t>
-      </w:r>
-      <w:r>
-        <w:rPr>
-          <w:lang w:val="es_ES" w:bidi="es_ES"/>
-        </w:rPr>
-        <w:t>Tt 1:11;</w:t>
-      </w:r>
-      <w:r>
-        <w:rPr>
-          <w:lang w:val="es_ES" w:bidi="es_ES"/>
-        </w:rPr>
-        <w:t xml:space="preserve"> ver </w:t>
-      </w:r>
-      <w:r>
-        <w:rPr>
-          <w:lang w:val="es_ES" w:bidi="es_ES"/>
-        </w:rPr>
-        <w:t>1 Tm 2:11–15,</w:t>
-      </w:r>
-      <w:r>
-        <w:rPr>
-          <w:lang w:val="es_ES" w:bidi="es_ES"/>
-        </w:rPr>
-        <w:t xml:space="preserve"> </w:t>
-      </w:r>
-      <w:r>
-        <w:rPr>
-          <w:lang w:val="es_ES" w:bidi="es_ES"/>
-        </w:rPr>
-        <w:t>3:4–5,</w:t>
-      </w:r>
-      <w:r>
-        <w:rPr>
-          <w:lang w:val="es_ES" w:bidi="es_ES"/>
-        </w:rPr>
-        <w:t xml:space="preserve"> </w:t>
-      </w:r>
-      <w:r>
-        <w:rPr>
-          <w:lang w:val="es_ES" w:bidi="es_ES"/>
-        </w:rPr>
-        <w:t>5:14–15</w:t>
-      </w:r>
-      <w:r>
-        <w:rPr>
-          <w:lang w:val="es_ES" w:bidi="es_ES"/>
-        </w:rPr>
-        <w:t>). Ya sea que los falsos maestros se dirigieran o no específicamente a las mujeres, aparentemente lograron influir en algunas de ellas.</w:t>
-      </w:r>
-      <w:r>
-        <w:rPr>
-          <w:lang w:val="es_ES" w:bidi="es_ES"/>
-        </w:rPr>
-      </w:r>
-      <w:r>
-        <w:rPr>
-          <w:lang w:val="es_ES" w:bidi="es_ES"/>
-        </w:rPr>
-      </w:r>
-    </w:p>
-    <w:p>
-      <w:pPr/>
-      <w:r>
-        <w:rPr>
-          <w:lang w:val="es_ES" w:bidi="es_ES"/>
-        </w:rPr>
-      </w:r>
-    </w:p>
-    <w:p>
-      <w:pPr>
-        <w:pStyle w:val="Heading2"/>
-      </w:pPr>
-      <w:r>
-        <w:rPr>
-          <w:lang w:val="es_ES" w:bidi="es_ES"/>
-        </w:rPr>
-        <w:t>2 Timoteo 3:8</w:t>
-      </w:r>
-      <w:r>
-        <w:rPr>
-          <w:lang w:val="es_ES" w:bidi="es_ES"/>
-        </w:rPr>
-      </w:r>
-    </w:p>
-    <w:p>
-      <w:pPr/>
-      <w:r>
-        <w:rPr>
-          <w:lang w:val="es_ES" w:bidi="es_ES"/>
-        </w:rPr>
-      </w:r>
-      <w:r>
-        <w:rPr>
-          <w:lang w:val="es_ES" w:bidi="es_ES"/>
-        </w:rPr>
-        <w:t>Jannes y Jambres</w:t>
-      </w:r>
-      <w:r>
-        <w:rPr>
-          <w:lang w:val="es_ES" w:bidi="es_ES"/>
-        </w:rPr>
-        <w:t xml:space="preserve"> son, según la tradición, los nombres de los hechiceros egipcios que se opusieron a Moisés. (ver </w:t>
-      </w:r>
-      <w:r>
-        <w:rPr>
-          <w:lang w:val="es_ES" w:bidi="es_ES"/>
-        </w:rPr>
-        <w:t>Ex 7:8–13,</w:t>
-      </w:r>
-      <w:r>
-        <w:rPr>
-          <w:lang w:val="es_ES" w:bidi="es_ES"/>
-        </w:rPr>
-        <w:t xml:space="preserve"> </w:t>
-      </w:r>
-      <w:r>
-        <w:rPr>
-          <w:lang w:val="es_ES" w:bidi="es_ES"/>
-        </w:rPr>
-        <w:t>8:18,</w:t>
-      </w:r>
-      <w:r>
-        <w:rPr>
-          <w:lang w:val="es_ES" w:bidi="es_ES"/>
-        </w:rPr>
-        <w:t xml:space="preserve"> </w:t>
-      </w:r>
-      <w:r>
-        <w:rPr>
-          <w:lang w:val="es_ES" w:bidi="es_ES"/>
-        </w:rPr>
-        <w:t>9:11</w:t>
-      </w:r>
-      <w:r>
-        <w:rPr>
-          <w:lang w:val="es_ES" w:bidi="es_ES"/>
-        </w:rPr>
-        <w:t>).</w:t>
-      </w:r>
-      <w:r>
-        <w:rPr>
-          <w:lang w:val="es_ES" w:bidi="es_ES"/>
-        </w:rPr>
-      </w:r>
-      <w:r>
-        <w:rPr>
-          <w:lang w:val="es_ES" w:bidi="es_ES"/>
-        </w:rPr>
-      </w:r>
-    </w:p>
-    <w:p>
-      <w:pPr/>
-      <w:r>
-        <w:rPr>
-          <w:lang w:val="es_ES" w:bidi="es_ES"/>
-        </w:rPr>
-      </w:r>
-    </w:p>
-    <w:p>
-      <w:pPr>
-        <w:pStyle w:val="Heading2"/>
-      </w:pPr>
-      <w:r>
-        <w:rPr>
-          <w:lang w:val="es_ES" w:bidi="es_ES"/>
-        </w:rPr>
-        <w:t>2 Timoteo 3:11</w:t>
-      </w:r>
-      <w:r>
-        <w:rPr>
-          <w:lang w:val="es_ES" w:bidi="es_ES"/>
-        </w:rPr>
-      </w:r>
-    </w:p>
-    <w:p>
-      <w:pPr/>
-      <w:r>
-        <w:rPr>
-          <w:lang w:val="es_ES" w:bidi="es_ES"/>
-        </w:rPr>
-      </w:r>
-      <w:r>
-        <w:rPr>
-          <w:lang w:val="es_ES" w:bidi="es_ES"/>
-        </w:rPr>
-        <w:t xml:space="preserve">Timoteo era de Listra, cerca de Antioquía e Iconio, por lo que conocía todo lo que Pablo había sufrido (ver </w:t>
-      </w:r>
-      <w:r>
-        <w:rPr>
-          <w:lang w:val="es_ES" w:bidi="es_ES"/>
-        </w:rPr>
-        <w:t>Hc 13:14,</w:t>
-      </w:r>
-      <w:r>
-        <w:rPr>
-          <w:lang w:val="es_ES" w:bidi="es_ES"/>
-        </w:rPr>
-        <w:t>45–51;</w:t>
-      </w:r>
-      <w:r>
-        <w:rPr>
-          <w:lang w:val="es_ES" w:bidi="es_ES"/>
-        </w:rPr>
-        <w:t xml:space="preserve"> </w:t>
-      </w:r>
-      <w:r>
-        <w:rPr>
-          <w:lang w:val="es_ES" w:bidi="es_ES"/>
-        </w:rPr>
-        <w:t>14:1–8,</w:t>
-      </w:r>
-      <w:r>
-        <w:rPr>
-          <w:lang w:val="es_ES" w:bidi="es_ES"/>
-        </w:rPr>
-        <w:t>19–22</w:t>
-      </w:r>
-      <w:r>
-        <w:rPr>
-          <w:lang w:val="es_ES" w:bidi="es_ES"/>
-        </w:rPr>
-        <w:t>), aunque fue reclutado después de estos eventos (</w:t>
-      </w:r>
-      <w:r>
-        <w:rPr>
-          <w:lang w:val="es_ES" w:bidi="es_ES"/>
-        </w:rPr>
-        <w:t>Hc 16:1–3</w:t>
-      </w:r>
-      <w:r>
-        <w:rPr>
-          <w:lang w:val="es_ES" w:bidi="es_ES"/>
-        </w:rPr>
-        <w:t xml:space="preserve">). • </w:t>
-      </w:r>
-      <w:r>
-        <w:rPr>
-          <w:lang w:val="es_ES" w:bidi="es_ES"/>
-        </w:rPr>
-        <w:t>"me ha librado el Señor"</w:t>
-      </w:r>
-      <w:r>
-        <w:rPr>
-          <w:lang w:val="es_ES" w:bidi="es_ES"/>
-        </w:rPr>
-        <w:t xml:space="preserve">: Pablo podía testificar con su propia vida que el Señor cumpliría sus propósitos a través de su siervo fiel (ver </w:t>
-      </w:r>
-      <w:r>
-        <w:rPr>
-          <w:lang w:val="es_ES" w:bidi="es_ES"/>
-        </w:rPr>
-        <w:t>2 Tm 4:6–8,</w:t>
-      </w:r>
-      <w:r>
-        <w:rPr>
-          <w:lang w:val="es_ES" w:bidi="es_ES"/>
-        </w:rPr>
-        <w:t>17–18;</w:t>
-      </w:r>
-      <w:r>
-        <w:rPr>
-          <w:lang w:val="es_ES" w:bidi="es_ES"/>
-        </w:rPr>
-        <w:t xml:space="preserve"> </w:t>
-      </w:r>
-      <w:r>
-        <w:rPr>
-          <w:lang w:val="es_ES" w:bidi="es_ES"/>
-        </w:rPr>
-        <w:t>Sal 22:19–22;</w:t>
-      </w:r>
-      <w:r>
-        <w:rPr>
-          <w:lang w:val="es_ES" w:bidi="es_ES"/>
-        </w:rPr>
-        <w:t xml:space="preserve"> </w:t>
-      </w:r>
-      <w:r>
-        <w:rPr>
-          <w:lang w:val="es_ES" w:bidi="es_ES"/>
-        </w:rPr>
-        <w:t>34:19;</w:t>
-      </w:r>
-      <w:r>
-        <w:rPr>
-          <w:lang w:val="es_ES" w:bidi="es_ES"/>
-        </w:rPr>
-        <w:t xml:space="preserve"> </w:t>
-      </w:r>
-      <w:r>
-        <w:rPr>
-          <w:lang w:val="es_ES" w:bidi="es_ES"/>
-        </w:rPr>
-        <w:t>Dn 3:17–18;</w:t>
-      </w:r>
-      <w:r>
-        <w:rPr>
-          <w:lang w:val="es_ES" w:bidi="es_ES"/>
-        </w:rPr>
-        <w:t xml:space="preserve"> </w:t>
-      </w:r>
-      <w:r>
-        <w:rPr>
-          <w:lang w:val="es_ES" w:bidi="es_ES"/>
-        </w:rPr>
-        <w:t>2 Co 1:8–10;</w:t>
-      </w:r>
-      <w:r>
-        <w:rPr>
-          <w:lang w:val="es_ES" w:bidi="es_ES"/>
-        </w:rPr>
-        <w:t xml:space="preserve"> </w:t>
-      </w:r>
-      <w:r>
-        <w:rPr>
-          <w:lang w:val="es_ES" w:bidi="es_ES"/>
-        </w:rPr>
-        <w:t>2 Pe 2:7–9</w:t>
-      </w:r>
-      <w:r>
-        <w:rPr>
-          <w:lang w:val="es_ES" w:bidi="es_ES"/>
-        </w:rPr>
-        <w:t>).</w:t>
-      </w:r>
-      <w:r>
-        <w:rPr>
-          <w:lang w:val="es_ES" w:bidi="es_ES"/>
-        </w:rPr>
-      </w:r>
-      <w:r>
-        <w:rPr>
-          <w:lang w:val="es_ES" w:bidi="es_ES"/>
-        </w:rPr>
-      </w:r>
-    </w:p>
-    <w:p>
-      <w:pPr/>
-      <w:r>
-        <w:rPr>
-          <w:lang w:val="es_ES" w:bidi="es_ES"/>
-        </w:rPr>
-      </w:r>
-    </w:p>
-    <w:p>
-      <w:pPr>
-        <w:pStyle w:val="Heading2"/>
-      </w:pPr>
-      <w:r>
-        <w:rPr>
-          <w:lang w:val="es_ES" w:bidi="es_ES"/>
-        </w:rPr>
-        <w:t>2 Timoteo 3:14–15</w:t>
-      </w:r>
-      <w:r>
-        <w:rPr>
-          <w:lang w:val="es_ES" w:bidi="es_ES"/>
-        </w:rPr>
-      </w:r>
-    </w:p>
-    <w:p>
-      <w:pPr/>
-      <w:r>
-        <w:rPr>
-          <w:lang w:val="es_ES" w:bidi="es_ES"/>
-        </w:rPr>
-      </w:r>
-      <w:r>
-        <w:rPr>
-          <w:lang w:val="es_ES" w:bidi="es_ES"/>
-        </w:rPr>
-        <w:t>"</w:t>
-      </w:r>
-      <w:r>
-        <w:rPr>
-          <w:lang w:val="es_ES" w:bidi="es_ES"/>
-        </w:rPr>
-        <w:t>desde la niñez</w:t>
-      </w:r>
-      <w:r>
-        <w:rPr>
-          <w:lang w:val="es_ES" w:bidi="es_ES"/>
-        </w:rPr>
-        <w:t xml:space="preserve">": la abuela y la madre judías de Timoteo, Loida y Eunice (ver </w:t>
-      </w:r>
-      <w:r>
-        <w:rPr>
-          <w:lang w:val="es_ES" w:bidi="es_ES"/>
-        </w:rPr>
-        <w:t>Hc 16:1–3</w:t>
-      </w:r>
-      <w:r>
-        <w:rPr>
-          <w:lang w:val="es_ES" w:bidi="es_ES"/>
-        </w:rPr>
-        <w:t xml:space="preserve">), le proporcionaron su educación en las escrituras del antiguo testamento (ver </w:t>
-      </w:r>
-      <w:r>
-        <w:rPr>
-          <w:lang w:val="es_ES" w:bidi="es_ES"/>
-        </w:rPr>
-        <w:t>2 Tm 1:5</w:t>
-      </w:r>
-      <w:r>
-        <w:rPr>
-          <w:lang w:val="es_ES" w:bidi="es_ES"/>
-        </w:rPr>
-        <w:t>), y sus vidas reforzaron su enseñanza. • Las escrituras del antiguo testamento proporcionan la sabiduría necesaria para recibir a Cristo Jesús. A su vez, Jesucristo es necesario para entender plenamente las escrituras del antiguo testamento.</w:t>
-      </w:r>
-      <w:r>
-        <w:rPr>
-          <w:lang w:val="es_ES" w:bidi="es_ES"/>
-        </w:rPr>
-      </w:r>
-      <w:r>
-        <w:rPr>
-          <w:lang w:val="es_ES" w:bidi="es_ES"/>
-        </w:rPr>
-      </w:r>
-    </w:p>
-    <w:p>
-      <w:pPr/>
-      <w:r>
-        <w:rPr>
-          <w:lang w:val="es_ES" w:bidi="es_ES"/>
-        </w:rPr>
-      </w:r>
-    </w:p>
-    <w:p>
-      <w:pPr>
-        <w:pStyle w:val="Heading2"/>
-      </w:pPr>
-      <w:r>
-        <w:rPr>
-          <w:lang w:val="es_ES" w:bidi="es_ES"/>
-        </w:rPr>
-        <w:t>2 Timoteo 3:16</w:t>
-      </w:r>
-      <w:r>
-        <w:rPr>
-          <w:lang w:val="es_ES" w:bidi="es_ES"/>
-        </w:rPr>
-      </w:r>
-    </w:p>
-    <w:p>
-      <w:pPr/>
-      <w:r>
-        <w:rPr>
-          <w:lang w:val="es_ES" w:bidi="es_ES"/>
-        </w:rPr>
-      </w:r>
-      <w:r>
-        <w:rPr>
-          <w:lang w:val="es_ES" w:bidi="es_ES"/>
-        </w:rPr>
-        <w:t>El hecho de que la escritura sea inspirada por Dios (literalmente "</w:t>
-      </w:r>
-      <w:r>
-        <w:rPr>
-          <w:lang w:val="es_ES" w:bidi="es_ES"/>
-        </w:rPr>
-        <w:t>inspirada divinamente"</w:t>
-      </w:r>
-      <w:r>
-        <w:rPr>
-          <w:i/>
-          <w:lang w:val="es_ES" w:bidi="es_ES"/>
-        </w:rPr>
-        <w:t>,</w:t>
-      </w:r>
-      <w:r>
-        <w:rPr>
-          <w:lang w:val="es_ES" w:bidi="es_ES"/>
-        </w:rPr>
-        <w:t xml:space="preserve"> exhalada por el propio discurso de Dios; ver también </w:t>
-      </w:r>
-      <w:r>
-        <w:rPr>
-          <w:lang w:val="es_ES" w:bidi="es_ES"/>
-        </w:rPr>
-        <w:t>Hb 4:12–13,</w:t>
-      </w:r>
-      <w:r>
-        <w:rPr>
-          <w:lang w:val="es_ES" w:bidi="es_ES"/>
-        </w:rPr>
-        <w:t xml:space="preserve"> </w:t>
-      </w:r>
-      <w:r>
-        <w:rPr>
-          <w:lang w:val="es_ES" w:bidi="es_ES"/>
-        </w:rPr>
-        <w:t>2 Pe 1:20–21</w:t>
-      </w:r>
-      <w:r>
-        <w:rPr>
-          <w:lang w:val="es_ES" w:bidi="es_ES"/>
-        </w:rPr>
-        <w:t xml:space="preserve">) no niega la participación activa de los autores humanos. Sin embargo, esto afirma que Dios es completamente responsable por su palabra. La escritura es verdadera, confiable, autoritativa, permanente y poderosa porque proviene del propio Dios. Su mensaje es coherente y consistente en su testimonio sobre Jesucristo (ver </w:t>
-      </w:r>
-      <w:r>
-        <w:rPr>
-          <w:lang w:val="es_ES" w:bidi="es_ES"/>
-        </w:rPr>
-        <w:t>Lc 24:25–27,</w:t>
-      </w:r>
-      <w:r>
-        <w:rPr>
-          <w:lang w:val="es_ES" w:bidi="es_ES"/>
-        </w:rPr>
-        <w:t>44;</w:t>
-      </w:r>
-      <w:r>
-        <w:rPr>
-          <w:lang w:val="es_ES" w:bidi="es_ES"/>
-        </w:rPr>
-        <w:t xml:space="preserve"> </w:t>
-      </w:r>
-      <w:r>
-        <w:rPr>
-          <w:lang w:val="es_ES" w:bidi="es_ES"/>
-        </w:rPr>
-        <w:t>Jn 5:39–40;</w:t>
-      </w:r>
-      <w:r>
-        <w:rPr>
-          <w:lang w:val="es_ES" w:bidi="es_ES"/>
-        </w:rPr>
-        <w:t xml:space="preserve"> </w:t>
-      </w:r>
-      <w:r>
-        <w:rPr>
-          <w:lang w:val="es_ES" w:bidi="es_ES"/>
-        </w:rPr>
-        <w:t>Hc 3:24;</w:t>
-      </w:r>
-      <w:r>
-        <w:rPr>
-          <w:lang w:val="es_ES" w:bidi="es_ES"/>
-        </w:rPr>
-        <w:t xml:space="preserve"> </w:t>
-      </w:r>
-      <w:r>
-        <w:rPr>
-          <w:lang w:val="es_ES" w:bidi="es_ES"/>
-        </w:rPr>
-        <w:t>1 Co 15:3–4</w:t>
-      </w:r>
-      <w:r>
-        <w:rPr>
-          <w:lang w:val="es_ES" w:bidi="es_ES"/>
-        </w:rPr>
-        <w:t>). Por lo tanto, tiene el poder de traer salvación y promover fe. No debe ser mal utilizada, como lo habían estado haciendo los falsos maestros (</w:t>
-      </w:r>
-      <w:r>
-        <w:rPr>
-          <w:lang w:val="es_ES" w:bidi="es_ES"/>
-        </w:rPr>
-        <w:t>2 Tm 4:2–4,</w:t>
-      </w:r>
-      <w:r>
-        <w:rPr>
-          <w:lang w:val="es_ES" w:bidi="es_ES"/>
-        </w:rPr>
-        <w:t xml:space="preserve"> </w:t>
-      </w:r>
-      <w:r>
-        <w:rPr>
-          <w:lang w:val="es_ES" w:bidi="es_ES"/>
-        </w:rPr>
-        <w:t>1 Tm 1:4–7,</w:t>
-      </w:r>
-      <w:r>
-        <w:rPr>
-          <w:lang w:val="es_ES" w:bidi="es_ES"/>
-        </w:rPr>
-        <w:t xml:space="preserve"> cp. </w:t>
-      </w:r>
-      <w:r>
-        <w:rPr>
-          <w:lang w:val="es_ES" w:bidi="es_ES"/>
-        </w:rPr>
-        <w:t>2 Pe 3:16</w:t>
-      </w:r>
-      <w:r>
-        <w:rPr>
-          <w:lang w:val="es_ES" w:bidi="es_ES"/>
-        </w:rPr>
-        <w:t>), sino que debe ser enseñada correctamente (</w:t>
-      </w:r>
-      <w:r>
-        <w:rPr>
-          <w:lang w:val="es_ES" w:bidi="es_ES"/>
-        </w:rPr>
-        <w:t>2 Tm 2:2,</w:t>
-      </w:r>
-      <w:r>
-        <w:rPr>
-          <w:lang w:val="es_ES" w:bidi="es_ES"/>
-        </w:rPr>
-        <w:t>15</w:t>
-      </w:r>
-      <w:r>
-        <w:rPr>
-          <w:lang w:val="es_ES" w:bidi="es_ES"/>
-        </w:rPr>
-        <w:t>). • Como consecuencia de la inspiración, toda la escritura es útil. Tanto el antiguo testamento como el nuevo testamento son juntos nuestros guías y maestros en la vida.</w:t>
-      </w:r>
-      <w:r>
-        <w:rPr>
-          <w:lang w:val="es_ES" w:bidi="es_ES"/>
-        </w:rPr>
-      </w:r>
-      <w:r>
-        <w:rPr>
-          <w:lang w:val="es_ES" w:bidi="es_ES"/>
-        </w:rPr>
-      </w:r>
-    </w:p>
-    <w:p>
-      <w:pPr/>
-      <w:r>
-        <w:rPr>
-          <w:lang w:val="es_ES" w:bidi="es_ES"/>
-        </w:rPr>
-      </w:r>
-    </w:p>
-    <w:p>
-      <w:pPr>
-        <w:pStyle w:val="Heading2"/>
-      </w:pPr>
-      <w:r>
-        <w:rPr>
-          <w:lang w:val="es_ES" w:bidi="es_ES"/>
-        </w:rPr>
-        <w:t>2 Timoteo 3:16–17</w:t>
-      </w:r>
-      <w:r>
-        <w:rPr>
-          <w:lang w:val="es_ES" w:bidi="es_ES"/>
-        </w:rPr>
-      </w:r>
-    </w:p>
-    <w:p>
-      <w:pPr/>
-      <w:r>
-        <w:rPr>
-          <w:lang w:val="es_ES" w:bidi="es_ES"/>
-        </w:rPr>
-      </w:r>
-      <w:r>
-        <w:rPr>
-          <w:lang w:val="es_ES" w:bidi="es_ES"/>
-        </w:rPr>
-        <w:t xml:space="preserve">Estos versículos amplían </w:t>
-      </w:r>
-      <w:r>
-        <w:rPr>
-          <w:lang w:val="es_ES" w:bidi="es_ES"/>
-        </w:rPr>
-        <w:t>3:15</w:t>
-      </w:r>
-      <w:r>
-        <w:rPr>
-          <w:lang w:val="es_ES" w:bidi="es_ES"/>
-        </w:rPr>
-        <w:t xml:space="preserve">, explicando la efectividad de las escrituras, su origen y las formas en que proporcionan sabiduría para vivir nuestra salvación. Pablo se refería a las escrituras hebreas (el antiguo testamento), pero su declaración ahora puede aplicarse a toda la escritura, incluyendo el nuevo testamento (ver, por ejemplo, </w:t>
-      </w:r>
-      <w:r>
-        <w:rPr>
-          <w:lang w:val="es_ES" w:bidi="es_ES"/>
-        </w:rPr>
-        <w:t>2 Pe 3:15–16</w:t>
-      </w:r>
-      <w:r>
-        <w:rPr>
-          <w:lang w:val="es_ES" w:bidi="es_ES"/>
-        </w:rPr>
-        <w:t>).</w:t>
-      </w:r>
-      <w:r>
-        <w:rPr>
-          <w:lang w:val="es_ES" w:bidi="es_ES"/>
-        </w:rPr>
-      </w:r>
-      <w:r>
-        <w:rPr>
-          <w:lang w:val="es_ES" w:bidi="es_ES"/>
-        </w:rPr>
-      </w:r>
-    </w:p>
-    <w:p>
-      <w:pPr/>
-      <w:r>
-        <w:rPr>
-          <w:lang w:val="es_ES" w:bidi="es_ES"/>
-        </w:rPr>
-      </w:r>
-    </w:p>
-    <w:p>
-      <w:pPr>
-        <w:pStyle w:val="Heading2"/>
-      </w:pPr>
-      <w:r>
-        <w:rPr>
-          <w:lang w:val="es_ES" w:bidi="es_ES"/>
-        </w:rPr>
-        <w:t>2 Timoteo 3:17</w:t>
-      </w:r>
-      <w:r>
-        <w:rPr>
-          <w:lang w:val="es_ES" w:bidi="es_ES"/>
-        </w:rPr>
-      </w:r>
-    </w:p>
-    <w:p>
-      <w:pPr/>
-      <w:r>
-        <w:rPr>
-          <w:lang w:val="es_ES" w:bidi="es_ES"/>
-        </w:rPr>
-      </w:r>
-      <w:r>
-        <w:rPr>
-          <w:lang w:val="es_ES" w:bidi="es_ES"/>
-        </w:rPr>
-        <w:t>Pablo deja claro que la salvación (</w:t>
-      </w:r>
-      <w:r>
-        <w:rPr>
-          <w:lang w:val="es_ES" w:bidi="es_ES"/>
-        </w:rPr>
-        <w:t>3:15</w:t>
-      </w:r>
-      <w:r>
-        <w:rPr>
-          <w:lang w:val="es_ES" w:bidi="es_ES"/>
-        </w:rPr>
-        <w:t xml:space="preserve">) resulta en piedad (ver </w:t>
-      </w:r>
-      <w:r>
-        <w:rPr>
-          <w:lang w:val="es_ES" w:bidi="es_ES"/>
-        </w:rPr>
-        <w:t>Ga 1:4,</w:t>
-      </w:r>
-      <w:r>
-        <w:rPr>
-          <w:lang w:val="es_ES" w:bidi="es_ES"/>
-        </w:rPr>
-        <w:t xml:space="preserve"> </w:t>
-      </w:r>
-      <w:r>
-        <w:rPr>
-          <w:lang w:val="es_ES" w:bidi="es_ES"/>
-        </w:rPr>
-        <w:t>5:16–26;</w:t>
-      </w:r>
-      <w:r>
-        <w:rPr>
-          <w:lang w:val="es_ES" w:bidi="es_ES"/>
-        </w:rPr>
-        <w:t xml:space="preserve"> </w:t>
-      </w:r>
-      <w:r>
-        <w:rPr>
-          <w:lang w:val="es_ES" w:bidi="es_ES"/>
-        </w:rPr>
-        <w:t>Ef 2:8–10</w:t>
-      </w:r>
-      <w:r>
-        <w:rPr>
-          <w:lang w:val="es_ES" w:bidi="es_ES"/>
-        </w:rPr>
-        <w:t>).</w:t>
-      </w:r>
-      <w:r>
-        <w:rPr>
-          <w:lang w:val="es_ES" w:bidi="es_ES"/>
-        </w:rPr>
-      </w:r>
-      <w:r>
-        <w:rPr>
-          <w:lang w:val="es_ES" w:bidi="es_ES"/>
-        </w:rPr>
-      </w:r>
-    </w:p>
-    <w:p>
-      <w:pPr/>
-      <w:r>
-        <w:rPr>
-          <w:lang w:val="es_ES" w:bidi="es_ES"/>
-        </w:rPr>
-      </w:r>
-    </w:p>
-    <w:p>
-      <w:pPr>
-        <w:pStyle w:val="Heading2"/>
-      </w:pPr>
-      <w:r>
-        <w:rPr>
-          <w:lang w:val="es_ES" w:bidi="es_ES"/>
-        </w:rPr>
-        <w:t>2 Timoteo 4:1</w:t>
-      </w:r>
-      <w:r>
-        <w:rPr>
-          <w:lang w:val="es_ES" w:bidi="es_ES"/>
-        </w:rPr>
-      </w:r>
-    </w:p>
-    <w:p>
-      <w:pPr/>
-      <w:r>
-        <w:rPr>
-          <w:lang w:val="es_ES" w:bidi="es_ES"/>
-        </w:rPr>
-      </w:r>
-      <w:r>
-        <w:rPr>
-          <w:lang w:val="es_ES" w:bidi="es_ES"/>
-        </w:rPr>
-        <w:t>"</w:t>
-      </w:r>
-      <w:r>
-        <w:rPr>
-          <w:lang w:val="es_ES" w:bidi="es_ES"/>
-        </w:rPr>
-        <w:t>juzgar á los vivos y los muertos</w:t>
-      </w:r>
-      <w:r>
-        <w:rPr>
-          <w:lang w:val="es_ES" w:bidi="es_ES"/>
-        </w:rPr>
-        <w:t xml:space="preserve">": ver </w:t>
-      </w:r>
-      <w:r>
-        <w:rPr>
-          <w:lang w:val="es_ES" w:bidi="es_ES"/>
-        </w:rPr>
-        <w:t>Mt 25:31–46,</w:t>
-      </w:r>
-      <w:r>
-        <w:rPr>
-          <w:lang w:val="es_ES" w:bidi="es_ES"/>
-        </w:rPr>
-        <w:t xml:space="preserve"> </w:t>
-      </w:r>
-      <w:r>
-        <w:rPr>
-          <w:lang w:val="es_ES" w:bidi="es_ES"/>
-        </w:rPr>
-        <w:t>Hc 10:42,</w:t>
-      </w:r>
-      <w:r>
-        <w:rPr>
-          <w:lang w:val="es_ES" w:bidi="es_ES"/>
-        </w:rPr>
-        <w:t xml:space="preserve"> </w:t>
-      </w:r>
-      <w:r>
-        <w:rPr>
-          <w:lang w:val="es_ES" w:bidi="es_ES"/>
-        </w:rPr>
-        <w:t>Ro 14:7–12,</w:t>
-      </w:r>
-      <w:r>
-        <w:rPr>
-          <w:lang w:val="es_ES" w:bidi="es_ES"/>
-        </w:rPr>
-        <w:t xml:space="preserve"> </w:t>
-      </w:r>
-      <w:r>
-        <w:rPr>
-          <w:lang w:val="es_ES" w:bidi="es_ES"/>
-        </w:rPr>
-        <w:t>Ap 20:11–15</w:t>
-      </w:r>
-      <w:r>
-        <w:rPr>
-          <w:lang w:val="es_ES" w:bidi="es_ES"/>
-        </w:rPr>
-        <w:t>. • Cuando él venga (literalmente "</w:t>
-      </w:r>
-      <w:r>
-        <w:rPr>
-          <w:lang w:val="es_ES" w:bidi="es_ES"/>
-        </w:rPr>
-        <w:t>su manifestación"</w:t>
-      </w:r>
-      <w:r>
-        <w:rPr>
-          <w:lang w:val="es_ES" w:bidi="es_ES"/>
-        </w:rPr>
-        <w:t xml:space="preserve">): ver </w:t>
-      </w:r>
-      <w:r>
-        <w:rPr>
-          <w:lang w:val="es_ES" w:bidi="es_ES"/>
-        </w:rPr>
-        <w:t>nota de estudio sobre 1 Tm 6:14</w:t>
-      </w:r>
-      <w:r>
-        <w:rPr>
-          <w:lang w:val="es_ES" w:bidi="es_ES"/>
-        </w:rPr>
-        <w:t xml:space="preserve">; ver también </w:t>
-      </w:r>
-      <w:r>
-        <w:rPr>
-          <w:lang w:val="es_ES" w:bidi="es_ES"/>
-        </w:rPr>
-        <w:t>2 Tm 1:10,</w:t>
-      </w:r>
-      <w:r>
-        <w:rPr>
-          <w:lang w:val="es_ES" w:bidi="es_ES"/>
-        </w:rPr>
-        <w:t xml:space="preserve"> </w:t>
-      </w:r>
-      <w:r>
-        <w:rPr>
-          <w:lang w:val="es_ES" w:bidi="es_ES"/>
-        </w:rPr>
-        <w:t>4:8;</w:t>
-      </w:r>
-      <w:r>
-        <w:rPr>
-          <w:lang w:val="es_ES" w:bidi="es_ES"/>
-        </w:rPr>
-        <w:t xml:space="preserve"> </w:t>
-      </w:r>
-      <w:r>
-        <w:rPr>
-          <w:lang w:val="es_ES" w:bidi="es_ES"/>
-        </w:rPr>
-        <w:t>Tt 2:11–13,</w:t>
-      </w:r>
-      <w:r>
-        <w:rPr>
-          <w:lang w:val="es_ES" w:bidi="es_ES"/>
-        </w:rPr>
-        <w:t xml:space="preserve"> </w:t>
-      </w:r>
-      <w:r>
-        <w:rPr>
-          <w:lang w:val="es_ES" w:bidi="es_ES"/>
-        </w:rPr>
-        <w:t>3:4</w:t>
-      </w:r>
-      <w:r>
-        <w:rPr>
-          <w:lang w:val="es_ES" w:bidi="es_ES"/>
-        </w:rPr>
-        <w:t>.</w:t>
-      </w:r>
-      <w:r>
-        <w:rPr>
-          <w:lang w:val="es_ES" w:bidi="es_ES"/>
-        </w:rPr>
-      </w:r>
-      <w:r>
-        <w:rPr>
-          <w:lang w:val="es_ES" w:bidi="es_ES"/>
-        </w:rPr>
-      </w:r>
-    </w:p>
-    <w:p>
-      <w:pPr/>
-      <w:r>
-        <w:rPr>
-          <w:lang w:val="es_ES" w:bidi="es_ES"/>
-        </w:rPr>
-      </w:r>
-    </w:p>
-    <w:p>
-      <w:pPr>
-        <w:pStyle w:val="Heading2"/>
-      </w:pPr>
-      <w:r>
-        <w:rPr>
-          <w:lang w:val="es_ES" w:bidi="es_ES"/>
-        </w:rPr>
-        <w:t>2 Timoteo 4:1–8</w:t>
-      </w:r>
-      <w:r>
-        <w:rPr>
-          <w:lang w:val="es_ES" w:bidi="es_ES"/>
-        </w:rPr>
-      </w:r>
-    </w:p>
-    <w:p>
-      <w:pPr/>
-      <w:r>
-        <w:rPr>
-          <w:lang w:val="es_ES" w:bidi="es_ES"/>
-        </w:rPr>
-      </w:r>
-      <w:r>
-        <w:rPr>
-          <w:lang w:val="es_ES" w:bidi="es_ES"/>
-        </w:rPr>
-        <w:t xml:space="preserve">Timoteo estaba en la presencia de Dios y debía trabajar en vista de la venida de Jesús para juzgar y establecer su reino (ver </w:t>
-      </w:r>
-      <w:r>
-        <w:rPr>
-          <w:lang w:val="es_ES" w:bidi="es_ES"/>
-        </w:rPr>
-        <w:t>1 Tm 5:21,</w:t>
-      </w:r>
-      <w:r>
-        <w:rPr>
-          <w:lang w:val="es_ES" w:bidi="es_ES"/>
-        </w:rPr>
-        <w:t xml:space="preserve"> </w:t>
-      </w:r>
-      <w:r>
-        <w:rPr>
-          <w:lang w:val="es_ES" w:bidi="es_ES"/>
-        </w:rPr>
-        <w:t>6:13–14</w:t>
-      </w:r>
-      <w:r>
-        <w:rPr>
-          <w:lang w:val="es_ES" w:bidi="es_ES"/>
-        </w:rPr>
-        <w:t>). La aparición de Cristo traerá purificación (</w:t>
-      </w:r>
-      <w:r>
-        <w:rPr>
-          <w:lang w:val="es_ES" w:bidi="es_ES"/>
-        </w:rPr>
-        <w:t>2 Tm 2:19</w:t>
-      </w:r>
-      <w:r>
-        <w:rPr>
-          <w:lang w:val="es_ES" w:bidi="es_ES"/>
-        </w:rPr>
-        <w:t>), responsabilidad (</w:t>
-      </w:r>
-      <w:r>
-        <w:rPr>
-          <w:lang w:val="es_ES" w:bidi="es_ES"/>
-        </w:rPr>
-        <w:t>3:8–9</w:t>
-      </w:r>
-      <w:r>
-        <w:rPr>
-          <w:lang w:val="es_ES" w:bidi="es_ES"/>
-        </w:rPr>
-        <w:t>), salvación, reivindicación y recompensa (</w:t>
-      </w:r>
-      <w:r>
-        <w:rPr>
-          <w:lang w:val="es_ES" w:bidi="es_ES"/>
-        </w:rPr>
-        <w:t>4:8,</w:t>
-      </w:r>
-      <w:r>
-        <w:rPr>
-          <w:lang w:val="es_ES" w:bidi="es_ES"/>
-        </w:rPr>
-        <w:t>18</w:t>
-      </w:r>
-      <w:r>
-        <w:rPr>
-          <w:lang w:val="es_ES" w:bidi="es_ES"/>
-        </w:rPr>
-        <w:t xml:space="preserve">). Ver también </w:t>
-      </w:r>
-      <w:r>
-        <w:rPr>
-          <w:lang w:val="es_ES" w:bidi="es_ES"/>
-        </w:rPr>
-        <w:t>1 Co 3:10–15,</w:t>
-      </w:r>
-      <w:r>
-        <w:rPr>
-          <w:lang w:val="es_ES" w:bidi="es_ES"/>
-        </w:rPr>
-        <w:t xml:space="preserve"> </w:t>
-      </w:r>
-      <w:r>
-        <w:rPr>
-          <w:lang w:val="es_ES" w:bidi="es_ES"/>
-        </w:rPr>
-        <w:t>4:4–5;</w:t>
-      </w:r>
-      <w:r>
-        <w:rPr>
-          <w:lang w:val="es_ES" w:bidi="es_ES"/>
-        </w:rPr>
-        <w:t xml:space="preserve"> </w:t>
-      </w:r>
-      <w:r>
-        <w:rPr>
-          <w:lang w:val="es_ES" w:bidi="es_ES"/>
-        </w:rPr>
-        <w:t>2 Co 5:10</w:t>
-      </w:r>
-      <w:r>
-        <w:rPr>
-          <w:lang w:val="es_ES" w:bidi="es_ES"/>
-        </w:rPr>
-        <w:t>.</w:t>
-      </w:r>
-      <w:r>
-        <w:rPr>
-          <w:lang w:val="es_ES" w:bidi="es_ES"/>
-        </w:rPr>
-      </w:r>
-      <w:r>
-        <w:rPr>
-          <w:lang w:val="es_ES" w:bidi="es_ES"/>
-        </w:rPr>
-      </w:r>
-    </w:p>
-    <w:p>
-      <w:pPr/>
-      <w:r>
-        <w:rPr>
-          <w:lang w:val="es_ES" w:bidi="es_ES"/>
-        </w:rPr>
-      </w:r>
-    </w:p>
-    <w:p>
-      <w:pPr>
-        <w:pStyle w:val="Heading2"/>
-      </w:pPr>
-      <w:r>
-        <w:rPr>
-          <w:lang w:val="es_ES" w:bidi="es_ES"/>
-        </w:rPr>
-        <w:t>2 Timoteo 4:5</w:t>
-      </w:r>
-      <w:r>
-        <w:rPr>
-          <w:lang w:val="es_ES" w:bidi="es_ES"/>
-        </w:rPr>
-      </w:r>
-    </w:p>
-    <w:p>
-      <w:pPr/>
-      <w:r>
-        <w:rPr>
-          <w:lang w:val="es_ES" w:bidi="es_ES"/>
-        </w:rPr>
-      </w:r>
-      <w:r>
-        <w:rPr>
-          <w:lang w:val="es_ES" w:bidi="es_ES"/>
-        </w:rPr>
-        <w:t>Este cargo final resume lo que se ha mencionado anteriormente (</w:t>
-      </w:r>
-      <w:r>
-        <w:rPr>
-          <w:lang w:val="es_ES" w:bidi="es_ES"/>
-        </w:rPr>
-        <w:t>1:6–14;</w:t>
-      </w:r>
-      <w:r>
-        <w:rPr>
-          <w:lang w:val="es_ES" w:bidi="es_ES"/>
-        </w:rPr>
-        <w:t xml:space="preserve"> </w:t>
-      </w:r>
-      <w:r>
-        <w:rPr>
-          <w:lang w:val="es_ES" w:bidi="es_ES"/>
-        </w:rPr>
-        <w:t>2:1–15,</w:t>
-      </w:r>
-      <w:r>
-        <w:rPr>
-          <w:lang w:val="es_ES" w:bidi="es_ES"/>
-        </w:rPr>
-        <w:t>24–26;</w:t>
-      </w:r>
-      <w:r>
-        <w:rPr>
-          <w:lang w:val="es_ES" w:bidi="es_ES"/>
-        </w:rPr>
-        <w:t xml:space="preserve"> </w:t>
-      </w:r>
-      <w:r>
-        <w:rPr>
-          <w:lang w:val="es_ES" w:bidi="es_ES"/>
-        </w:rPr>
-        <w:t>3:12</w:t>
-      </w:r>
-      <w:r>
-        <w:rPr>
-          <w:lang w:val="es_ES" w:bidi="es_ES"/>
-        </w:rPr>
-        <w:t>).</w:t>
-      </w:r>
-      <w:r>
-        <w:rPr>
-          <w:lang w:val="es_ES" w:bidi="es_ES"/>
-        </w:rPr>
-      </w:r>
-      <w:r>
-        <w:rPr>
-          <w:lang w:val="es_ES" w:bidi="es_ES"/>
-        </w:rPr>
-      </w:r>
-    </w:p>
-    <w:p>
-      <w:pPr/>
-      <w:r>
-        <w:rPr>
-          <w:lang w:val="es_ES" w:bidi="es_ES"/>
-        </w:rPr>
-      </w:r>
-    </w:p>
-    <w:p>
-      <w:pPr>
-        <w:pStyle w:val="Heading2"/>
-      </w:pPr>
-      <w:r>
-        <w:rPr>
-          <w:lang w:val="es_ES" w:bidi="es_ES"/>
-        </w:rPr>
-        <w:t>2 Timoteo 4:5–8</w:t>
-      </w:r>
-      <w:r>
-        <w:rPr>
-          <w:lang w:val="es_ES" w:bidi="es_ES"/>
-        </w:rPr>
-      </w:r>
-    </w:p>
-    <w:p>
-      <w:pPr/>
-      <w:r>
-        <w:rPr>
-          <w:lang w:val="es_ES" w:bidi="es_ES"/>
-        </w:rPr>
-      </w:r>
-      <w:r>
-        <w:rPr>
-          <w:lang w:val="es_ES" w:bidi="es_ES"/>
-        </w:rPr>
-        <w:t xml:space="preserve">Pablo transfiere de manera efectiva el manto de liderazgo a Timoteo (cp. </w:t>
-      </w:r>
-      <w:r>
-        <w:rPr>
-          <w:lang w:val="es_ES" w:bidi="es_ES"/>
-        </w:rPr>
-        <w:t>Dt 31:7–8,</w:t>
-      </w:r>
-      <w:r>
-        <w:rPr>
-          <w:lang w:val="es_ES" w:bidi="es_ES"/>
-        </w:rPr>
-        <w:t xml:space="preserve"> </w:t>
-      </w:r>
-      <w:r>
-        <w:rPr>
-          <w:lang w:val="es_ES" w:bidi="es_ES"/>
-        </w:rPr>
-        <w:t>34:9;</w:t>
-      </w:r>
-      <w:r>
-        <w:rPr>
-          <w:lang w:val="es_ES" w:bidi="es_ES"/>
-        </w:rPr>
-        <w:t xml:space="preserve"> </w:t>
-      </w:r>
-      <w:r>
-        <w:rPr>
-          <w:lang w:val="es_ES" w:bidi="es_ES"/>
-        </w:rPr>
-        <w:t>2 Re 2:1–18</w:t>
-      </w:r>
-      <w:r>
-        <w:rPr>
-          <w:lang w:val="es_ES" w:bidi="es_ES"/>
-        </w:rPr>
-        <w:t>).</w:t>
-      </w:r>
-      <w:r>
-        <w:rPr>
-          <w:lang w:val="es_ES" w:bidi="es_ES"/>
-        </w:rPr>
-      </w:r>
-      <w:r>
-        <w:rPr>
-          <w:lang w:val="es_ES" w:bidi="es_ES"/>
-        </w:rPr>
-      </w:r>
-    </w:p>
-    <w:p>
-      <w:pPr/>
-      <w:r>
-        <w:rPr>
-          <w:lang w:val="es_ES" w:bidi="es_ES"/>
-        </w:rPr>
-      </w:r>
-    </w:p>
-    <w:p>
-      <w:pPr>
-        <w:pStyle w:val="Heading2"/>
-      </w:pPr>
-      <w:r>
-        <w:rPr>
-          <w:lang w:val="es_ES" w:bidi="es_ES"/>
-        </w:rPr>
-        <w:t>2 Timoteo 4:6</w:t>
-      </w:r>
-      <w:r>
-        <w:rPr>
-          <w:lang w:val="es_ES" w:bidi="es_ES"/>
-        </w:rPr>
-      </w:r>
-    </w:p>
-    <w:p>
-      <w:pPr/>
-      <w:r>
-        <w:rPr>
-          <w:lang w:val="es_ES" w:bidi="es_ES"/>
-        </w:rPr>
-      </w:r>
-      <w:r>
-        <w:rPr>
-          <w:lang w:val="es_ES" w:bidi="es_ES"/>
-        </w:rPr>
-        <w:t xml:space="preserve">Pablo imagina su muerte como una ofrenda de libación que se derrama a Dios (ver </w:t>
-      </w:r>
-      <w:r>
-        <w:rPr>
-          <w:lang w:val="es_ES" w:bidi="es_ES"/>
-        </w:rPr>
-        <w:t>Ex 29:40–41,</w:t>
-      </w:r>
-      <w:r>
-        <w:rPr>
-          <w:lang w:val="es_ES" w:bidi="es_ES"/>
-        </w:rPr>
-        <w:t xml:space="preserve"> </w:t>
-      </w:r>
-      <w:r>
-        <w:rPr>
-          <w:lang w:val="es_ES" w:bidi="es_ES"/>
-        </w:rPr>
-        <w:t>Lv 23:13,</w:t>
-      </w:r>
-      <w:r>
-        <w:rPr>
-          <w:lang w:val="es_ES" w:bidi="es_ES"/>
-        </w:rPr>
-        <w:t xml:space="preserve"> </w:t>
-      </w:r>
-      <w:r>
-        <w:rPr>
-          <w:lang w:val="es_ES" w:bidi="es_ES"/>
-        </w:rPr>
-        <w:t>Nm 28:7,</w:t>
-      </w:r>
-      <w:r>
-        <w:rPr>
-          <w:lang w:val="es_ES" w:bidi="es_ES"/>
-        </w:rPr>
-        <w:t xml:space="preserve"> </w:t>
-      </w:r>
-      <w:r>
-        <w:rPr>
-          <w:lang w:val="es_ES" w:bidi="es_ES"/>
-        </w:rPr>
-        <w:t>Fil 2:17</w:t>
-      </w:r>
-      <w:r>
-        <w:rPr>
-          <w:lang w:val="es_ES" w:bidi="es_ES"/>
-        </w:rPr>
-        <w:t xml:space="preserve">); esta ofrenda participa en el sacrificio mismo de Cristo (ver </w:t>
-      </w:r>
-      <w:r>
-        <w:rPr>
-          <w:lang w:val="es_ES" w:bidi="es_ES"/>
-        </w:rPr>
-        <w:t>Col 1:24,</w:t>
-      </w:r>
-      <w:r>
-        <w:rPr>
-          <w:lang w:val="es_ES" w:bidi="es_ES"/>
-        </w:rPr>
-        <w:t xml:space="preserve"> ver también </w:t>
-      </w:r>
-      <w:r>
-        <w:rPr>
-          <w:lang w:val="es_ES" w:bidi="es_ES"/>
-        </w:rPr>
-        <w:t>Ro 12:1</w:t>
-      </w:r>
-      <w:r>
-        <w:rPr>
-          <w:lang w:val="es_ES" w:bidi="es_ES"/>
-        </w:rPr>
-        <w:t>).</w:t>
-      </w:r>
-      <w:r>
-        <w:rPr>
-          <w:lang w:val="es_ES" w:bidi="es_ES"/>
-        </w:rPr>
-      </w:r>
-      <w:r>
-        <w:rPr>
-          <w:lang w:val="es_ES" w:bidi="es_ES"/>
-        </w:rPr>
-      </w:r>
-    </w:p>
-    <w:p>
-      <w:pPr/>
-      <w:r>
-        <w:rPr>
-          <w:lang w:val="es_ES" w:bidi="es_ES"/>
-        </w:rPr>
-      </w:r>
-    </w:p>
-    <w:p>
-      <w:pPr>
-        <w:pStyle w:val="Heading2"/>
-      </w:pPr>
-      <w:r>
-        <w:rPr>
-          <w:lang w:val="es_ES" w:bidi="es_ES"/>
-        </w:rPr>
-        <w:t>2 Timoteo 4:6–8</w:t>
-      </w:r>
-      <w:r>
-        <w:rPr>
-          <w:lang w:val="es_ES" w:bidi="es_ES"/>
-        </w:rPr>
-      </w:r>
-    </w:p>
-    <w:p>
-      <w:pPr/>
-      <w:r>
-        <w:rPr>
-          <w:lang w:val="es_ES" w:bidi="es_ES"/>
-        </w:rPr>
-      </w:r>
-      <w:r>
-        <w:rPr>
-          <w:lang w:val="es_ES" w:bidi="es_ES"/>
-        </w:rPr>
-        <w:t>La fidelidad, la reivindicación y la recompensa de Pablo son un modelo y un desafío para otros, particularmente para Timoteo, a seguir el ejemplo de Pablo después de su partida.</w:t>
-      </w:r>
-      <w:r>
-        <w:rPr>
-          <w:lang w:val="es_ES" w:bidi="es_ES"/>
-        </w:rPr>
-      </w:r>
-      <w:r>
-        <w:rPr>
-          <w:lang w:val="es_ES" w:bidi="es_ES"/>
-        </w:rPr>
-      </w:r>
-    </w:p>
-    <w:p>
-      <w:pPr/>
-      <w:r>
-        <w:rPr>
-          <w:lang w:val="es_ES" w:bidi="es_ES"/>
-        </w:rPr>
-      </w:r>
-    </w:p>
-    <w:p>
-      <w:pPr>
-        <w:pStyle w:val="Heading2"/>
-      </w:pPr>
-      <w:r>
-        <w:rPr>
-          <w:lang w:val="es_ES" w:bidi="es_ES"/>
-        </w:rPr>
-        <w:t>2 Timoteo 4:7</w:t>
-      </w:r>
-      <w:r>
-        <w:rPr>
-          <w:lang w:val="es_ES" w:bidi="es_ES"/>
-        </w:rPr>
-      </w:r>
-    </w:p>
-    <w:p>
-      <w:pPr/>
-      <w:r>
-        <w:rPr>
-          <w:lang w:val="es_ES" w:bidi="es_ES"/>
-        </w:rPr>
-      </w:r>
-      <w:r>
-        <w:rPr>
-          <w:lang w:val="es_ES" w:bidi="es_ES"/>
-        </w:rPr>
-        <w:t xml:space="preserve">Pablo había sido fiel a la confianza que se le había otorgado (ver notas de estudio en </w:t>
-      </w:r>
-      <w:r>
-        <w:rPr>
-          <w:lang w:val="es_ES" w:bidi="es_ES"/>
-        </w:rPr>
-        <w:t>1:12</w:t>
-      </w:r>
-      <w:r>
-        <w:rPr>
-          <w:lang w:val="es_ES" w:bidi="es_ES"/>
-        </w:rPr>
-        <w:t xml:space="preserve">; </w:t>
-      </w:r>
-      <w:r>
-        <w:rPr>
-          <w:lang w:val="es_ES" w:bidi="es_ES"/>
-        </w:rPr>
-        <w:t>1 Tm 6:20</w:t>
-      </w:r>
-      <w:r>
-        <w:rPr>
-          <w:lang w:val="es_ES" w:bidi="es_ES"/>
-        </w:rPr>
-        <w:t xml:space="preserve">; cp. </w:t>
-      </w:r>
-      <w:r>
-        <w:rPr>
-          <w:lang w:val="es_ES" w:bidi="es_ES"/>
-        </w:rPr>
-        <w:t>Hc 20:24</w:t>
-      </w:r>
-      <w:r>
-        <w:rPr>
-          <w:lang w:val="es_ES" w:bidi="es_ES"/>
-        </w:rPr>
-        <w:t xml:space="preserve">). Él había preservado la integridad de la fe cristiana y deseaba que Timoteo siguiera su ejemplo (ver </w:t>
-      </w:r>
-      <w:r>
-        <w:rPr>
-          <w:lang w:val="es_ES" w:bidi="es_ES"/>
-        </w:rPr>
-        <w:t>2 Tm 2:3–7;</w:t>
-      </w:r>
-      <w:r>
-        <w:rPr>
-          <w:lang w:val="es_ES" w:bidi="es_ES"/>
-        </w:rPr>
-        <w:t xml:space="preserve"> </w:t>
-      </w:r>
-      <w:r>
-        <w:rPr>
-          <w:lang w:val="es_ES" w:bidi="es_ES"/>
-        </w:rPr>
-        <w:t>1 Tm 1:18,</w:t>
-      </w:r>
-      <w:r>
-        <w:rPr>
-          <w:lang w:val="es_ES" w:bidi="es_ES"/>
-        </w:rPr>
-        <w:t xml:space="preserve"> </w:t>
-      </w:r>
-      <w:r>
-        <w:rPr>
-          <w:lang w:val="es_ES" w:bidi="es_ES"/>
-        </w:rPr>
-        <w:t>6:12;</w:t>
-      </w:r>
-      <w:r>
-        <w:rPr>
-          <w:lang w:val="es_ES" w:bidi="es_ES"/>
-        </w:rPr>
-        <w:t xml:space="preserve"> cp. </w:t>
-      </w:r>
-      <w:r>
-        <w:rPr>
-          <w:lang w:val="es_ES" w:bidi="es_ES"/>
-        </w:rPr>
-        <w:t>Ro 15:30–31;</w:t>
-      </w:r>
-      <w:r>
-        <w:rPr>
-          <w:lang w:val="es_ES" w:bidi="es_ES"/>
-        </w:rPr>
-        <w:t xml:space="preserve"> </w:t>
-      </w:r>
-      <w:r>
-        <w:rPr>
-          <w:lang w:val="es_ES" w:bidi="es_ES"/>
-        </w:rPr>
-        <w:t>1 Co 9:25–27;</w:t>
-      </w:r>
-      <w:r>
-        <w:rPr>
-          <w:lang w:val="es_ES" w:bidi="es_ES"/>
-        </w:rPr>
-        <w:t xml:space="preserve"> </w:t>
-      </w:r>
-      <w:r>
-        <w:rPr>
-          <w:lang w:val="es_ES" w:bidi="es_ES"/>
-        </w:rPr>
-        <w:t>Hb 12:1;</w:t>
-      </w:r>
-      <w:r>
-        <w:rPr>
-          <w:lang w:val="es_ES" w:bidi="es_ES"/>
-        </w:rPr>
-        <w:t xml:space="preserve"> </w:t>
-      </w:r>
-      <w:r>
-        <w:rPr>
-          <w:lang w:val="es_ES" w:bidi="es_ES"/>
-        </w:rPr>
-        <w:t>Jd 1:3</w:t>
-      </w:r>
-      <w:r>
-        <w:rPr>
-          <w:lang w:val="es_ES" w:bidi="es_ES"/>
-        </w:rPr>
-        <w:t>).</w:t>
-      </w:r>
-      <w:r>
-        <w:rPr>
-          <w:lang w:val="es_ES" w:bidi="es_ES"/>
-        </w:rPr>
-      </w:r>
-      <w:r>
-        <w:rPr>
-          <w:lang w:val="es_ES" w:bidi="es_ES"/>
-        </w:rPr>
-      </w:r>
-    </w:p>
-    <w:p>
-      <w:pPr/>
-      <w:r>
-        <w:rPr>
-          <w:lang w:val="es_ES" w:bidi="es_ES"/>
-        </w:rPr>
-      </w:r>
-    </w:p>
-    <w:p>
-      <w:pPr>
-        <w:pStyle w:val="Heading2"/>
-      </w:pPr>
-      <w:r>
-        <w:rPr>
-          <w:lang w:val="es_ES" w:bidi="es_ES"/>
-        </w:rPr>
-        <w:t>2 Timoteo 4:8</w:t>
-      </w:r>
-      <w:r>
-        <w:rPr>
-          <w:lang w:val="es_ES" w:bidi="es_ES"/>
-        </w:rPr>
-      </w:r>
-    </w:p>
-    <w:p>
-      <w:pPr/>
-      <w:r>
-        <w:rPr>
-          <w:lang w:val="es_ES" w:bidi="es_ES"/>
-        </w:rPr>
-      </w:r>
-      <w:r>
-        <w:rPr>
-          <w:lang w:val="es_ES" w:bidi="es_ES"/>
-        </w:rPr>
-        <w:t>"Por lo demás, me está guardada"</w:t>
-      </w:r>
-      <w:r>
-        <w:rPr>
-          <w:lang w:val="es_ES" w:bidi="es_ES"/>
-        </w:rPr>
-        <w:t xml:space="preserve">: la corona del vencedor (ver también </w:t>
-      </w:r>
-      <w:r>
-        <w:rPr>
-          <w:lang w:val="es_ES" w:bidi="es_ES"/>
-        </w:rPr>
-        <w:t>St 1:12;</w:t>
-      </w:r>
-      <w:r>
-        <w:rPr>
-          <w:lang w:val="es_ES" w:bidi="es_ES"/>
-        </w:rPr>
-        <w:t xml:space="preserve"> </w:t>
-      </w:r>
-      <w:r>
-        <w:rPr>
-          <w:lang w:val="es_ES" w:bidi="es_ES"/>
-        </w:rPr>
-        <w:t>1 Pe 5:4;</w:t>
-      </w:r>
-      <w:r>
-        <w:rPr>
-          <w:lang w:val="es_ES" w:bidi="es_ES"/>
-        </w:rPr>
-        <w:t xml:space="preserve"> </w:t>
-      </w:r>
-      <w:r>
-        <w:rPr>
-          <w:lang w:val="es_ES" w:bidi="es_ES"/>
-        </w:rPr>
-        <w:t>Ap 2:10,</w:t>
-      </w:r>
-      <w:r>
-        <w:rPr>
-          <w:lang w:val="es_ES" w:bidi="es_ES"/>
-        </w:rPr>
-        <w:t xml:space="preserve"> </w:t>
-      </w:r>
-      <w:r>
-        <w:rPr>
-          <w:lang w:val="es_ES" w:bidi="es_ES"/>
-        </w:rPr>
-        <w:t>3:11</w:t>
-      </w:r>
-      <w:r>
-        <w:rPr>
-          <w:lang w:val="es_ES" w:bidi="es_ES"/>
-        </w:rPr>
-        <w:t xml:space="preserve">). • Si vivimos con la esperanza de que Cristo realmente vuelva, podemos esperar su aparición (ver </w:t>
-      </w:r>
-      <w:r>
-        <w:rPr>
-          <w:lang w:val="es_ES" w:bidi="es_ES"/>
-        </w:rPr>
-        <w:t>1 Tm 6:14</w:t>
-      </w:r>
-      <w:r>
-        <w:rPr>
-          <w:lang w:val="es_ES" w:bidi="es_ES"/>
-        </w:rPr>
-        <w:t>) para establecer su reino (</w:t>
-      </w:r>
-      <w:r>
-        <w:rPr>
-          <w:lang w:val="es_ES" w:bidi="es_ES"/>
-        </w:rPr>
-        <w:t>2 Tm 4:1</w:t>
-      </w:r>
-      <w:r>
-        <w:rPr>
-          <w:lang w:val="es_ES" w:bidi="es_ES"/>
-        </w:rPr>
-        <w:t>). Si no seguimos los mandamientos de Cristo, no podemos esperar su venida como juez y rey.</w:t>
-      </w:r>
-      <w:r>
-        <w:rPr>
-          <w:lang w:val="es_ES" w:bidi="es_ES"/>
-        </w:rPr>
-      </w:r>
-      <w:r>
-        <w:rPr>
-          <w:lang w:val="es_ES" w:bidi="es_ES"/>
-        </w:rPr>
-      </w:r>
-    </w:p>
-    <w:p>
-      <w:pPr/>
-      <w:r>
-        <w:rPr>
-          <w:lang w:val="es_ES" w:bidi="es_ES"/>
-        </w:rPr>
-      </w:r>
-    </w:p>
-    <w:p>
-      <w:pPr>
-        <w:pStyle w:val="Heading2"/>
-      </w:pPr>
-      <w:r>
-        <w:rPr>
-          <w:lang w:val="es_ES" w:bidi="es_ES"/>
-        </w:rPr>
-        <w:t>2 Timoteo 4:9</w:t>
-      </w:r>
-      <w:r>
-        <w:rPr>
-          <w:lang w:val="es_ES" w:bidi="es_ES"/>
-        </w:rPr>
-      </w:r>
-    </w:p>
-    <w:p>
-      <w:pPr/>
-      <w:r>
-        <w:rPr>
-          <w:lang w:val="es_ES" w:bidi="es_ES"/>
-        </w:rPr>
-      </w:r>
-      <w:r>
-        <w:rPr>
-          <w:lang w:val="es_ES" w:bidi="es_ES"/>
-        </w:rPr>
-        <w:t xml:space="preserve">Pablo hace una convocatoria explícita para que Timoteo vaya a Roma (ver </w:t>
-      </w:r>
-      <w:r>
-        <w:rPr>
-          <w:lang w:val="es_ES" w:bidi="es_ES"/>
-        </w:rPr>
-        <w:t>1:4</w:t>
-      </w:r>
-      <w:r>
-        <w:rPr>
-          <w:lang w:val="es_ES" w:bidi="es_ES"/>
-        </w:rPr>
-        <w:t>).</w:t>
-      </w:r>
-      <w:r>
-        <w:rPr>
-          <w:lang w:val="es_ES" w:bidi="es_ES"/>
-        </w:rPr>
-      </w:r>
-      <w:r>
-        <w:rPr>
-          <w:lang w:val="es_ES" w:bidi="es_ES"/>
-        </w:rPr>
-      </w:r>
-    </w:p>
-    <w:p>
-      <w:pPr/>
-      <w:r>
-        <w:rPr>
-          <w:lang w:val="es_ES" w:bidi="es_ES"/>
-        </w:rPr>
-      </w:r>
-    </w:p>
-    <w:p>
-      <w:pPr>
-        <w:pStyle w:val="Heading2"/>
-      </w:pPr>
-      <w:r>
-        <w:rPr>
-          <w:lang w:val="es_ES" w:bidi="es_ES"/>
-        </w:rPr>
-        <w:t>2 Timoteo 4:10</w:t>
-      </w:r>
-      <w:r>
-        <w:rPr>
-          <w:lang w:val="es_ES" w:bidi="es_ES"/>
-        </w:rPr>
-      </w:r>
-    </w:p>
-    <w:p>
-      <w:pPr/>
-      <w:r>
-        <w:rPr>
-          <w:lang w:val="es_ES" w:bidi="es_ES"/>
-        </w:rPr>
-      </w:r>
-      <w:r>
-        <w:rPr>
-          <w:lang w:val="es_ES" w:bidi="es_ES"/>
-        </w:rPr>
-        <w:t xml:space="preserve">"Demas": ver </w:t>
-      </w:r>
-      <w:r>
-        <w:rPr>
-          <w:lang w:val="es_ES" w:bidi="es_ES"/>
-        </w:rPr>
-        <w:t>Col 4:14,</w:t>
-      </w:r>
-      <w:r>
-        <w:rPr>
-          <w:lang w:val="es_ES" w:bidi="es_ES"/>
-        </w:rPr>
-        <w:t xml:space="preserve"> </w:t>
-      </w:r>
-      <w:r>
-        <w:rPr>
-          <w:lang w:val="es_ES" w:bidi="es_ES"/>
-        </w:rPr>
-        <w:t>Flm 1:24</w:t>
-      </w:r>
-      <w:r>
-        <w:rPr>
-          <w:lang w:val="es_ES" w:bidi="es_ES"/>
-        </w:rPr>
-        <w:t xml:space="preserve">. • "desamparado": ver también </w:t>
-      </w:r>
-      <w:r>
-        <w:rPr>
-          <w:lang w:val="es_ES" w:bidi="es_ES"/>
-        </w:rPr>
-        <w:t>2 Tm 4:16–17,</w:t>
-      </w:r>
-      <w:r>
-        <w:rPr>
-          <w:lang w:val="es_ES" w:bidi="es_ES"/>
-        </w:rPr>
-        <w:t xml:space="preserve"> cp. </w:t>
-      </w:r>
-      <w:r>
-        <w:rPr>
-          <w:lang w:val="es_ES" w:bidi="es_ES"/>
-        </w:rPr>
-        <w:t>Sal 22:1,</w:t>
-      </w:r>
-      <w:r>
-        <w:rPr>
-          <w:lang w:val="es_ES" w:bidi="es_ES"/>
-        </w:rPr>
-        <w:t xml:space="preserve"> </w:t>
-      </w:r>
-      <w:r>
-        <w:rPr>
-          <w:lang w:val="es_ES" w:bidi="es_ES"/>
-        </w:rPr>
-        <w:t>Mc 15:34</w:t>
-      </w:r>
-      <w:r>
-        <w:rPr>
-          <w:lang w:val="es_ES" w:bidi="es_ES"/>
-        </w:rPr>
-        <w:t>. • Amar las cosas de esta vida contrasta con la anticipación del regreso glorioso de Cristo (</w:t>
-      </w:r>
-      <w:r>
-        <w:rPr>
-          <w:lang w:val="es_ES" w:bidi="es_ES"/>
-        </w:rPr>
-        <w:t>2 Tm 4:8</w:t>
-      </w:r>
-      <w:r>
-        <w:rPr>
-          <w:lang w:val="es_ES" w:bidi="es_ES"/>
-        </w:rPr>
-        <w:t xml:space="preserve">). • </w:t>
-      </w:r>
-      <w:r>
-        <w:rPr>
-          <w:lang w:val="es_ES" w:bidi="es_ES"/>
-        </w:rPr>
-        <w:t>Crescente</w:t>
-      </w:r>
-      <w:r>
-        <w:rPr>
-          <w:lang w:val="es_ES" w:bidi="es_ES"/>
-        </w:rPr>
-        <w:t xml:space="preserve"> es prácticamente desconocido; su ausencia y la de Tito parecen haber intensificado el aislamiento de Pablo. • Tito fue un colaborador eficaz y confiable de Pablo. Quizás había ido a Dalmacia (al noroeste de la Grecia moderna) en una misión para Pablo.</w:t>
-      </w:r>
-      <w:r>
-        <w:rPr>
-          <w:lang w:val="es_ES" w:bidi="es_ES"/>
-        </w:rPr>
-      </w:r>
-      <w:r>
-        <w:rPr>
-          <w:lang w:val="es_ES" w:bidi="es_ES"/>
-        </w:rPr>
-      </w:r>
-    </w:p>
-    <w:p>
-      <w:pPr/>
-      <w:r>
-        <w:rPr>
-          <w:lang w:val="es_ES" w:bidi="es_ES"/>
-        </w:rPr>
-      </w:r>
-    </w:p>
-    <w:p>
-      <w:pPr>
-        <w:pStyle w:val="Heading2"/>
-      </w:pPr>
-      <w:r>
-        <w:rPr>
-          <w:lang w:val="es_ES" w:bidi="es_ES"/>
-        </w:rPr>
-        <w:t>2 Timoteo 4:11</w:t>
-      </w:r>
-      <w:r>
-        <w:rPr>
-          <w:lang w:val="es_ES" w:bidi="es_ES"/>
-        </w:rPr>
-      </w:r>
-    </w:p>
-    <w:p>
-      <w:pPr/>
-      <w:r>
-        <w:rPr>
-          <w:lang w:val="es_ES" w:bidi="es_ES"/>
-        </w:rPr>
-      </w:r>
-      <w:r>
-        <w:rPr>
-          <w:lang w:val="es_ES" w:bidi="es_ES"/>
-        </w:rPr>
-        <w:t>Lucas</w:t>
-      </w:r>
-      <w:r>
-        <w:rPr>
-          <w:i/>
-          <w:lang w:val="es_ES" w:bidi="es_ES"/>
-        </w:rPr>
-        <w:t>,</w:t>
-      </w:r>
-      <w:r>
-        <w:rPr>
-          <w:lang w:val="es_ES" w:bidi="es_ES"/>
-        </w:rPr>
-        <w:t xml:space="preserve"> el autor de Lucas y Hechos, acompañó a Pablo en sus viajes en varias ocasiones. A menudo se supone que Lucas estaba con Pablo como su médico (</w:t>
-      </w:r>
-      <w:r>
-        <w:rPr>
-          <w:lang w:val="es_ES" w:bidi="es_ES"/>
-        </w:rPr>
-        <w:t>Col 4:14</w:t>
-      </w:r>
-      <w:r>
-        <w:rPr>
-          <w:lang w:val="es_ES" w:bidi="es_ES"/>
-        </w:rPr>
-        <w:t xml:space="preserve">). Lucas fue el único de los colaboradores de Pablo que estuvo presente con él de manera continua. Por eso, Pablo deseaba que Timoteo viniera rápidamente. • "Marcos": La evaluación de Pablo de que le sería útil nos cuenta subre una historia de perdón y redención (ver </w:t>
-      </w:r>
-      <w:r>
-        <w:rPr>
-          <w:lang w:val="es_ES" w:bidi="es_ES"/>
-        </w:rPr>
-        <w:t>Hc 13:13,</w:t>
-      </w:r>
-      <w:r>
-        <w:rPr>
-          <w:lang w:val="es_ES" w:bidi="es_ES"/>
-        </w:rPr>
-        <w:t xml:space="preserve"> </w:t>
-      </w:r>
-      <w:r>
-        <w:rPr>
-          <w:lang w:val="es_ES" w:bidi="es_ES"/>
-        </w:rPr>
-        <w:t>15:36–40</w:t>
-      </w:r>
-      <w:r>
-        <w:rPr>
-          <w:lang w:val="es_ES" w:bidi="es_ES"/>
-        </w:rPr>
-        <w:t xml:space="preserve">; ver también </w:t>
-      </w:r>
-      <w:r>
-        <w:rPr>
-          <w:lang w:val="es_ES" w:bidi="es_ES"/>
-        </w:rPr>
-        <w:t>Col 4:10;</w:t>
-      </w:r>
-      <w:r>
-        <w:rPr>
-          <w:lang w:val="es_ES" w:bidi="es_ES"/>
-        </w:rPr>
-        <w:t xml:space="preserve"> </w:t>
-      </w:r>
-      <w:r>
-        <w:rPr>
-          <w:lang w:val="es_ES" w:bidi="es_ES"/>
-        </w:rPr>
-        <w:t>Flm 1:24</w:t>
-      </w:r>
-      <w:r>
-        <w:rPr>
-          <w:lang w:val="es_ES" w:bidi="es_ES"/>
-        </w:rPr>
-        <w:t>).</w:t>
-      </w:r>
-      <w:r>
-        <w:rPr>
-          <w:lang w:val="es_ES" w:bidi="es_ES"/>
-        </w:rPr>
-      </w:r>
-      <w:r>
-        <w:rPr>
-          <w:lang w:val="es_ES" w:bidi="es_ES"/>
-        </w:rPr>
-      </w:r>
-    </w:p>
-    <w:p>
-      <w:pPr/>
-      <w:r>
-        <w:rPr>
-          <w:lang w:val="es_ES" w:bidi="es_ES"/>
-        </w:rPr>
-      </w:r>
-    </w:p>
-    <w:p>
-      <w:pPr>
-        <w:pStyle w:val="Heading2"/>
-      </w:pPr>
-      <w:r>
-        <w:rPr>
-          <w:lang w:val="es_ES" w:bidi="es_ES"/>
-        </w:rPr>
-        <w:t>2 Timoteo 4:12</w:t>
-      </w:r>
-      <w:r>
-        <w:rPr>
-          <w:lang w:val="es_ES" w:bidi="es_ES"/>
-        </w:rPr>
-      </w:r>
-    </w:p>
-    <w:p>
-      <w:pPr/>
-      <w:r>
-        <w:rPr>
-          <w:lang w:val="es_ES" w:bidi="es_ES"/>
-        </w:rPr>
-      </w:r>
-      <w:r>
-        <w:rPr>
-          <w:lang w:val="es_ES" w:bidi="es_ES"/>
-        </w:rPr>
-        <w:t>Tychîco</w:t>
-      </w:r>
-      <w:r>
-        <w:rPr>
-          <w:lang w:val="es_ES" w:bidi="es_ES"/>
-        </w:rPr>
-        <w:t xml:space="preserve"> aparentemente era un griego (como se sugiere en </w:t>
-      </w:r>
-      <w:r>
-        <w:rPr>
-          <w:lang w:val="es_ES" w:bidi="es_ES"/>
-        </w:rPr>
-        <w:t>Col 4:7–8,</w:t>
-      </w:r>
-      <w:r>
-        <w:rPr>
-          <w:lang w:val="es_ES" w:bidi="es_ES"/>
-        </w:rPr>
-        <w:t>10–11</w:t>
-      </w:r>
-      <w:r>
-        <w:rPr>
-          <w:lang w:val="es_ES" w:bidi="es_ES"/>
-        </w:rPr>
-        <w:t xml:space="preserve">) de Asia Menor (ver también </w:t>
-      </w:r>
-      <w:r>
-        <w:rPr>
-          <w:lang w:val="es_ES" w:bidi="es_ES"/>
-        </w:rPr>
-        <w:t>Hc 20:4,</w:t>
-      </w:r>
-      <w:r>
-        <w:rPr>
-          <w:lang w:val="es_ES" w:bidi="es_ES"/>
-        </w:rPr>
-        <w:t xml:space="preserve"> </w:t>
-      </w:r>
-      <w:r>
-        <w:rPr>
-          <w:lang w:val="es_ES" w:bidi="es_ES"/>
-        </w:rPr>
-        <w:t>Ef 6:21–22,</w:t>
-      </w:r>
-      <w:r>
-        <w:rPr>
-          <w:lang w:val="es_ES" w:bidi="es_ES"/>
-        </w:rPr>
-        <w:t xml:space="preserve"> </w:t>
-      </w:r>
-      <w:r>
-        <w:rPr>
-          <w:lang w:val="es_ES" w:bidi="es_ES"/>
-        </w:rPr>
-        <w:t>Col 4:7–8,</w:t>
-      </w:r>
-      <w:r>
-        <w:rPr>
-          <w:lang w:val="es_ES" w:bidi="es_ES"/>
-        </w:rPr>
-        <w:t xml:space="preserve"> </w:t>
-      </w:r>
-      <w:r>
-        <w:rPr>
-          <w:lang w:val="es_ES" w:bidi="es_ES"/>
-        </w:rPr>
-        <w:t>Tt 3:12</w:t>
-      </w:r>
-      <w:r>
-        <w:rPr>
-          <w:lang w:val="es_ES" w:bidi="es_ES"/>
-        </w:rPr>
-        <w:t xml:space="preserve">). Posiblemente iba a Éfeso para entregar esta carta y reemplazar a Timoteo (suponiendo que Timoteo estaba en Éfeso; ver notas de estudio en </w:t>
-      </w:r>
-      <w:r>
-        <w:rPr>
-          <w:lang w:val="es_ES" w:bidi="es_ES"/>
-        </w:rPr>
-        <w:t>2 Tm 4:13</w:t>
-      </w:r>
-      <w:r>
-        <w:rPr>
-          <w:lang w:val="es_ES" w:bidi="es_ES"/>
-        </w:rPr>
-        <w:t>,</w:t>
-      </w:r>
-      <w:r>
-        <w:rPr>
-          <w:lang w:val="es_ES" w:bidi="es_ES"/>
-        </w:rPr>
-        <w:t>19</w:t>
-      </w:r>
-      <w:r>
-        <w:rPr>
-          <w:lang w:val="es_ES" w:bidi="es_ES"/>
-        </w:rPr>
-        <w:t>).</w:t>
-      </w:r>
-      <w:r>
-        <w:rPr>
-          <w:lang w:val="es_ES" w:bidi="es_ES"/>
-        </w:rPr>
-      </w:r>
-      <w:r>
-        <w:rPr>
-          <w:lang w:val="es_ES" w:bidi="es_ES"/>
-        </w:rPr>
-      </w:r>
-    </w:p>
-    <w:p>
-      <w:pPr/>
-      <w:r>
-        <w:rPr>
-          <w:lang w:val="es_ES" w:bidi="es_ES"/>
-        </w:rPr>
-      </w:r>
-    </w:p>
-    <w:p>
-      <w:pPr>
-        <w:pStyle w:val="Heading2"/>
-      </w:pPr>
-      <w:r>
-        <w:rPr>
-          <w:lang w:val="es_ES" w:bidi="es_ES"/>
-        </w:rPr>
-        <w:t>2 Timoteo 4:13</w:t>
-      </w:r>
-      <w:r>
-        <w:rPr>
-          <w:lang w:val="es_ES" w:bidi="es_ES"/>
-        </w:rPr>
-      </w:r>
-    </w:p>
-    <w:p>
-      <w:pPr/>
-      <w:r>
-        <w:rPr>
-          <w:lang w:val="es_ES" w:bidi="es_ES"/>
-        </w:rPr>
-      </w:r>
-      <w:r>
-        <w:rPr>
-          <w:lang w:val="es_ES" w:bidi="es_ES"/>
-        </w:rPr>
-        <w:t>El arresto y traslado de Pablo a Roma aparentemente no le permitió recoger sus pertenencias. • "</w:t>
-      </w:r>
-      <w:r>
-        <w:rPr>
-          <w:lang w:val="es_ES" w:bidi="es_ES"/>
-        </w:rPr>
-        <w:t>el capote" (o abrigo)</w:t>
-      </w:r>
-      <w:r>
-        <w:rPr>
-          <w:lang w:val="es_ES" w:bidi="es_ES"/>
-        </w:rPr>
-        <w:t>: se acercaba el invierno (</w:t>
-      </w:r>
-      <w:r>
-        <w:rPr>
-          <w:lang w:val="es_ES" w:bidi="es_ES"/>
-        </w:rPr>
-        <w:t>4:21</w:t>
-      </w:r>
-      <w:r>
-        <w:rPr>
-          <w:lang w:val="es_ES" w:bidi="es_ES"/>
-        </w:rPr>
-        <w:t>). • Carpo podría haber sido el anfitrión de Pablo en Troas. La referencia a Troas implica que Timoteo todavía estaba en Éfeso y viajaría a través de Troas, una ciudad portuaria. • "</w:t>
-      </w:r>
-      <w:r>
-        <w:rPr>
-          <w:lang w:val="es_ES" w:bidi="es_ES"/>
-        </w:rPr>
-        <w:t>los libros, mayormente los pergaminos"</w:t>
-      </w:r>
-      <w:r>
-        <w:rPr>
-          <w:lang w:val="es_ES" w:bidi="es_ES"/>
-        </w:rPr>
-        <w:t>: estos escritos podrían haber incluido las Escrituras, notas personales, cartas dirigidas a Pablo, copias de las propias cartas de Pablo y otros materiales cristianos y judíos.</w:t>
-      </w:r>
-      <w:r>
-        <w:rPr>
-          <w:lang w:val="es_ES" w:bidi="es_ES"/>
-        </w:rPr>
-      </w:r>
-      <w:r>
-        <w:rPr>
-          <w:lang w:val="es_ES" w:bidi="es_ES"/>
-        </w:rPr>
-      </w:r>
-    </w:p>
-    <w:p>
-      <w:pPr/>
-      <w:r>
-        <w:rPr>
-          <w:lang w:val="es_ES" w:bidi="es_ES"/>
-        </w:rPr>
-      </w:r>
-    </w:p>
-    <w:p>
-      <w:pPr>
-        <w:pStyle w:val="Heading2"/>
-      </w:pPr>
-      <w:r>
-        <w:rPr>
-          <w:lang w:val="es_ES" w:bidi="es_ES"/>
-        </w:rPr>
-        <w:t>2 Timoteo 4:14</w:t>
-      </w:r>
-      <w:r>
-        <w:rPr>
-          <w:lang w:val="es_ES" w:bidi="es_ES"/>
-        </w:rPr>
-      </w:r>
-    </w:p>
-    <w:p>
-      <w:pPr/>
-      <w:r>
-        <w:rPr>
-          <w:lang w:val="es_ES" w:bidi="es_ES"/>
-        </w:rPr>
-      </w:r>
-      <w:r>
-        <w:rPr>
-          <w:lang w:val="es_ES" w:bidi="es_ES"/>
-        </w:rPr>
-        <w:t xml:space="preserve">Alejandro era un nombre común (cp. </w:t>
-      </w:r>
-      <w:r>
-        <w:rPr>
-          <w:lang w:val="es_ES" w:bidi="es_ES"/>
-        </w:rPr>
-        <w:t>Mc 15:21;</w:t>
-      </w:r>
-      <w:r>
-        <w:rPr>
-          <w:lang w:val="es_ES" w:bidi="es_ES"/>
-        </w:rPr>
-        <w:t xml:space="preserve"> </w:t>
-      </w:r>
-      <w:r>
-        <w:rPr>
-          <w:lang w:val="es_ES" w:bidi="es_ES"/>
-        </w:rPr>
-        <w:t>Hc 4:6,</w:t>
-      </w:r>
-      <w:r>
-        <w:rPr>
-          <w:lang w:val="es_ES" w:bidi="es_ES"/>
-        </w:rPr>
-        <w:t xml:space="preserve"> </w:t>
-      </w:r>
-      <w:r>
-        <w:rPr>
-          <w:lang w:val="es_ES" w:bidi="es_ES"/>
-        </w:rPr>
-        <w:t>19:33</w:t>
-      </w:r>
-      <w:r>
-        <w:rPr>
-          <w:lang w:val="es_ES" w:bidi="es_ES"/>
-        </w:rPr>
-        <w:t xml:space="preserve">). Alejandro el calderero probablemente era la misma persona mencionada en </w:t>
-      </w:r>
-      <w:r>
-        <w:rPr>
-          <w:lang w:val="es_ES" w:bidi="es_ES"/>
-        </w:rPr>
-        <w:t>1 Tm 1:20</w:t>
-      </w:r>
-      <w:r>
-        <w:rPr>
-          <w:lang w:val="es_ES" w:bidi="es_ES"/>
-        </w:rPr>
-        <w:t>. • "me ha causado muchos males": aparentemente hizo más que simplemente oponerse a las enseñanzas de Pablo. Quizás tuvo algo que ver con el arresto de Pablo.</w:t>
-      </w:r>
-      <w:r>
-        <w:rPr>
-          <w:lang w:val="es_ES" w:bidi="es_ES"/>
-        </w:rPr>
-      </w:r>
-      <w:r>
-        <w:rPr>
-          <w:lang w:val="es_ES" w:bidi="es_ES"/>
-        </w:rPr>
-      </w:r>
-    </w:p>
-    <w:p>
-      <w:pPr/>
-      <w:r>
-        <w:rPr>
-          <w:lang w:val="es_ES" w:bidi="es_ES"/>
-        </w:rPr>
-      </w:r>
-    </w:p>
-    <w:p>
-      <w:pPr>
-        <w:pStyle w:val="Heading2"/>
-      </w:pPr>
-      <w:r>
-        <w:rPr>
-          <w:lang w:val="es_ES" w:bidi="es_ES"/>
-        </w:rPr>
         <w:t>2 Timoteo 4:16</w:t>
       </w:r>
       <w:r>
@@ -6896,19 +6872,7 @@
         <w:rPr>
           <w:lang w:val="es_ES" w:bidi="es_ES"/>
         </w:rPr>
-        <w:t xml:space="preserve">; ver </w:t>
-      </w:r>
-      <w:r>
-        <w:rPr>
-          <w:lang w:val="es_ES" w:bidi="es_ES"/>
-        </w:rPr>
-        <w:t>Introducción al Libro de 2 Timoteo</w:t>
-      </w:r>
-      <w:r>
-        <w:rPr>
-          <w:lang w:val="es_ES" w:bidi="es_ES"/>
-        </w:rPr>
-        <w:t xml:space="preserve">, “fecha de escritura”). • </w:t>
+        <w:t xml:space="preserve">; ver Introducción al Libro de 2 Timoteo, “fecha de escritura”). • </w:t>
       </w:r>
       <w:r>
         <w:rPr>
